--- a/docs/周报和项目总结报告/项目总结报告/四qu战车小组+黄钧+2024302131066+实训个人总结 高级项目实践.docx
+++ b/docs/周报和项目总结报告/项目总结报告/四qu战车小组+黄钧+2024302131066+实训个人总结 高级项目实践.docx
@@ -643,11 +643,54 @@
             </w:pPr>
             <w:r>
               <w:rPr>
+                <w:rFonts w:hint="eastAsia" w:ascii="宋体" w:hAnsi="宋体" w:eastAsia="宋体" w:cs="宋体"/>
+                <w:sz w:val="24"/>
+                <w:szCs w:val="24"/>
+                <w:lang w:val="en-US" w:eastAsia="zh-CN"/>
+              </w:rPr>
+              <w:t>在实训中，我们</w:t>
+            </w:r>
+            <w:r>
+              <w:rPr>
                 <w:rFonts w:ascii="宋体" w:hAnsi="宋体" w:eastAsia="宋体" w:cs="宋体"/>
                 <w:sz w:val="24"/>
                 <w:szCs w:val="24"/>
               </w:rPr>
-              <w:t>本次高级项目实践以企业人力资源管理场景为背景，开发TalentFlow企业人力资源管理Agent系统。</w:t>
+              <w:t>以企业人力资源管理场景为背景，</w:t>
+            </w:r>
+            <w:r>
+              <w:rPr>
+                <w:rFonts w:hint="eastAsia" w:ascii="宋体" w:hAnsi="宋体" w:eastAsia="宋体" w:cs="宋体"/>
+                <w:sz w:val="24"/>
+                <w:szCs w:val="24"/>
+                <w:lang w:val="en-US" w:eastAsia="zh-CN"/>
+              </w:rPr>
+              <w:t>定下了</w:t>
+            </w:r>
+            <w:r>
+              <w:rPr>
+                <w:rFonts w:ascii="宋体" w:hAnsi="宋体" w:eastAsia="宋体" w:cs="宋体"/>
+                <w:sz w:val="24"/>
+                <w:szCs w:val="24"/>
+              </w:rPr>
+              <w:t>开发TalentFlow企业人力资源管理Agent系统</w:t>
+            </w:r>
+            <w:r>
+              <w:rPr>
+                <w:rFonts w:hint="eastAsia" w:ascii="宋体" w:hAnsi="宋体" w:eastAsia="宋体" w:cs="宋体"/>
+                <w:sz w:val="24"/>
+                <w:szCs w:val="24"/>
+                <w:lang w:val="en-US" w:eastAsia="zh-CN"/>
+              </w:rPr>
+              <w:t>的目标</w:t>
+            </w:r>
+            <w:r>
+              <w:rPr>
+                <w:rFonts w:ascii="宋体" w:hAnsi="宋体" w:eastAsia="宋体" w:cs="宋体"/>
+                <w:sz w:val="24"/>
+                <w:szCs w:val="24"/>
+              </w:rPr>
+              <w:t>。</w:t>
             </w:r>
           </w:p>
           <w:p>
@@ -660,90 +703,100 @@
               <w:spacing w:before="0" w:beforeAutospacing="1" w:after="0" w:afterAutospacing="1"/>
               <w:ind w:left="0" w:right="0" w:firstLine="480" w:firstLineChars="200"/>
               <w:jc w:val="left"/>
-            </w:pPr>
+              <w:rPr>
+                <w:rFonts w:hint="eastAsia" w:ascii="宋体" w:hAnsi="宋体" w:eastAsia="宋体" w:cs="宋体"/>
+              </w:rPr>
+            </w:pPr>
+            <w:r>
+              <w:rPr>
+                <w:rFonts w:hint="eastAsia" w:ascii="宋体" w:hAnsi="宋体" w:eastAsia="宋体" w:cs="宋体"/>
+                <w:sz w:val="24"/>
+                <w:szCs w:val="24"/>
+                <w:lang w:val="en-US" w:eastAsia="zh-CN"/>
+              </w:rPr>
+              <w:t>项目</w:t>
+            </w:r>
             <w:r>
               <w:rPr>
                 <w:rFonts w:ascii="宋体" w:hAnsi="宋体" w:eastAsia="宋体" w:cs="宋体"/>
                 <w:sz w:val="24"/>
                 <w:szCs w:val="24"/>
               </w:rPr>
-              <w:t>系统主要包括智能</w:t>
-            </w:r>
-            <w:r>
-              <w:rPr>
-                <w:rFonts w:ascii="宋体" w:hAnsi="宋体" w:eastAsia="宋体" w:cs="宋体"/>
-                <w:sz w:val="24"/>
-                <w:szCs w:val="24"/>
-              </w:rPr>
-              <w:t>招聘</w:t>
-            </w:r>
-            <w:r>
-              <w:rPr>
-                <w:rFonts w:ascii="宋体" w:hAnsi="宋体" w:eastAsia="宋体" w:cs="宋体"/>
-                <w:sz w:val="24"/>
-                <w:szCs w:val="24"/>
-              </w:rPr>
-              <w:t>、员工服务、考勤管理、薪资预审、权限审计和企业知识检索等功能。智能招聘模块能够完成候选人管理、简历解析、岗位匹配、招聘评分、面试排期、面试评估和招聘报告生成；员工服务模块为员工提供个人信息、制度和业务事项查询；考勤模块支持签到、签退和考勤记录管理；薪资模块负责薪资摘要展示及权限校验；权限审计模块用于记录敏感数据访问和业务操作；企业知识检索模块则为招聘分析和员工咨询提供公司制度、岗位标准等知识支持。</w:t>
-            </w:r>
-          </w:p>
-          <w:p>
-            <w:pPr>
-              <w:pStyle w:val="6"/>
-              <w:keepNext w:val="0"/>
-              <w:keepLines w:val="0"/>
-              <w:widowControl/>
-              <w:suppressLineNumbers w:val="0"/>
-              <w:spacing w:before="0" w:beforeAutospacing="1" w:after="0" w:afterAutospacing="1"/>
-              <w:ind w:left="0" w:right="0" w:firstLine="480" w:firstLineChars="200"/>
-              <w:rPr>
-                <w:rFonts w:hint="eastAsia" w:ascii="宋体" w:hAnsi="宋体" w:eastAsia="宋体" w:cs="宋体"/>
-              </w:rPr>
-            </w:pPr>
-            <w:r>
-              <w:rPr>
-                <w:rFonts w:hint="eastAsia" w:ascii="宋体" w:hAnsi="宋体" w:eastAsia="宋体" w:cs="宋体"/>
-              </w:rPr>
-              <w:t>项目采用前后端分离和模块化开发方式，围绕智能招聘、员工服务、考勤管理、薪资预审、权限审计和企业知识检索等业务，将不同功能划分为相对独立的业务模块。</w:t>
-            </w:r>
-          </w:p>
-          <w:p>
-            <w:pPr>
-              <w:pStyle w:val="6"/>
-              <w:keepNext w:val="0"/>
-              <w:keepLines w:val="0"/>
-              <w:widowControl/>
-              <w:suppressLineNumbers w:val="0"/>
-              <w:spacing w:before="0" w:beforeAutospacing="1" w:after="0" w:afterAutospacing="1"/>
-              <w:ind w:left="0" w:right="0" w:firstLine="480" w:firstLineChars="200"/>
-              <w:rPr>
-                <w:rFonts w:hint="eastAsia" w:ascii="宋体" w:hAnsi="宋体" w:eastAsia="宋体" w:cs="宋体"/>
-              </w:rPr>
-            </w:pPr>
-            <w:r>
-              <w:rPr>
-                <w:rFonts w:hint="eastAsia" w:ascii="宋体" w:hAnsi="宋体" w:eastAsia="宋体" w:cs="宋体"/>
-              </w:rPr>
-              <w:t>系统后端采用FastAPI框架，Web端和Agent展示界面统一调用后端接口。后端按照“API—Service—Repository—PostgreSQL”进行分层，将接口处理、业务逻辑、数据访问和数据存储相互分离，降低模块之间的耦合程度。智能招聘部分采用“Agent—Tool—Service—核心算法”的模块化架构，将大模型分析、工具调用、业务服务和确定性算法进行职责划分。</w:t>
-            </w:r>
-          </w:p>
-          <w:p>
-            <w:pPr>
-              <w:pStyle w:val="6"/>
-              <w:keepNext w:val="0"/>
-              <w:keepLines w:val="0"/>
-              <w:widowControl/>
-              <w:suppressLineNumbers w:val="0"/>
-              <w:spacing w:before="0" w:beforeAutospacing="1" w:after="0" w:afterAutospacing="1"/>
-              <w:ind w:left="0" w:right="0" w:firstLine="480" w:firstLineChars="200"/>
-              <w:rPr>
-                <w:rFonts w:hint="eastAsia" w:ascii="宋体" w:hAnsi="宋体" w:eastAsia="宋体" w:cs="宋体"/>
-              </w:rPr>
-            </w:pPr>
-            <w:r>
-              <w:rPr>
-                <w:rFonts w:hint="eastAsia" w:ascii="宋体" w:hAnsi="宋体" w:eastAsia="宋体" w:cs="宋体"/>
-              </w:rPr>
-              <w:t>项目的核心特色是构建多Agent协作流程，通过招聘策略Agent、简历解析与知识检索、岗位匹配、面试评估、决策审查和HR最终报告等节点协同完成招聘评估。各Agent按照统一流程传递数据和执行结果，并结合企业知识库、招聘评分算法、实时事件推送和人工决策机制，使系统能够展示完整的执行过程、评分依据和风险提示，同时保留HR的最终决策权。</w:t>
+              <w:t>主要包括智能招聘、员工服务、考勤管理、薪资预审、权限审计和企业知识检索等功能</w:t>
+            </w:r>
+            <w:r>
+              <w:rPr>
+                <w:rFonts w:hint="eastAsia" w:ascii="宋体" w:hAnsi="宋体" w:eastAsia="宋体" w:cs="宋体"/>
+                <w:sz w:val="24"/>
+                <w:szCs w:val="24"/>
+                <w:lang w:eastAsia="zh-CN"/>
+              </w:rPr>
+              <w:t>，</w:t>
+            </w:r>
+            <w:r>
+              <w:rPr>
+                <w:rFonts w:hint="eastAsia" w:ascii="宋体" w:hAnsi="宋体" w:eastAsia="宋体" w:cs="宋体"/>
+              </w:rPr>
+              <w:t>采用前后端分离和模块化开发方式</w:t>
+            </w:r>
+            <w:r>
+              <w:rPr>
+                <w:rFonts w:hint="eastAsia" w:ascii="宋体" w:hAnsi="宋体" w:eastAsia="宋体" w:cs="宋体"/>
+                <w:lang w:eastAsia="zh-CN"/>
+              </w:rPr>
+              <w:t>。</w:t>
+            </w:r>
+            <w:r>
+              <w:rPr>
+                <w:rFonts w:hint="eastAsia" w:ascii="宋体" w:hAnsi="宋体" w:eastAsia="宋体" w:cs="宋体"/>
+              </w:rPr>
+              <w:t>后端按照“API—Service—Repository—PostgreSQL”进行分层，将接口处理、业务逻辑</w:t>
+            </w:r>
+            <w:r>
+              <w:rPr>
+                <w:rFonts w:hint="eastAsia" w:ascii="宋体" w:hAnsi="宋体" w:eastAsia="宋体" w:cs="宋体"/>
+                <w:lang w:val="en-US" w:eastAsia="zh-CN"/>
+              </w:rPr>
+              <w:t>和</w:t>
+            </w:r>
+            <w:r>
+              <w:rPr>
+                <w:rFonts w:hint="eastAsia" w:ascii="宋体" w:hAnsi="宋体" w:eastAsia="宋体" w:cs="宋体"/>
+              </w:rPr>
+              <w:t>数据访问相互分离，降低模块之间的耦合程度。</w:t>
+            </w:r>
+            <w:r>
+              <w:rPr>
+                <w:rFonts w:hint="eastAsia" w:ascii="宋体" w:hAnsi="宋体" w:eastAsia="宋体" w:cs="宋体"/>
+                <w:lang w:val="en-US" w:eastAsia="zh-CN"/>
+              </w:rPr>
+              <w:t>核心功能</w:t>
+            </w:r>
+            <w:r>
+              <w:rPr>
+                <w:rFonts w:hint="eastAsia" w:ascii="宋体" w:hAnsi="宋体" w:eastAsia="宋体" w:cs="宋体"/>
+              </w:rPr>
+              <w:t>采用“Agent—Tool—Service—核心算法”的模块化架构。项目的核心特色是构建多Agent协作流程，通过招聘策略Agent、简历解析与知识检索、岗位匹配、面试评估、决策审查和HR最终报告等节点协同完成招聘评估</w:t>
+            </w:r>
+            <w:r>
+              <w:rPr>
+                <w:rFonts w:hint="eastAsia" w:ascii="宋体" w:hAnsi="宋体" w:eastAsia="宋体" w:cs="宋体"/>
+                <w:lang w:eastAsia="zh-CN"/>
+              </w:rPr>
+              <w:t>，</w:t>
+            </w:r>
+            <w:r>
+              <w:rPr>
+                <w:rFonts w:hint="eastAsia" w:ascii="宋体" w:hAnsi="宋体" w:eastAsia="宋体" w:cs="宋体"/>
+                <w:lang w:val="en-US" w:eastAsia="zh-CN"/>
+              </w:rPr>
+              <w:t>但同时</w:t>
+            </w:r>
+            <w:r>
+              <w:rPr>
+                <w:rFonts w:hint="eastAsia" w:ascii="宋体" w:hAnsi="宋体" w:eastAsia="宋体" w:cs="宋体"/>
+              </w:rPr>
+              <w:t>保留HR的最终决策权。</w:t>
             </w:r>
           </w:p>
           <w:p>
@@ -751,6 +804,7 @@
               <w:pStyle w:val="12"/>
               <w:widowControl/>
               <w:numPr>
+                <w:ilvl w:val="0"/>
                 <w:numId w:val="0"/>
               </w:numPr>
               <w:ind w:leftChars="0"/>
@@ -808,7 +862,7 @@
               <w:rPr>
                 <w:rFonts w:hint="eastAsia" w:ascii="宋体" w:hAnsi="宋体" w:eastAsia="宋体" w:cs="宋体"/>
               </w:rPr>
-              <w:t>我在项目中担任第15组组长，主要负责项目整体架构规划、任务分配、开发进度管理、核心模块开发以及前后端联调。</w:t>
+              <w:t>我在项目中担任组长，主要负责项目整体架构规划、任务分配、开发进度管理、核心模块开发以及前后端联调。</w:t>
             </w:r>
           </w:p>
           <w:p>
@@ -825,7 +879,7 @@
               <w:rPr>
                 <w:rFonts w:hint="eastAsia" w:ascii="宋体" w:hAnsi="宋体" w:eastAsia="宋体" w:cs="宋体"/>
               </w:rPr>
-              <w:t>在业务功能方面，我重点负责招聘智能模块，包括候选人简历评分、智能面试排期、多Agent招聘流程、企业招聘知识库、招聘报告和Agent执行过程展示等功能。在技术实现方面，我负责设计并实现招聘评分和智能面试排期两个核心算法，梳理Agent、Tool、Service、数据库和前端页面之间的调用关系，并协调组员完成其他人力资源业务模块的开发。在团队管理方面，我负责明确项目最终范围、制定Sprint任务、统一代码结构和接口规范、检查成员完成情况，并处理开发过程中出现的分支合并、环境配置、数据库连接和接口冲突等问题。</w:t>
+              <w:t>我重点负责招聘智能模块，设计并实现招聘评分和智能面试排期两个核心算法，梳理Agent、Tool、Service、数据库和前端页面之间的调用关系。在团队管理方面，我负责明确项目最终范围、制定Sprint任务、统一代码结构和接口规范、检查成员完成情况，并处理开发过程中出现的分支合并、环境配置、数据库连接和接口冲突等问题。</w:t>
             </w:r>
           </w:p>
           <w:p>
@@ -833,6 +887,7 @@
               <w:pStyle w:val="12"/>
               <w:widowControl/>
               <w:numPr>
+                <w:ilvl w:val="0"/>
                 <w:numId w:val="0"/>
               </w:numPr>
               <w:ind w:leftChars="0"/>
@@ -890,7 +945,20 @@
               <w:rPr>
                 <w:rFonts w:hint="eastAsia" w:ascii="宋体" w:hAnsi="宋体" w:eastAsia="宋体" w:cs="宋体"/>
               </w:rPr>
-              <w:t>本次实训中，我希望重点提升以下能力：</w:t>
+              <w:t>本次实训中，我</w:t>
+            </w:r>
+            <w:r>
+              <w:rPr>
+                <w:rFonts w:hint="eastAsia" w:ascii="宋体" w:hAnsi="宋体" w:eastAsia="宋体" w:cs="宋体"/>
+                <w:lang w:val="en-US" w:eastAsia="zh-CN"/>
+              </w:rPr>
+              <w:t>把以下几点作为学习重点</w:t>
+            </w:r>
+            <w:r>
+              <w:rPr>
+                <w:rFonts w:hint="eastAsia" w:ascii="宋体" w:hAnsi="宋体" w:eastAsia="宋体" w:cs="宋体"/>
+              </w:rPr>
+              <w:t>：</w:t>
             </w:r>
           </w:p>
           <w:p>
@@ -930,7 +998,7 @@
               <w:rPr>
                 <w:rFonts w:hint="eastAsia" w:ascii="宋体" w:hAnsi="宋体" w:eastAsia="宋体" w:cs="宋体"/>
               </w:rPr>
-              <w:t>第二，深入理解多Agent系统的流程编排、工具调用、数据传递和状态管理机制，避免将多Agent简单理解为多个大模型接口的堆叠。</w:t>
+              <w:t>第二，理解多Agent系统的流程编排、工具调用、数据传递和状态管理机制。</w:t>
             </w:r>
           </w:p>
           <w:p>
@@ -970,7 +1038,7 @@
               <w:rPr>
                 <w:rFonts w:hint="eastAsia" w:ascii="宋体" w:hAnsi="宋体" w:eastAsia="宋体" w:cs="宋体"/>
               </w:rPr>
-              <w:t>第四，学习如何划分大模型与确定性算法的职责边界，使人工智能系统在具备智能分析能力的同时保持结果稳定、可解释和可审查。</w:t>
+              <w:t>第四，学习如何划分大模型与确定性算法的职责边界，使系统在具备智能分析能力的同时保持结果稳定、可解释和可审查。</w:t>
             </w:r>
           </w:p>
           <w:p>
@@ -980,15 +1048,30 @@
               <w:keepLines w:val="0"/>
               <w:widowControl/>
               <w:suppressLineNumbers w:val="0"/>
-              <w:rPr>
-                <w:rFonts w:hint="eastAsia" w:ascii="宋体" w:hAnsi="宋体" w:eastAsia="宋体" w:cs="宋体"/>
-              </w:rPr>
-            </w:pPr>
-            <w:r>
-              <w:rPr>
-                <w:rFonts w:hint="eastAsia" w:ascii="宋体" w:hAnsi="宋体" w:eastAsia="宋体" w:cs="宋体"/>
-              </w:rPr>
-              <w:t>第五，提高团队管理、任务协调、进度控制和项目答辩表达能力。</w:t>
+              <w:spacing w:before="0" w:beforeAutospacing="1" w:after="0" w:afterAutospacing="1"/>
+              <w:ind w:left="0" w:right="0"/>
+              <w:rPr>
+                <w:rFonts w:hint="eastAsia" w:ascii="宋体" w:hAnsi="宋体" w:eastAsia="宋体" w:cs="宋体"/>
+              </w:rPr>
+            </w:pPr>
+            <w:r>
+              <w:rPr>
+                <w:rFonts w:hint="eastAsia" w:ascii="宋体" w:hAnsi="宋体" w:eastAsia="宋体" w:cs="宋体"/>
+              </w:rPr>
+              <w:t>第五，提高团队管理、任务协调</w:t>
+            </w:r>
+            <w:r>
+              <w:rPr>
+                <w:rFonts w:hint="eastAsia" w:ascii="宋体" w:hAnsi="宋体" w:eastAsia="宋体" w:cs="宋体"/>
+                <w:lang w:val="en-US" w:eastAsia="zh-CN"/>
+              </w:rPr>
+              <w:t>和</w:t>
+            </w:r>
+            <w:r>
+              <w:rPr>
+                <w:rFonts w:hint="eastAsia" w:ascii="宋体" w:hAnsi="宋体" w:eastAsia="宋体" w:cs="宋体"/>
+              </w:rPr>
+              <w:t>进度控制能力。</w:t>
             </w:r>
           </w:p>
           <w:p>
@@ -1119,6 +1202,16 @@
               </w:rPr>
               <w:t>工作描述：</w:t>
             </w:r>
+            <w:r>
+              <w:rPr>
+                <w:rFonts w:hint="eastAsia" w:ascii="宋体" w:hAnsi="宋体" w:eastAsia="宋体" w:cs="宋体"/>
+                <w:b w:val="0"/>
+                <w:bCs w:val="0"/>
+                <w:sz w:val="24"/>
+                <w:szCs w:val="24"/>
+              </w:rPr>
+              <w:t>我负责招聘评分与智能面试排期两个核心算法模块的设计、实现和前后端接入。</w:t>
+            </w:r>
           </w:p>
           <w:p>
             <w:pPr>
@@ -1144,8 +1237,114 @@
                 <w:bCs w:val="0"/>
                 <w:sz w:val="24"/>
                 <w:szCs w:val="24"/>
-              </w:rPr>
-              <w:t>我负责招聘评分与智能面试排期两个核心算法模块的设计、实现和前后端接入。</w:t>
+                <w:lang w:val="en-US" w:eastAsia="zh-CN"/>
+              </w:rPr>
+              <w:t>首先，</w:t>
+            </w:r>
+            <w:r>
+              <w:rPr>
+                <w:rFonts w:hint="eastAsia" w:ascii="宋体" w:hAnsi="宋体" w:eastAsia="宋体" w:cs="宋体"/>
+                <w:b w:val="0"/>
+                <w:bCs w:val="0"/>
+                <w:sz w:val="24"/>
+                <w:szCs w:val="24"/>
+              </w:rPr>
+              <w:t>我根据岗位核心技能、教育背景</w:t>
+            </w:r>
+            <w:r>
+              <w:rPr>
+                <w:rFonts w:hint="eastAsia" w:ascii="宋体" w:hAnsi="宋体" w:eastAsia="宋体" w:cs="宋体"/>
+                <w:b w:val="0"/>
+                <w:bCs w:val="0"/>
+                <w:sz w:val="24"/>
+                <w:szCs w:val="24"/>
+                <w:lang w:val="en-US" w:eastAsia="zh-CN"/>
+              </w:rPr>
+              <w:t>等</w:t>
+            </w:r>
+            <w:r>
+              <w:rPr>
+                <w:rFonts w:hint="eastAsia" w:ascii="宋体" w:hAnsi="宋体" w:eastAsia="宋体" w:cs="宋体"/>
+                <w:b w:val="0"/>
+                <w:bCs w:val="0"/>
+                <w:sz w:val="24"/>
+                <w:szCs w:val="24"/>
+              </w:rPr>
+              <w:t>设计评分规则，将评分算法作为独立的确定性算法模块进行封装</w:t>
+            </w:r>
+            <w:r>
+              <w:rPr>
+                <w:rFonts w:hint="eastAsia" w:ascii="宋体" w:hAnsi="宋体" w:eastAsia="宋体" w:cs="宋体"/>
+                <w:b w:val="0"/>
+                <w:bCs w:val="0"/>
+                <w:sz w:val="24"/>
+                <w:szCs w:val="24"/>
+                <w:lang w:eastAsia="zh-CN"/>
+              </w:rPr>
+              <w:t>。</w:t>
+            </w:r>
+            <w:r>
+              <w:rPr>
+                <w:rFonts w:hint="eastAsia" w:ascii="宋体" w:hAnsi="宋体" w:eastAsia="宋体" w:cs="宋体"/>
+                <w:b w:val="0"/>
+                <w:bCs w:val="0"/>
+                <w:sz w:val="24"/>
+                <w:szCs w:val="24"/>
+                <w:lang w:val="en-US" w:eastAsia="zh-CN"/>
+              </w:rPr>
+              <w:t>然后，</w:t>
+            </w:r>
+            <w:r>
+              <w:rPr>
+                <w:rFonts w:hint="eastAsia" w:ascii="宋体" w:hAnsi="宋体" w:eastAsia="宋体" w:cs="宋体"/>
+                <w:b w:val="0"/>
+                <w:bCs w:val="0"/>
+                <w:sz w:val="24"/>
+                <w:szCs w:val="24"/>
+              </w:rPr>
+              <w:t>我考虑候选人可用时间、岗位优先级和时间冲突等因素，为候选人生成面试时间推荐结果。</w:t>
+            </w:r>
+            <w:r>
+              <w:rPr>
+                <w:rFonts w:hint="eastAsia" w:ascii="宋体" w:hAnsi="宋体" w:eastAsia="宋体" w:cs="宋体"/>
+                <w:b w:val="0"/>
+                <w:bCs w:val="0"/>
+                <w:sz w:val="24"/>
+                <w:szCs w:val="24"/>
+                <w:lang w:val="en-US" w:eastAsia="zh-CN"/>
+              </w:rPr>
+              <w:t>最后，</w:t>
+            </w:r>
+            <w:r>
+              <w:rPr>
+                <w:rFonts w:hint="eastAsia" w:ascii="宋体" w:hAnsi="宋体" w:eastAsia="宋体" w:cs="宋体"/>
+                <w:b w:val="0"/>
+                <w:bCs w:val="0"/>
+                <w:sz w:val="24"/>
+                <w:szCs w:val="24"/>
+              </w:rPr>
+              <w:t>我</w:t>
+            </w:r>
+            <w:r>
+              <w:rPr>
+                <w:rFonts w:hint="eastAsia" w:ascii="宋体" w:hAnsi="宋体" w:eastAsia="宋体" w:cs="宋体"/>
+                <w:b w:val="0"/>
+                <w:bCs w:val="0"/>
+                <w:sz w:val="24"/>
+                <w:szCs w:val="24"/>
+                <w:lang w:val="en-US" w:eastAsia="zh-CN"/>
+              </w:rPr>
+              <w:t>完成</w:t>
+            </w:r>
+            <w:r>
+              <w:rPr>
+                <w:rFonts w:hint="eastAsia" w:ascii="宋体" w:hAnsi="宋体" w:eastAsia="宋体" w:cs="宋体"/>
+                <w:b w:val="0"/>
+                <w:bCs w:val="0"/>
+                <w:sz w:val="24"/>
+                <w:szCs w:val="24"/>
+              </w:rPr>
+              <w:t>了候选人池、面试日历、招聘评分接口和排期推荐接口之间的数据传递。</w:t>
             </w:r>
           </w:p>
           <w:p>
@@ -1173,7 +1372,117 @@
                 <w:sz w:val="24"/>
                 <w:szCs w:val="24"/>
               </w:rPr>
-              <w:t>在招聘评分模块中，我根据岗位核心技能、工作经验、教育背景、岗位要求和候选人简历信息设计评分规则，将原有固定展示的候选人评分改为基于PostgreSQL真实数据的动态计算结果。同时，我将评分算法作为独立的确定性算法模块进行封装，明确大模型只能解释评分依据，不能直接修改评分结果和候选人排序。</w:t>
+              <w:t>（2）</w:t>
+            </w:r>
+            <w:r>
+              <w:rPr>
+                <w:rStyle w:val="9"/>
+                <w:rFonts w:hint="eastAsia" w:ascii="宋体" w:hAnsi="宋体" w:eastAsia="宋体" w:cs="宋体"/>
+                <w:b w:val="0"/>
+                <w:bCs w:val="0"/>
+                <w:sz w:val="24"/>
+                <w:szCs w:val="24"/>
+              </w:rPr>
+              <w:t>交付成果：</w:t>
+            </w:r>
+            <w:r>
+              <w:rPr>
+                <w:rFonts w:hint="eastAsia" w:ascii="宋体" w:hAnsi="宋体" w:eastAsia="宋体" w:cs="宋体"/>
+                <w:b w:val="0"/>
+                <w:bCs w:val="0"/>
+                <w:sz w:val="24"/>
+                <w:szCs w:val="24"/>
+              </w:rPr>
+              <w:t>招聘评分算法和智能面试排期算法两个</w:t>
+            </w:r>
+            <w:r>
+              <w:rPr>
+                <w:rFonts w:hint="eastAsia" w:ascii="宋体" w:hAnsi="宋体" w:eastAsia="宋体" w:cs="宋体"/>
+                <w:b w:val="0"/>
+                <w:bCs w:val="0"/>
+                <w:sz w:val="24"/>
+                <w:szCs w:val="24"/>
+                <w:lang w:val="en-US" w:eastAsia="zh-CN"/>
+              </w:rPr>
+              <w:t>python代码文件</w:t>
+            </w:r>
+            <w:r>
+              <w:rPr>
+                <w:rFonts w:hint="eastAsia" w:ascii="宋体" w:hAnsi="宋体" w:eastAsia="宋体" w:cs="宋体"/>
+                <w:b w:val="0"/>
+                <w:bCs w:val="0"/>
+                <w:sz w:val="24"/>
+                <w:szCs w:val="24"/>
+              </w:rPr>
+              <w:t>。候选人池智能评分接口、面试排期推荐接口及相关Service</w:t>
+            </w:r>
+            <w:r>
+              <w:rPr>
+                <w:rFonts w:hint="eastAsia" w:ascii="宋体" w:hAnsi="宋体" w:eastAsia="宋体" w:cs="宋体"/>
+                <w:b w:val="0"/>
+                <w:bCs w:val="0"/>
+                <w:sz w:val="24"/>
+                <w:szCs w:val="24"/>
+                <w:lang w:val="en-US" w:eastAsia="zh-CN"/>
+              </w:rPr>
+              <w:t>的</w:t>
+            </w:r>
+            <w:r>
+              <w:rPr>
+                <w:rFonts w:hint="eastAsia" w:ascii="宋体" w:hAnsi="宋体" w:eastAsia="宋体" w:cs="宋体"/>
+                <w:b w:val="0"/>
+                <w:bCs w:val="0"/>
+                <w:sz w:val="24"/>
+                <w:szCs w:val="24"/>
+              </w:rPr>
+              <w:t>调用逻辑</w:t>
+            </w:r>
+            <w:r>
+              <w:rPr>
+                <w:rFonts w:hint="eastAsia" w:ascii="宋体" w:hAnsi="宋体" w:eastAsia="宋体" w:cs="宋体"/>
+                <w:b w:val="0"/>
+                <w:bCs w:val="0"/>
+                <w:sz w:val="24"/>
+                <w:szCs w:val="24"/>
+                <w:lang w:val="en-US" w:eastAsia="zh-CN"/>
+              </w:rPr>
+              <w:t>代码</w:t>
+            </w:r>
+            <w:r>
+              <w:rPr>
+                <w:rFonts w:hint="eastAsia" w:ascii="宋体" w:hAnsi="宋体" w:eastAsia="宋体" w:cs="宋体"/>
+                <w:b w:val="0"/>
+                <w:bCs w:val="0"/>
+                <w:sz w:val="24"/>
+                <w:szCs w:val="24"/>
+              </w:rPr>
+              <w:t>。候选人池和面试日历前端页面的功能接入。</w:t>
+            </w:r>
+          </w:p>
+          <w:p>
+            <w:pPr>
+              <w:pStyle w:val="3"/>
+              <w:keepNext w:val="0"/>
+              <w:keepLines w:val="0"/>
+              <w:widowControl/>
+              <w:suppressLineNumbers w:val="0"/>
+              <w:rPr>
+                <w:rFonts w:hint="eastAsia" w:ascii="宋体" w:hAnsi="宋体" w:eastAsia="宋体" w:cs="宋体"/>
+                <w:b w:val="0"/>
+                <w:bCs w:val="0"/>
+                <w:sz w:val="24"/>
+                <w:szCs w:val="24"/>
+              </w:rPr>
+            </w:pPr>
+            <w:r>
+              <w:rPr>
+                <w:rFonts w:hint="eastAsia" w:ascii="宋体" w:hAnsi="宋体" w:eastAsia="宋体" w:cs="宋体"/>
+                <w:b w:val="0"/>
+                <w:bCs w:val="0"/>
+                <w:sz w:val="24"/>
+                <w:szCs w:val="24"/>
+              </w:rPr>
+              <w:t>1.2 任务2：多Agent招聘流程开发与系统联调</w:t>
             </w:r>
           </w:p>
           <w:p>
@@ -1201,7 +1510,18 @@
                 <w:sz w:val="24"/>
                 <w:szCs w:val="24"/>
               </w:rPr>
-              <w:t>在智能面试排期模块中，我综合考虑候选人可用时间、面试官空闲时间、岗位优先级和时间冲突等因素，为候选人生成面试时间推荐结果。我还完成了排期算法与后端Service、数据库数据以及前端面试日历页面之间的调用关系梳理。</w:t>
+              <w:t>（1）</w:t>
+            </w:r>
+            <w:r>
+              <w:rPr>
+                <w:rStyle w:val="9"/>
+                <w:rFonts w:hint="eastAsia" w:ascii="宋体" w:hAnsi="宋体" w:eastAsia="宋体" w:cs="宋体"/>
+                <w:b w:val="0"/>
+                <w:bCs w:val="0"/>
+                <w:sz w:val="24"/>
+                <w:szCs w:val="24"/>
+              </w:rPr>
+              <w:t>任务描述：</w:t>
             </w:r>
           </w:p>
           <w:p>
@@ -1229,7 +1549,7 @@
                 <w:sz w:val="24"/>
                 <w:szCs w:val="24"/>
               </w:rPr>
-              <w:t>开发过程中，我检查了候选人池、面试日历、招聘评分接口和排期推荐接口之间的数据传递，修复了候选人无法获取智能评估、评分固定以及面试日历加载异常等问题。</w:t>
+              <w:t>我负责多Agent招聘架构的设计、后端流程串联和前端执行过程展示。</w:t>
             </w:r>
           </w:p>
           <w:p>
@@ -1257,7 +1577,7 @@
                 <w:sz w:val="24"/>
                 <w:szCs w:val="24"/>
               </w:rPr>
-              <w:t>（2）</w:t>
+              <w:t>我将招聘业务划分为多个协作节点，并完成以下多Agent执行链路的串联：</w:t>
             </w:r>
             <w:r>
               <w:rPr>
@@ -1268,7 +1588,17 @@
                 <w:sz w:val="24"/>
                 <w:szCs w:val="24"/>
               </w:rPr>
-              <w:t>交付成果：</w:t>
+              <w:t>招聘策略Agent → 企业知识检索与简历解析 → 岗位匹配 → 面试评估 → 决策审查 → HR最终报告。</w:t>
+            </w:r>
+            <w:r>
+              <w:rPr>
+                <w:rFonts w:hint="eastAsia" w:ascii="宋体" w:hAnsi="宋体" w:eastAsia="宋体" w:cs="宋体"/>
+                <w:b w:val="0"/>
+                <w:bCs w:val="0"/>
+                <w:sz w:val="24"/>
+                <w:szCs w:val="24"/>
+              </w:rPr>
+              <w:t>在前端方面，我完成了多Agent工作流看板、决策审查结果和HR最终报告等内容的设计与联动。</w:t>
             </w:r>
           </w:p>
           <w:p>
@@ -1296,7 +1626,18 @@
                 <w:sz w:val="24"/>
                 <w:szCs w:val="24"/>
               </w:rPr>
-              <w:t>完成招聘评分算法和智能面试排期算法两个核心模块。</w:t>
+              <w:t>（2）</w:t>
+            </w:r>
+            <w:r>
+              <w:rPr>
+                <w:rStyle w:val="9"/>
+                <w:rFonts w:hint="eastAsia" w:ascii="宋体" w:hAnsi="宋体" w:eastAsia="宋体" w:cs="宋体"/>
+                <w:b w:val="0"/>
+                <w:bCs w:val="0"/>
+                <w:sz w:val="24"/>
+                <w:szCs w:val="24"/>
+              </w:rPr>
+              <w:t>交付成果：</w:t>
             </w:r>
           </w:p>
           <w:p>
@@ -1324,7 +1665,86 @@
                 <w:sz w:val="24"/>
                 <w:szCs w:val="24"/>
               </w:rPr>
-              <w:t>完成候选人池智能评分接口、面试排期推荐接口及相关Service调用逻辑。</w:t>
+              <w:t>完成多Agent招聘流程的后端整体串联。完成Agent、Tool、Service</w:t>
+            </w:r>
+            <w:r>
+              <w:rPr>
+                <w:rFonts w:hint="eastAsia" w:ascii="宋体" w:hAnsi="宋体" w:eastAsia="宋体" w:cs="宋体"/>
+                <w:b w:val="0"/>
+                <w:bCs w:val="0"/>
+                <w:sz w:val="24"/>
+                <w:szCs w:val="24"/>
+                <w:lang w:val="en-US" w:eastAsia="zh-CN"/>
+              </w:rPr>
+              <w:t>和</w:t>
+            </w:r>
+            <w:r>
+              <w:rPr>
+                <w:rFonts w:hint="eastAsia" w:ascii="宋体" w:hAnsi="宋体" w:eastAsia="宋体" w:cs="宋体"/>
+                <w:b w:val="0"/>
+                <w:bCs w:val="0"/>
+                <w:sz w:val="24"/>
+                <w:szCs w:val="24"/>
+              </w:rPr>
+              <w:t>核心算法之间的调用关系设计。完成多Agent招聘评估前端看板及结果展示区域的主要设计与实现。完成HR最终报告生成流程</w:t>
+            </w:r>
+            <w:r>
+              <w:rPr>
+                <w:rFonts w:hint="eastAsia" w:ascii="宋体" w:hAnsi="宋体" w:eastAsia="宋体" w:cs="宋体"/>
+                <w:b w:val="0"/>
+                <w:bCs w:val="0"/>
+                <w:sz w:val="24"/>
+                <w:szCs w:val="24"/>
+                <w:lang w:eastAsia="zh-CN"/>
+              </w:rPr>
+              <w:t>，</w:t>
+            </w:r>
+            <w:r>
+              <w:rPr>
+                <w:rFonts w:hint="eastAsia" w:ascii="宋体" w:hAnsi="宋体" w:eastAsia="宋体" w:cs="宋体"/>
+                <w:b w:val="0"/>
+                <w:bCs w:val="0"/>
+                <w:sz w:val="24"/>
+                <w:szCs w:val="24"/>
+                <w:lang w:val="en-US" w:eastAsia="zh-CN"/>
+              </w:rPr>
+              <w:t>保</w:t>
+            </w:r>
+            <w:r>
+              <w:rPr>
+                <w:rFonts w:hint="eastAsia" w:ascii="宋体" w:hAnsi="宋体" w:eastAsia="宋体" w:cs="宋体"/>
+                <w:b w:val="0"/>
+                <w:bCs w:val="0"/>
+                <w:sz w:val="24"/>
+                <w:szCs w:val="24"/>
+              </w:rPr>
+              <w:t>留HR的最终录用决定权。</w:t>
+            </w:r>
+          </w:p>
+          <w:p>
+            <w:pPr>
+              <w:pStyle w:val="3"/>
+              <w:keepNext w:val="0"/>
+              <w:keepLines w:val="0"/>
+              <w:widowControl/>
+              <w:suppressLineNumbers w:val="0"/>
+              <w:rPr>
+                <w:rFonts w:hint="eastAsia" w:ascii="宋体" w:hAnsi="宋体" w:eastAsia="宋体" w:cs="宋体"/>
+                <w:b w:val="0"/>
+                <w:bCs w:val="0"/>
+                <w:sz w:val="24"/>
+                <w:szCs w:val="24"/>
+              </w:rPr>
+            </w:pPr>
+            <w:r>
+              <w:rPr>
+                <w:rFonts w:hint="eastAsia" w:ascii="宋体" w:hAnsi="宋体" w:eastAsia="宋体" w:cs="宋体"/>
+                <w:b w:val="0"/>
+                <w:bCs w:val="0"/>
+                <w:sz w:val="24"/>
+                <w:szCs w:val="24"/>
+              </w:rPr>
+              <w:t>1.3 其他任务与贡献</w:t>
             </w:r>
           </w:p>
           <w:p>
@@ -1352,7 +1772,7 @@
                 <w:sz w:val="24"/>
                 <w:szCs w:val="24"/>
               </w:rPr>
-              <w:t>完成候选人池和面试日历前端页面的功能接入，使候选人评分能够随岗位和候选人数据变化动态更新，并能够在面试日历中展示排期推荐结果。</w:t>
+              <w:t>除上述两个主要任务外，我还承担了以下工作：</w:t>
             </w:r>
           </w:p>
           <w:p>
@@ -1380,33 +1800,60 @@
                 <w:sz w:val="24"/>
                 <w:szCs w:val="24"/>
               </w:rPr>
-              <w:t>完成核心算法调用边界设计，保证大模型不会修改确定性评分、候选人排序和排期结果。</w:t>
-            </w:r>
-          </w:p>
-          <w:p>
-            <w:pPr>
-              <w:pStyle w:val="3"/>
-              <w:keepNext w:val="0"/>
-              <w:keepLines w:val="0"/>
-              <w:widowControl/>
-              <w:suppressLineNumbers w:val="0"/>
-              <w:rPr>
-                <w:rFonts w:hint="eastAsia" w:ascii="宋体" w:hAnsi="宋体" w:eastAsia="宋体" w:cs="宋体"/>
-                <w:b w:val="0"/>
-                <w:bCs w:val="0"/>
-                <w:sz w:val="24"/>
-                <w:szCs w:val="24"/>
-              </w:rPr>
-            </w:pPr>
-            <w:r>
-              <w:rPr>
-                <w:rFonts w:hint="eastAsia" w:ascii="宋体" w:hAnsi="宋体" w:eastAsia="宋体" w:cs="宋体"/>
-                <w:b w:val="0"/>
-                <w:bCs w:val="0"/>
-                <w:sz w:val="24"/>
-                <w:szCs w:val="24"/>
-              </w:rPr>
-              <w:t>1.2 任务2：多Agent招聘流程开发与系统联调</w:t>
+              <w:t>作为组长，我确定</w:t>
+            </w:r>
+            <w:r>
+              <w:rPr>
+                <w:rFonts w:hint="eastAsia" w:ascii="宋体" w:hAnsi="宋体" w:eastAsia="宋体" w:cs="宋体"/>
+                <w:b w:val="0"/>
+                <w:bCs w:val="0"/>
+                <w:sz w:val="24"/>
+                <w:szCs w:val="24"/>
+                <w:lang w:val="en-US" w:eastAsia="zh-CN"/>
+              </w:rPr>
+              <w:t>了</w:t>
+            </w:r>
+            <w:r>
+              <w:rPr>
+                <w:rFonts w:hint="eastAsia" w:ascii="宋体" w:hAnsi="宋体" w:eastAsia="宋体" w:cs="宋体"/>
+                <w:b w:val="0"/>
+                <w:bCs w:val="0"/>
+                <w:sz w:val="24"/>
+                <w:szCs w:val="24"/>
+              </w:rPr>
+              <w:t>项目最终范围，完成成员任务分配、Sprint计划制定、项目进度检查和模块集成协调</w:t>
+            </w:r>
+            <w:r>
+              <w:rPr>
+                <w:rFonts w:hint="eastAsia" w:ascii="宋体" w:hAnsi="宋体" w:eastAsia="宋体" w:cs="宋体"/>
+                <w:b w:val="0"/>
+                <w:bCs w:val="0"/>
+                <w:sz w:val="24"/>
+                <w:szCs w:val="24"/>
+                <w:lang w:eastAsia="zh-CN"/>
+              </w:rPr>
+              <w:t>，</w:t>
+            </w:r>
+            <w:r>
+              <w:rPr>
+                <w:rFonts w:hint="eastAsia" w:ascii="宋体" w:hAnsi="宋体" w:eastAsia="宋体" w:cs="宋体"/>
+                <w:b w:val="0"/>
+                <w:bCs w:val="0"/>
+                <w:sz w:val="24"/>
+                <w:szCs w:val="24"/>
+                <w:lang w:val="en-US" w:eastAsia="zh-CN"/>
+              </w:rPr>
+              <w:t>设计</w:t>
+            </w:r>
+            <w:r>
+              <w:rPr>
+                <w:rFonts w:hint="eastAsia" w:ascii="宋体" w:hAnsi="宋体" w:eastAsia="宋体" w:cs="宋体"/>
+                <w:b w:val="0"/>
+                <w:bCs w:val="0"/>
+                <w:sz w:val="24"/>
+                <w:szCs w:val="24"/>
+              </w:rPr>
+              <w:t>统一项目整体架构。</w:t>
             </w:r>
           </w:p>
           <w:p>
@@ -1434,18 +1881,154 @@
                 <w:sz w:val="24"/>
                 <w:szCs w:val="24"/>
               </w:rPr>
-              <w:t>（1）</w:t>
-            </w:r>
-            <w:r>
-              <w:rPr>
-                <w:rStyle w:val="9"/>
-                <w:rFonts w:hint="eastAsia" w:ascii="宋体" w:hAnsi="宋体" w:eastAsia="宋体" w:cs="宋体"/>
-                <w:b w:val="0"/>
-                <w:bCs w:val="0"/>
-                <w:sz w:val="24"/>
-                <w:szCs w:val="24"/>
-              </w:rPr>
-              <w:t>任务描述：</w:t>
+              <w:t>我完成了本地招聘知识库的建设和精简</w:t>
+            </w:r>
+            <w:r>
+              <w:rPr>
+                <w:rFonts w:hint="eastAsia" w:ascii="宋体" w:hAnsi="宋体" w:eastAsia="宋体" w:cs="宋体"/>
+                <w:b w:val="0"/>
+                <w:bCs w:val="0"/>
+                <w:sz w:val="24"/>
+                <w:szCs w:val="24"/>
+                <w:lang w:eastAsia="zh-CN"/>
+              </w:rPr>
+              <w:t>，</w:t>
+            </w:r>
+            <w:r>
+              <w:rPr>
+                <w:rFonts w:hint="eastAsia" w:ascii="宋体" w:hAnsi="宋体" w:eastAsia="宋体" w:cs="宋体"/>
+                <w:b w:val="0"/>
+                <w:bCs w:val="0"/>
+                <w:sz w:val="24"/>
+                <w:szCs w:val="24"/>
+              </w:rPr>
+              <w:t>优化了招聘策略、简历解析、岗位匹配和HR最终报告等环节的Promp</w:t>
+            </w:r>
+            <w:r>
+              <w:rPr>
+                <w:rFonts w:hint="eastAsia" w:ascii="宋体" w:hAnsi="宋体" w:eastAsia="宋体" w:cs="宋体"/>
+                <w:b w:val="0"/>
+                <w:bCs w:val="0"/>
+                <w:sz w:val="24"/>
+                <w:szCs w:val="24"/>
+                <w:lang w:val="en-US" w:eastAsia="zh-CN"/>
+              </w:rPr>
+              <w:t>t</w:t>
+            </w:r>
+            <w:r>
+              <w:rPr>
+                <w:rFonts w:hint="eastAsia" w:ascii="宋体" w:hAnsi="宋体" w:eastAsia="宋体" w:cs="宋体"/>
+                <w:b w:val="0"/>
+                <w:bCs w:val="0"/>
+                <w:sz w:val="24"/>
+                <w:szCs w:val="24"/>
+                <w:lang w:eastAsia="zh-CN"/>
+              </w:rPr>
+              <w:t>，</w:t>
+            </w:r>
+            <w:r>
+              <w:rPr>
+                <w:rFonts w:hint="eastAsia" w:ascii="宋体" w:hAnsi="宋体" w:eastAsia="宋体" w:cs="宋体"/>
+                <w:b w:val="0"/>
+                <w:bCs w:val="0"/>
+                <w:sz w:val="24"/>
+                <w:szCs w:val="24"/>
+              </w:rPr>
+              <w:t>将候选人池、智能面试排期和招聘报告等功能改为基于PostgreSQL真实数据计算，避免前端使用固定评分、静态报表和模拟数据。我检查了招聘评估相关代码结构，重点Revie</w:t>
+            </w:r>
+            <w:r>
+              <w:rPr>
+                <w:rFonts w:hint="eastAsia" w:ascii="宋体" w:hAnsi="宋体" w:eastAsia="宋体" w:cs="宋体"/>
+                <w:b w:val="0"/>
+                <w:bCs w:val="0"/>
+                <w:sz w:val="24"/>
+                <w:szCs w:val="24"/>
+                <w:lang w:val="en-US" w:eastAsia="zh-CN"/>
+              </w:rPr>
+              <w:t>w</w:t>
+            </w:r>
+            <w:r>
+              <w:rPr>
+                <w:rFonts w:hint="eastAsia" w:ascii="宋体" w:hAnsi="宋体" w:eastAsia="宋体" w:cs="宋体"/>
+                <w:b w:val="0"/>
+                <w:bCs w:val="0"/>
+                <w:sz w:val="24"/>
+                <w:szCs w:val="24"/>
+              </w:rPr>
+              <w:t>后端Agent调度、Tool与Service边界。我</w:t>
+            </w:r>
+            <w:r>
+              <w:rPr>
+                <w:rFonts w:hint="eastAsia" w:ascii="宋体" w:hAnsi="宋体" w:eastAsia="宋体" w:cs="宋体"/>
+                <w:b w:val="0"/>
+                <w:bCs w:val="0"/>
+                <w:sz w:val="24"/>
+                <w:szCs w:val="24"/>
+                <w:lang w:val="en-US" w:eastAsia="zh-CN"/>
+              </w:rPr>
+              <w:t>还</w:t>
+            </w:r>
+            <w:r>
+              <w:rPr>
+                <w:rFonts w:hint="eastAsia" w:ascii="宋体" w:hAnsi="宋体" w:eastAsia="宋体" w:cs="宋体"/>
+                <w:b w:val="0"/>
+                <w:bCs w:val="0"/>
+                <w:sz w:val="24"/>
+                <w:szCs w:val="24"/>
+              </w:rPr>
+              <w:t>负责梳理Git分支使用规范，明确日常开发在dev分支进行，稳定版本再合并到main分支，并协助处理代码合并、远程仓库同步和提交记录等问题。</w:t>
+            </w:r>
+          </w:p>
+          <w:p>
+            <w:pPr>
+              <w:pStyle w:val="2"/>
+              <w:keepNext w:val="0"/>
+              <w:keepLines w:val="0"/>
+              <w:widowControl/>
+              <w:suppressLineNumbers w:val="0"/>
+              <w:rPr>
+                <w:rFonts w:hint="eastAsia" w:ascii="宋体" w:hAnsi="宋体" w:eastAsia="宋体" w:cs="宋体"/>
+                <w:b w:val="0"/>
+                <w:bCs w:val="0"/>
+                <w:sz w:val="24"/>
+                <w:szCs w:val="24"/>
+              </w:rPr>
+            </w:pPr>
+            <w:r>
+              <w:rPr>
+                <w:rFonts w:hint="eastAsia" w:ascii="宋体" w:hAnsi="宋体" w:eastAsia="宋体" w:cs="宋体"/>
+                <w:b w:val="0"/>
+                <w:bCs w:val="0"/>
+                <w:sz w:val="24"/>
+                <w:szCs w:val="24"/>
+              </w:rPr>
+              <w:t>2. 解决实际问题情况</w:t>
+            </w:r>
+          </w:p>
+          <w:p>
+            <w:pPr>
+              <w:pStyle w:val="3"/>
+              <w:keepNext w:val="0"/>
+              <w:keepLines w:val="0"/>
+              <w:widowControl/>
+              <w:suppressLineNumbers w:val="0"/>
+              <w:rPr>
+                <w:rFonts w:hint="eastAsia" w:ascii="宋体" w:hAnsi="宋体" w:eastAsia="宋体" w:cs="宋体"/>
+                <w:b w:val="0"/>
+                <w:bCs w:val="0"/>
+                <w:sz w:val="24"/>
+                <w:szCs w:val="24"/>
+              </w:rPr>
+            </w:pPr>
+            <w:r>
+              <w:rPr>
+                <w:rFonts w:hint="eastAsia" w:ascii="宋体" w:hAnsi="宋体" w:eastAsia="宋体" w:cs="宋体"/>
+                <w:b w:val="0"/>
+                <w:bCs w:val="0"/>
+                <w:sz w:val="24"/>
+                <w:szCs w:val="24"/>
+              </w:rPr>
+              <w:t>2.1 挑战一：候选人评估与面试日历无法正常联调</w:t>
             </w:r>
           </w:p>
           <w:p>
@@ -1473,7 +2056,18 @@
                 <w:sz w:val="24"/>
                 <w:szCs w:val="24"/>
               </w:rPr>
-              <w:t>我负责多Agent招聘架构的设计、后端流程串联和前端执行过程展示。</w:t>
+              <w:t>（1）</w:t>
+            </w:r>
+            <w:r>
+              <w:rPr>
+                <w:rStyle w:val="9"/>
+                <w:rFonts w:hint="eastAsia" w:ascii="宋体" w:hAnsi="宋体" w:eastAsia="宋体" w:cs="宋体"/>
+                <w:b w:val="0"/>
+                <w:bCs w:val="0"/>
+                <w:sz w:val="24"/>
+                <w:szCs w:val="24"/>
+              </w:rPr>
+              <w:t>问题分析：</w:t>
             </w:r>
           </w:p>
           <w:p>
@@ -1486,22 +2080,18 @@
               <w:spacing w:before="0" w:beforeAutospacing="1" w:after="0" w:afterAutospacing="1"/>
               <w:ind w:left="0" w:right="0"/>
               <w:rPr>
-                <w:rFonts w:hint="eastAsia" w:ascii="宋体" w:hAnsi="宋体" w:eastAsia="宋体" w:cs="宋体"/>
-                <w:b w:val="0"/>
-                <w:bCs w:val="0"/>
-                <w:sz w:val="24"/>
-                <w:szCs w:val="24"/>
-              </w:rPr>
-            </w:pPr>
-            <w:r>
-              <w:rPr>
-                <w:rFonts w:hint="eastAsia" w:ascii="宋体" w:hAnsi="宋体" w:eastAsia="宋体" w:cs="宋体"/>
-                <w:b w:val="0"/>
-                <w:bCs w:val="0"/>
-                <w:sz w:val="24"/>
-                <w:szCs w:val="24"/>
-              </w:rPr>
-              <w:t>我将招聘业务划分为招聘策略、企业知识检索与简历解析、岗位匹配、面试评估、决策审查和HR最终报告等多个协作节点，并完成以下多Agent执行链路的串联：</w:t>
+                <w:rFonts w:ascii="宋体" w:hAnsi="宋体" w:eastAsia="宋体" w:cs="宋体"/>
+                <w:sz w:val="24"/>
+                <w:szCs w:val="24"/>
+              </w:rPr>
+            </w:pPr>
+            <w:r>
+              <w:rPr>
+                <w:rFonts w:ascii="宋体" w:hAnsi="宋体" w:eastAsia="宋体" w:cs="宋体"/>
+                <w:sz w:val="24"/>
+                <w:szCs w:val="24"/>
+              </w:rPr>
+              <w:t>前后端联调时，候选人池出现无法获取智能评估的问题，面试日历也存在空白和状态异常。通过检查前端请求、后端接口、数据库连接及算法调用链，发现问题主要由接口字段不一致、数据库种子数据缺失、前端仍使用静态数据以及数据库端口配置错误导致。</w:t>
             </w:r>
           </w:p>
           <w:p>
@@ -1523,6 +2113,16 @@
             </w:pPr>
             <w:r>
               <w:rPr>
+                <w:rFonts w:hint="eastAsia" w:ascii="宋体" w:hAnsi="宋体" w:eastAsia="宋体" w:cs="宋体"/>
+                <w:b w:val="0"/>
+                <w:bCs w:val="0"/>
+                <w:sz w:val="24"/>
+                <w:szCs w:val="24"/>
+              </w:rPr>
+              <w:t>（2）</w:t>
+            </w:r>
+            <w:r>
+              <w:rPr>
                 <w:rStyle w:val="9"/>
                 <w:rFonts w:hint="eastAsia" w:ascii="宋体" w:hAnsi="宋体" w:eastAsia="宋体" w:cs="宋体"/>
                 <w:b w:val="0"/>
@@ -1530,7 +2130,7 @@
                 <w:sz w:val="24"/>
                 <w:szCs w:val="24"/>
               </w:rPr>
-              <w:t>招聘策略Agent → 企业知识检索与简历解析 → 岗位匹配 → 面试评估 → 决策审查 → HR最终报告。</w:t>
+              <w:t>解决过程：</w:t>
             </w:r>
           </w:p>
           <w:p>
@@ -1543,22 +2143,18 @@
               <w:spacing w:before="0" w:beforeAutospacing="1" w:after="0" w:afterAutospacing="1"/>
               <w:ind w:left="0" w:right="0"/>
               <w:rPr>
-                <w:rFonts w:hint="eastAsia" w:ascii="宋体" w:hAnsi="宋体" w:eastAsia="宋体" w:cs="宋体"/>
-                <w:b w:val="0"/>
-                <w:bCs w:val="0"/>
-                <w:sz w:val="24"/>
-                <w:szCs w:val="24"/>
-              </w:rPr>
-            </w:pPr>
-            <w:r>
-              <w:rPr>
-                <w:rFonts w:hint="eastAsia" w:ascii="宋体" w:hAnsi="宋体" w:eastAsia="宋体" w:cs="宋体"/>
-                <w:b w:val="0"/>
-                <w:bCs w:val="0"/>
-                <w:sz w:val="24"/>
-                <w:szCs w:val="24"/>
-              </w:rPr>
-              <w:t>在后端实现中，我统一了Agent、Tool、Service、核心算法、Agent Run持久化和SSE事件推送之间的调用关系。其中，Agent负责流程编排和结果组织，Tool负责封装可调用能力，Service负责处理具体业务，核心算法负责确定性计算，Agent Run负责记录执行过程，SSE负责向前端实时推送节点状态和执行结果。</w:t>
+                <w:rFonts w:ascii="宋体" w:hAnsi="宋体" w:eastAsia="宋体" w:cs="宋体"/>
+                <w:sz w:val="24"/>
+                <w:szCs w:val="24"/>
+              </w:rPr>
+            </w:pPr>
+            <w:r>
+              <w:rPr>
+                <w:rFonts w:ascii="宋体" w:hAnsi="宋体" w:eastAsia="宋体" w:cs="宋体"/>
+                <w:sz w:val="24"/>
+                <w:szCs w:val="24"/>
+              </w:rPr>
+              <w:t>我按照“前端请求—后端API—Service—Repository—数据库—核心算法”的顺序逐层排查。首先统一数据库连接配置并补充种子数据，确保岗位和候选人信息完整；随后将固定评分和静态报表改为后端实时计算，并统一面试排期接口字段及页面状态处理。完成整体联调后，数据库数据变化能够同步反映到候选人评分、排期结果和招聘报告中。</w:t>
             </w:r>
           </w:p>
           <w:p>
@@ -1586,7 +2182,91 @@
                 <w:sz w:val="24"/>
                 <w:szCs w:val="24"/>
               </w:rPr>
-              <w:t>我还区分了多Agent完整招聘评估与候选人池单次智能评分两类流程，分别明确其接口入口、后端处理方式和结果返回结构，避免完整Agent流程与单次评分功能相互混用。</w:t>
+              <w:t>（3）</w:t>
+            </w:r>
+            <w:r>
+              <w:rPr>
+                <w:rStyle w:val="9"/>
+                <w:rFonts w:hint="eastAsia" w:ascii="宋体" w:hAnsi="宋体" w:eastAsia="宋体" w:cs="宋体"/>
+                <w:b w:val="0"/>
+                <w:bCs w:val="0"/>
+                <w:sz w:val="24"/>
+                <w:szCs w:val="24"/>
+              </w:rPr>
+              <w:t>结果与反思：</w:t>
+            </w:r>
+          </w:p>
+          <w:p>
+            <w:pPr>
+              <w:pStyle w:val="3"/>
+              <w:keepNext w:val="0"/>
+              <w:keepLines w:val="0"/>
+              <w:widowControl/>
+              <w:suppressLineNumbers w:val="0"/>
+              <w:rPr>
+                <w:rFonts w:hint="eastAsia" w:ascii="宋体" w:hAnsi="宋体" w:eastAsia="宋体" w:cs="宋体"/>
+                <w:b w:val="0"/>
+                <w:bCs w:val="0"/>
+                <w:sz w:val="24"/>
+                <w:szCs w:val="24"/>
+              </w:rPr>
+            </w:pPr>
+            <w:r>
+              <w:rPr>
+                <w:rFonts w:hint="eastAsia" w:ascii="宋体" w:hAnsi="宋体" w:eastAsia="宋体" w:cs="宋体"/>
+                <w:b w:val="0"/>
+                <w:bCs w:val="0"/>
+                <w:sz w:val="24"/>
+                <w:szCs w:val="24"/>
+              </w:rPr>
+              <w:t>问题解决后，候选人池能够正常获取动态评分，面试日历可以加载真实数据并展示排期推荐，招聘报告也能随数据库实时更新。此次排查</w:t>
+            </w:r>
+            <w:r>
+              <w:rPr>
+                <w:rFonts w:hint="eastAsia" w:cs="宋体"/>
+                <w:b w:val="0"/>
+                <w:bCs w:val="0"/>
+                <w:sz w:val="24"/>
+                <w:szCs w:val="24"/>
+                <w:lang w:val="en-US" w:eastAsia="zh-CN"/>
+              </w:rPr>
+              <w:t>后</w:t>
+            </w:r>
+            <w:r>
+              <w:rPr>
+                <w:rFonts w:hint="eastAsia" w:ascii="宋体" w:hAnsi="宋体" w:eastAsia="宋体" w:cs="宋体"/>
+                <w:b w:val="0"/>
+                <w:bCs w:val="0"/>
+                <w:sz w:val="24"/>
+                <w:szCs w:val="24"/>
+              </w:rPr>
+              <w:t>，我认识到前后端联调应优先检查接口路由，并沿完整调用链定位问题；同时，统一数据来源和接口契约是保证系统稳定运行的关键。</w:t>
+            </w:r>
+          </w:p>
+          <w:p>
+            <w:pPr>
+              <w:pStyle w:val="3"/>
+              <w:keepNext w:val="0"/>
+              <w:keepLines w:val="0"/>
+              <w:widowControl/>
+              <w:suppressLineNumbers w:val="0"/>
+              <w:rPr>
+                <w:rFonts w:hint="eastAsia" w:ascii="宋体" w:hAnsi="宋体" w:eastAsia="宋体" w:cs="宋体"/>
+                <w:b w:val="0"/>
+                <w:bCs w:val="0"/>
+                <w:sz w:val="24"/>
+                <w:szCs w:val="24"/>
+              </w:rPr>
+            </w:pPr>
+            <w:r>
+              <w:rPr>
+                <w:rFonts w:hint="eastAsia" w:ascii="宋体" w:hAnsi="宋体" w:eastAsia="宋体" w:cs="宋体"/>
+                <w:b w:val="0"/>
+                <w:bCs w:val="0"/>
+                <w:sz w:val="24"/>
+                <w:szCs w:val="24"/>
+              </w:rPr>
+              <w:t>2.2 挑战二：多Agent调用链复杂且前后端状态不同步</w:t>
             </w:r>
           </w:p>
           <w:p>
@@ -1614,7 +2294,18 @@
                 <w:sz w:val="24"/>
                 <w:szCs w:val="24"/>
               </w:rPr>
-              <w:t>在前端方面，我完成了多Agent工作流看板、节点状态、节点详情、实时事件流、候选人进度、岗位匹配结果、决策审查结果和HR最终报告等内容的设计与联动，使用户能够查看招聘评估的完整执行过程。</w:t>
+              <w:t>（1）</w:t>
+            </w:r>
+            <w:r>
+              <w:rPr>
+                <w:rStyle w:val="9"/>
+                <w:rFonts w:hint="eastAsia" w:ascii="宋体" w:hAnsi="宋体" w:eastAsia="宋体" w:cs="宋体"/>
+                <w:b w:val="0"/>
+                <w:bCs w:val="0"/>
+                <w:sz w:val="24"/>
+                <w:szCs w:val="24"/>
+              </w:rPr>
+              <w:t>问题分析：</w:t>
             </w:r>
           </w:p>
           <w:p>
@@ -1627,33 +2318,18 @@
               <w:spacing w:before="0" w:beforeAutospacing="1" w:after="0" w:afterAutospacing="1"/>
               <w:ind w:left="0" w:right="0"/>
               <w:rPr>
-                <w:rFonts w:hint="eastAsia" w:ascii="宋体" w:hAnsi="宋体" w:eastAsia="宋体" w:cs="宋体"/>
-                <w:b w:val="0"/>
-                <w:bCs w:val="0"/>
-                <w:sz w:val="24"/>
-                <w:szCs w:val="24"/>
-              </w:rPr>
-            </w:pPr>
-            <w:r>
-              <w:rPr>
-                <w:rFonts w:hint="eastAsia" w:ascii="宋体" w:hAnsi="宋体" w:eastAsia="宋体" w:cs="宋体"/>
-                <w:b w:val="0"/>
-                <w:bCs w:val="0"/>
-                <w:sz w:val="24"/>
-                <w:szCs w:val="24"/>
-              </w:rPr>
-              <w:t>（2）</w:t>
-            </w:r>
-            <w:r>
-              <w:rPr>
-                <w:rStyle w:val="9"/>
-                <w:rFonts w:hint="eastAsia" w:ascii="宋体" w:hAnsi="宋体" w:eastAsia="宋体" w:cs="宋体"/>
-                <w:b w:val="0"/>
-                <w:bCs w:val="0"/>
-                <w:sz w:val="24"/>
-                <w:szCs w:val="24"/>
-              </w:rPr>
-              <w:t>交付成果：</w:t>
+                <w:rFonts w:ascii="宋体" w:hAnsi="宋体" w:eastAsia="宋体" w:cs="宋体"/>
+                <w:sz w:val="24"/>
+                <w:szCs w:val="24"/>
+              </w:rPr>
+            </w:pPr>
+            <w:r>
+              <w:rPr>
+                <w:rFonts w:ascii="宋体" w:hAnsi="宋体" w:eastAsia="宋体" w:cs="宋体"/>
+                <w:sz w:val="24"/>
+                <w:szCs w:val="24"/>
+              </w:rPr>
+              <w:t>多Agent招聘流程涉及招聘策略、知识检索、简历解析、岗位匹配、面试评估、决策审查和HR报告等多个节点，同时关联Tool、Service、核心算法、数据库持久化和SSE推送。初期各模块职责不够清晰，出现重复调用评分算法、大模型覆盖确定性结果以及前后端节点状态不一致等问题。</w:t>
             </w:r>
           </w:p>
           <w:p>
@@ -1681,7 +2357,18 @@
                 <w:sz w:val="24"/>
                 <w:szCs w:val="24"/>
               </w:rPr>
-              <w:t>完成多Agent招聘流程的后端整体串联，实现多个Agent节点按照既定顺序协同执行。</w:t>
+              <w:t>（2）</w:t>
+            </w:r>
+            <w:r>
+              <w:rPr>
+                <w:rStyle w:val="9"/>
+                <w:rFonts w:hint="eastAsia" w:ascii="宋体" w:hAnsi="宋体" w:eastAsia="宋体" w:cs="宋体"/>
+                <w:b w:val="0"/>
+                <w:bCs w:val="0"/>
+                <w:sz w:val="24"/>
+                <w:szCs w:val="24"/>
+              </w:rPr>
+              <w:t>解决过程：</w:t>
             </w:r>
           </w:p>
           <w:p>
@@ -1709,7 +2396,49 @@
                 <w:sz w:val="24"/>
                 <w:szCs w:val="24"/>
               </w:rPr>
-              <w:t>完成Agent、Tool、Service、核心算法和数据库持久化之间的调用关系设计。</w:t>
+              <w:t>我重新梳理多Agent调用链</w:t>
+            </w:r>
+            <w:r>
+              <w:rPr>
+                <w:rFonts w:hint="eastAsia" w:ascii="宋体" w:hAnsi="宋体" w:eastAsia="宋体" w:cs="宋体"/>
+                <w:b w:val="0"/>
+                <w:bCs w:val="0"/>
+                <w:sz w:val="24"/>
+                <w:szCs w:val="24"/>
+                <w:lang w:eastAsia="zh-CN"/>
+              </w:rPr>
+              <w:t>，</w:t>
+            </w:r>
+            <w:r>
+              <w:rPr>
+                <w:rFonts w:hint="eastAsia" w:ascii="宋体" w:hAnsi="宋体" w:eastAsia="宋体" w:cs="宋体"/>
+                <w:b w:val="0"/>
+                <w:bCs w:val="0"/>
+                <w:sz w:val="24"/>
+                <w:szCs w:val="24"/>
+              </w:rPr>
+              <w:t>通过Prompt和代码边界限制大模型修改评分、排序和面试结论。统一SSE事件字段及节点状态，检查</w:t>
+            </w:r>
+            <w:r>
+              <w:rPr>
+                <w:rFonts w:hint="eastAsia" w:ascii="宋体" w:hAnsi="宋体" w:eastAsia="宋体" w:cs="宋体"/>
+                <w:b w:val="0"/>
+                <w:bCs w:val="0"/>
+                <w:sz w:val="24"/>
+                <w:szCs w:val="24"/>
+                <w:lang w:val="en-US" w:eastAsia="zh-CN"/>
+              </w:rPr>
+              <w:t>了</w:t>
+            </w:r>
+            <w:r>
+              <w:rPr>
+                <w:rFonts w:hint="eastAsia" w:ascii="宋体" w:hAnsi="宋体" w:eastAsia="宋体" w:cs="宋体"/>
+                <w:b w:val="0"/>
+                <w:bCs w:val="0"/>
+                <w:sz w:val="24"/>
+                <w:szCs w:val="24"/>
+              </w:rPr>
+              <w:t>前端事件监听和状态映射逻辑。</w:t>
             </w:r>
           </w:p>
           <w:p>
@@ -1737,7 +2466,220 @@
                 <w:sz w:val="24"/>
                 <w:szCs w:val="24"/>
               </w:rPr>
-              <w:t>完成Agent Run运行记录和SSE实时事件推送功能，使前端能够实时展示等待、运行、完成和异常等节点状态。</w:t>
+              <w:t>（3）</w:t>
+            </w:r>
+            <w:r>
+              <w:rPr>
+                <w:rStyle w:val="9"/>
+                <w:rFonts w:hint="eastAsia" w:ascii="宋体" w:hAnsi="宋体" w:eastAsia="宋体" w:cs="宋体"/>
+                <w:b w:val="0"/>
+                <w:bCs w:val="0"/>
+                <w:sz w:val="24"/>
+                <w:szCs w:val="24"/>
+              </w:rPr>
+              <w:t>结果与反思：</w:t>
+            </w:r>
+          </w:p>
+          <w:p>
+            <w:pPr>
+              <w:widowControl/>
+              <w:rPr>
+                <w:rFonts w:hint="eastAsia" w:ascii="宋体" w:hAnsi="宋体" w:eastAsia="宋体" w:cs="宋体"/>
+                <w:color w:val="000000"/>
+                <w:kern w:val="0"/>
+                <w:sz w:val="24"/>
+                <w:szCs w:val="24"/>
+              </w:rPr>
+            </w:pPr>
+            <w:r>
+              <w:rPr>
+                <w:rFonts w:hint="eastAsia" w:ascii="宋体" w:hAnsi="宋体" w:eastAsia="宋体" w:cs="宋体"/>
+                <w:color w:val="000000"/>
+                <w:kern w:val="0"/>
+                <w:sz w:val="24"/>
+                <w:szCs w:val="24"/>
+              </w:rPr>
+              <w:t>调整后，多Agent流程能够按既定顺序执行，前端可以实时展示各节点状态、输入输出和评估结果。此次调整</w:t>
+            </w:r>
+            <w:r>
+              <w:rPr>
+                <w:rFonts w:hint="eastAsia" w:ascii="宋体" w:hAnsi="宋体" w:eastAsia="宋体" w:cs="宋体"/>
+                <w:color w:val="000000"/>
+                <w:kern w:val="0"/>
+                <w:sz w:val="24"/>
+                <w:szCs w:val="24"/>
+                <w:lang w:val="en-US" w:eastAsia="zh-CN"/>
+              </w:rPr>
+              <w:t>后，</w:t>
+            </w:r>
+            <w:r>
+              <w:rPr>
+                <w:rFonts w:hint="eastAsia" w:ascii="宋体" w:hAnsi="宋体" w:eastAsia="宋体" w:cs="宋体"/>
+                <w:color w:val="000000"/>
+                <w:kern w:val="0"/>
+                <w:sz w:val="24"/>
+                <w:szCs w:val="24"/>
+              </w:rPr>
+              <w:t>我认识到多Agent系统确定性任务</w:t>
+            </w:r>
+            <w:r>
+              <w:rPr>
+                <w:rFonts w:hint="eastAsia" w:ascii="宋体" w:hAnsi="宋体" w:eastAsia="宋体" w:cs="宋体"/>
+                <w:color w:val="000000"/>
+                <w:kern w:val="0"/>
+                <w:sz w:val="24"/>
+                <w:szCs w:val="24"/>
+                <w:lang w:val="en-US" w:eastAsia="zh-CN"/>
+              </w:rPr>
+              <w:t>可以</w:t>
+            </w:r>
+            <w:r>
+              <w:rPr>
+                <w:rFonts w:hint="eastAsia" w:ascii="宋体" w:hAnsi="宋体" w:eastAsia="宋体" w:cs="宋体"/>
+                <w:color w:val="000000"/>
+                <w:kern w:val="0"/>
+                <w:sz w:val="24"/>
+                <w:szCs w:val="24"/>
+              </w:rPr>
+              <w:t>由核心算法完成，大模型主要</w:t>
+            </w:r>
+            <w:r>
+              <w:rPr>
+                <w:rFonts w:hint="eastAsia" w:ascii="宋体" w:hAnsi="宋体" w:eastAsia="宋体" w:cs="宋体"/>
+                <w:color w:val="000000"/>
+                <w:kern w:val="0"/>
+                <w:sz w:val="24"/>
+                <w:szCs w:val="24"/>
+                <w:lang w:val="en-US" w:eastAsia="zh-CN"/>
+              </w:rPr>
+              <w:t>来</w:t>
+            </w:r>
+            <w:r>
+              <w:rPr>
+                <w:rFonts w:hint="eastAsia" w:ascii="宋体" w:hAnsi="宋体" w:eastAsia="宋体" w:cs="宋体"/>
+                <w:color w:val="000000"/>
+                <w:kern w:val="0"/>
+                <w:sz w:val="24"/>
+                <w:szCs w:val="24"/>
+              </w:rPr>
+              <w:t>负责知识理解、结果解释和报告生成。</w:t>
+            </w:r>
+          </w:p>
+          <w:p>
+            <w:pPr>
+              <w:widowControl/>
+              <w:rPr>
+                <w:rFonts w:hint="eastAsia" w:ascii="宋体" w:hAnsi="宋体" w:eastAsia="宋体" w:cs="宋体"/>
+                <w:color w:val="000000"/>
+                <w:kern w:val="0"/>
+                <w:sz w:val="24"/>
+                <w:szCs w:val="24"/>
+              </w:rPr>
+            </w:pPr>
+          </w:p>
+          <w:p>
+            <w:pPr>
+              <w:widowControl/>
+              <w:rPr>
+                <w:rFonts w:hint="eastAsia" w:ascii="宋体" w:hAnsi="宋体" w:eastAsia="宋体" w:cs="宋体"/>
+                <w:color w:val="000000"/>
+                <w:kern w:val="0"/>
+                <w:sz w:val="24"/>
+                <w:szCs w:val="24"/>
+              </w:rPr>
+            </w:pPr>
+            <w:r>
+              <w:rPr>
+                <w:rFonts w:hint="eastAsia" w:ascii="宋体" w:hAnsi="宋体" w:eastAsia="宋体" w:cs="宋体"/>
+                <w:color w:val="000000"/>
+                <w:kern w:val="0"/>
+                <w:sz w:val="24"/>
+                <w:szCs w:val="24"/>
+              </w:rPr>
+              <w:t>三、</w:t>
+            </w:r>
+            <w:r>
+              <w:rPr>
+                <w:rFonts w:ascii="宋体" w:hAnsi="宋体" w:eastAsia="宋体" w:cs="宋体"/>
+                <w:color w:val="000000"/>
+                <w:kern w:val="0"/>
+                <w:sz w:val="24"/>
+                <w:szCs w:val="24"/>
+              </w:rPr>
+              <w:t>心得体会与学习收获</w:t>
+            </w:r>
+          </w:p>
+          <w:p>
+            <w:pPr>
+              <w:pStyle w:val="2"/>
+              <w:keepNext w:val="0"/>
+              <w:keepLines w:val="0"/>
+              <w:widowControl/>
+              <w:suppressLineNumbers w:val="0"/>
+              <w:rPr>
+                <w:rFonts w:hint="eastAsia" w:ascii="宋体" w:hAnsi="宋体" w:eastAsia="宋体" w:cs="宋体"/>
+                <w:b w:val="0"/>
+                <w:bCs w:val="0"/>
+                <w:sz w:val="24"/>
+                <w:szCs w:val="24"/>
+              </w:rPr>
+            </w:pPr>
+            <w:r>
+              <w:rPr>
+                <w:rFonts w:hint="eastAsia" w:ascii="宋体" w:hAnsi="宋体" w:eastAsia="宋体" w:cs="宋体"/>
+                <w:b w:val="0"/>
+                <w:bCs w:val="0"/>
+                <w:sz w:val="24"/>
+                <w:szCs w:val="24"/>
+              </w:rPr>
+              <w:t>1. 专业知识与技能</w:t>
+            </w:r>
+          </w:p>
+          <w:p>
+            <w:pPr>
+              <w:pStyle w:val="3"/>
+              <w:keepNext w:val="0"/>
+              <w:keepLines w:val="0"/>
+              <w:widowControl/>
+              <w:suppressLineNumbers w:val="0"/>
+              <w:rPr>
+                <w:rFonts w:hint="eastAsia" w:ascii="宋体" w:hAnsi="宋体" w:eastAsia="宋体" w:cs="宋体"/>
+                <w:b w:val="0"/>
+                <w:bCs w:val="0"/>
+                <w:sz w:val="24"/>
+                <w:szCs w:val="24"/>
+              </w:rPr>
+            </w:pPr>
+            <w:r>
+              <w:rPr>
+                <w:rFonts w:hint="eastAsia" w:ascii="宋体" w:hAnsi="宋体" w:eastAsia="宋体" w:cs="宋体"/>
+                <w:b w:val="0"/>
+                <w:bCs w:val="0"/>
+                <w:sz w:val="24"/>
+                <w:szCs w:val="24"/>
+              </w:rPr>
+              <w:t>（1）</w:t>
+            </w:r>
+            <w:r>
+              <w:rPr>
+                <w:rFonts w:hint="eastAsia" w:cs="宋体"/>
+                <w:b w:val="0"/>
+                <w:bCs w:val="0"/>
+                <w:sz w:val="24"/>
+                <w:szCs w:val="24"/>
+                <w:lang w:val="en-US" w:eastAsia="zh-CN"/>
+              </w:rPr>
+              <w:t>更加熟练</w:t>
+            </w:r>
+            <w:r>
+              <w:rPr>
+                <w:rFonts w:hint="eastAsia" w:ascii="宋体" w:hAnsi="宋体" w:eastAsia="宋体" w:cs="宋体"/>
+                <w:b w:val="0"/>
+                <w:bCs w:val="0"/>
+                <w:sz w:val="24"/>
+                <w:szCs w:val="24"/>
+              </w:rPr>
+              <w:t>前后端分离与模块化开发方法</w:t>
             </w:r>
           </w:p>
           <w:p>
@@ -1759,13 +2701,431 @@
             </w:pPr>
             <w:r>
               <w:rPr>
-                <w:rFonts w:hint="eastAsia" w:ascii="宋体" w:hAnsi="宋体" w:eastAsia="宋体" w:cs="宋体"/>
-                <w:b w:val="0"/>
-                <w:bCs w:val="0"/>
-                <w:sz w:val="24"/>
-                <w:szCs w:val="24"/>
-              </w:rPr>
-              <w:t>完成多Agent招聘评估前端看板及结果展示区域的主要设计与实现。</w:t>
+                <w:rFonts w:ascii="宋体" w:hAnsi="宋体" w:eastAsia="宋体" w:cs="宋体"/>
+                <w:sz w:val="24"/>
+                <w:szCs w:val="24"/>
+              </w:rPr>
+              <w:t>本次项目采用FastAPI后端和统一API接口。招聘、考勤、薪资、权限审计等功能被划分为独立模块，通过统一的数据结构协作。候选人池、面试日历和招聘报告等功能的联调</w:t>
+            </w:r>
+            <w:r>
+              <w:rPr>
+                <w:rFonts w:hint="eastAsia" w:ascii="宋体" w:hAnsi="宋体" w:eastAsia="宋体" w:cs="宋体"/>
+                <w:sz w:val="24"/>
+                <w:szCs w:val="24"/>
+                <w:lang w:val="en-US" w:eastAsia="zh-CN"/>
+              </w:rPr>
+              <w:t>后</w:t>
+            </w:r>
+            <w:r>
+              <w:rPr>
+                <w:rFonts w:ascii="宋体" w:hAnsi="宋体" w:eastAsia="宋体" w:cs="宋体"/>
+                <w:sz w:val="24"/>
+                <w:szCs w:val="24"/>
+              </w:rPr>
+              <w:t>，我掌握了接口设计、实时数据处理和前端状态更新方法。</w:t>
+            </w:r>
+          </w:p>
+          <w:p>
+            <w:pPr>
+              <w:pStyle w:val="3"/>
+              <w:keepNext w:val="0"/>
+              <w:keepLines w:val="0"/>
+              <w:widowControl/>
+              <w:suppressLineNumbers w:val="0"/>
+              <w:rPr>
+                <w:rFonts w:hint="eastAsia" w:ascii="宋体" w:hAnsi="宋体" w:eastAsia="宋体" w:cs="宋体"/>
+                <w:b w:val="0"/>
+                <w:bCs w:val="0"/>
+                <w:sz w:val="24"/>
+                <w:szCs w:val="24"/>
+              </w:rPr>
+            </w:pPr>
+            <w:r>
+              <w:rPr>
+                <w:rFonts w:hint="eastAsia" w:ascii="宋体" w:hAnsi="宋体" w:eastAsia="宋体" w:cs="宋体"/>
+                <w:b w:val="0"/>
+                <w:bCs w:val="0"/>
+                <w:sz w:val="24"/>
+                <w:szCs w:val="24"/>
+              </w:rPr>
+              <w:t>（2）掌握了多Agent系统的设计与流程编排方法</w:t>
+            </w:r>
+          </w:p>
+          <w:p>
+            <w:pPr>
+              <w:pStyle w:val="3"/>
+              <w:keepNext w:val="0"/>
+              <w:keepLines w:val="0"/>
+              <w:widowControl/>
+              <w:suppressLineNumbers w:val="0"/>
+              <w:rPr>
+                <w:rFonts w:hint="eastAsia" w:ascii="宋体" w:hAnsi="宋体" w:eastAsia="宋体" w:cs="宋体"/>
+                <w:b w:val="0"/>
+                <w:bCs w:val="0"/>
+                <w:sz w:val="24"/>
+                <w:szCs w:val="24"/>
+              </w:rPr>
+            </w:pPr>
+            <w:r>
+              <w:rPr>
+                <w:rFonts w:hint="eastAsia" w:ascii="宋体" w:hAnsi="宋体" w:eastAsia="宋体" w:cs="宋体"/>
+                <w:b w:val="0"/>
+                <w:bCs w:val="0"/>
+                <w:sz w:val="24"/>
+                <w:szCs w:val="24"/>
+              </w:rPr>
+              <w:t>我掌握了按照“Agent—Tool—Service—核心算法”组织智能业务的方法</w:t>
+            </w:r>
+            <w:r>
+              <w:rPr>
+                <w:rFonts w:hint="eastAsia" w:cs="宋体"/>
+                <w:b w:val="0"/>
+                <w:bCs w:val="0"/>
+                <w:sz w:val="24"/>
+                <w:szCs w:val="24"/>
+                <w:lang w:eastAsia="zh-CN"/>
+              </w:rPr>
+              <w:t>，</w:t>
+            </w:r>
+            <w:r>
+              <w:rPr>
+                <w:rFonts w:hint="eastAsia" w:cs="宋体"/>
+                <w:b w:val="0"/>
+                <w:bCs w:val="0"/>
+                <w:sz w:val="24"/>
+                <w:szCs w:val="24"/>
+                <w:lang w:val="en-US" w:eastAsia="zh-CN"/>
+              </w:rPr>
+              <w:t>学会</w:t>
+            </w:r>
+            <w:r>
+              <w:rPr>
+                <w:rFonts w:hint="eastAsia" w:ascii="宋体" w:hAnsi="宋体" w:eastAsia="宋体" w:cs="宋体"/>
+                <w:b w:val="0"/>
+                <w:bCs w:val="0"/>
+                <w:sz w:val="24"/>
+                <w:szCs w:val="24"/>
+              </w:rPr>
+              <w:t>使用Agent Run记录执行过程，并通过SSE向前端实时推送节点状态和结果，实现多Agent流程的可视化展示。</w:t>
+            </w:r>
+          </w:p>
+          <w:p>
+            <w:pPr>
+              <w:pStyle w:val="3"/>
+              <w:keepNext w:val="0"/>
+              <w:keepLines w:val="0"/>
+              <w:widowControl/>
+              <w:suppressLineNumbers w:val="0"/>
+              <w:rPr>
+                <w:rFonts w:hint="eastAsia" w:ascii="宋体" w:hAnsi="宋体" w:eastAsia="宋体" w:cs="宋体"/>
+                <w:b w:val="0"/>
+                <w:bCs w:val="0"/>
+                <w:sz w:val="24"/>
+                <w:szCs w:val="24"/>
+              </w:rPr>
+            </w:pPr>
+            <w:r>
+              <w:rPr>
+                <w:rFonts w:hint="eastAsia" w:ascii="宋体" w:hAnsi="宋体" w:eastAsia="宋体" w:cs="宋体"/>
+                <w:b w:val="0"/>
+                <w:bCs w:val="0"/>
+                <w:sz w:val="24"/>
+                <w:szCs w:val="24"/>
+              </w:rPr>
+              <w:t>（3）加深了对确定性算法、RAG和大模型能力边界的理解</w:t>
+            </w:r>
+          </w:p>
+          <w:p>
+            <w:pPr>
+              <w:pStyle w:val="2"/>
+              <w:keepNext w:val="0"/>
+              <w:keepLines w:val="0"/>
+              <w:widowControl/>
+              <w:suppressLineNumbers w:val="0"/>
+              <w:rPr>
+                <w:rFonts w:hint="eastAsia" w:ascii="宋体" w:hAnsi="宋体" w:eastAsia="宋体" w:cs="宋体"/>
+                <w:b w:val="0"/>
+                <w:bCs w:val="0"/>
+                <w:sz w:val="24"/>
+                <w:szCs w:val="24"/>
+              </w:rPr>
+            </w:pPr>
+            <w:r>
+              <w:rPr>
+                <w:rFonts w:hint="eastAsia" w:ascii="宋体" w:hAnsi="宋体" w:eastAsia="宋体" w:cs="宋体"/>
+                <w:b w:val="0"/>
+                <w:bCs w:val="0"/>
+                <w:sz w:val="24"/>
+                <w:szCs w:val="24"/>
+              </w:rPr>
+              <w:t>招聘评分和面试排期模块的开发</w:t>
+            </w:r>
+            <w:r>
+              <w:rPr>
+                <w:rFonts w:hint="eastAsia" w:cs="宋体"/>
+                <w:b w:val="0"/>
+                <w:bCs w:val="0"/>
+                <w:sz w:val="24"/>
+                <w:szCs w:val="24"/>
+                <w:lang w:val="en-US" w:eastAsia="zh-CN"/>
+              </w:rPr>
+              <w:t>后</w:t>
+            </w:r>
+            <w:r>
+              <w:rPr>
+                <w:rFonts w:hint="eastAsia" w:ascii="宋体" w:hAnsi="宋体" w:eastAsia="宋体" w:cs="宋体"/>
+                <w:b w:val="0"/>
+                <w:bCs w:val="0"/>
+                <w:sz w:val="24"/>
+                <w:szCs w:val="24"/>
+              </w:rPr>
+              <w:t>，我进一步理解了确定性算法与大模型的职责边界</w:t>
+            </w:r>
+            <w:r>
+              <w:rPr>
+                <w:rFonts w:hint="eastAsia" w:cs="宋体"/>
+                <w:b w:val="0"/>
+                <w:bCs w:val="0"/>
+                <w:sz w:val="24"/>
+                <w:szCs w:val="24"/>
+                <w:lang w:eastAsia="zh-CN"/>
+              </w:rPr>
+              <w:t>。</w:t>
+            </w:r>
+            <w:r>
+              <w:rPr>
+                <w:rFonts w:hint="eastAsia" w:ascii="宋体" w:hAnsi="宋体" w:eastAsia="宋体" w:cs="宋体"/>
+                <w:b w:val="0"/>
+                <w:bCs w:val="0"/>
+                <w:sz w:val="24"/>
+                <w:szCs w:val="24"/>
+              </w:rPr>
+              <w:t>招聘知识库的建设与精简</w:t>
+            </w:r>
+            <w:r>
+              <w:rPr>
+                <w:rFonts w:hint="eastAsia" w:cs="宋体"/>
+                <w:b w:val="0"/>
+                <w:bCs w:val="0"/>
+                <w:sz w:val="24"/>
+                <w:szCs w:val="24"/>
+                <w:lang w:val="en-US" w:eastAsia="zh-CN"/>
+              </w:rPr>
+              <w:t>后</w:t>
+            </w:r>
+            <w:r>
+              <w:rPr>
+                <w:rFonts w:hint="eastAsia" w:ascii="宋体" w:hAnsi="宋体" w:eastAsia="宋体" w:cs="宋体"/>
+                <w:b w:val="0"/>
+                <w:bCs w:val="0"/>
+                <w:sz w:val="24"/>
+                <w:szCs w:val="24"/>
+              </w:rPr>
+              <w:t>，我加深了对RAG技术的理解</w:t>
+            </w:r>
+            <w:r>
+              <w:rPr>
+                <w:rFonts w:hint="eastAsia" w:cs="宋体"/>
+                <w:b w:val="0"/>
+                <w:bCs w:val="0"/>
+                <w:sz w:val="24"/>
+                <w:szCs w:val="24"/>
+                <w:lang w:eastAsia="zh-CN"/>
+              </w:rPr>
+              <w:t>，</w:t>
+            </w:r>
+            <w:r>
+              <w:rPr>
+                <w:rFonts w:hint="eastAsia" w:ascii="宋体" w:hAnsi="宋体" w:eastAsia="宋体" w:cs="宋体"/>
+                <w:b w:val="0"/>
+                <w:bCs w:val="0"/>
+                <w:sz w:val="24"/>
+                <w:szCs w:val="24"/>
+              </w:rPr>
+              <w:t>也掌握了知识库内容整理、字段统一和来源约束等基本方法。</w:t>
+            </w:r>
+          </w:p>
+          <w:p>
+            <w:pPr>
+              <w:pStyle w:val="2"/>
+              <w:keepNext w:val="0"/>
+              <w:keepLines w:val="0"/>
+              <w:widowControl/>
+              <w:suppressLineNumbers w:val="0"/>
+              <w:rPr>
+                <w:rFonts w:hint="eastAsia" w:ascii="宋体" w:hAnsi="宋体" w:eastAsia="宋体" w:cs="宋体"/>
+                <w:b w:val="0"/>
+                <w:bCs w:val="0"/>
+                <w:sz w:val="24"/>
+                <w:szCs w:val="24"/>
+              </w:rPr>
+            </w:pPr>
+            <w:r>
+              <w:rPr>
+                <w:rFonts w:hint="eastAsia" w:ascii="宋体" w:hAnsi="宋体" w:eastAsia="宋体" w:cs="宋体"/>
+                <w:b w:val="0"/>
+                <w:bCs w:val="0"/>
+                <w:sz w:val="24"/>
+                <w:szCs w:val="24"/>
+              </w:rPr>
+              <w:t>2. 软件工程实践</w:t>
+            </w:r>
+          </w:p>
+          <w:p>
+            <w:pPr>
+              <w:pStyle w:val="2"/>
+              <w:keepNext w:val="0"/>
+              <w:keepLines w:val="0"/>
+              <w:widowControl/>
+              <w:suppressLineNumbers w:val="0"/>
+              <w:rPr>
+                <w:rFonts w:hint="eastAsia" w:ascii="宋体" w:hAnsi="宋体" w:eastAsia="宋体" w:cs="宋体"/>
+                <w:b w:val="0"/>
+                <w:bCs w:val="0"/>
+                <w:sz w:val="24"/>
+                <w:szCs w:val="24"/>
+              </w:rPr>
+            </w:pPr>
+            <w:r>
+              <w:rPr>
+                <w:rFonts w:hint="eastAsia" w:ascii="宋体" w:hAnsi="宋体" w:eastAsia="宋体" w:cs="宋体"/>
+                <w:b w:val="0"/>
+                <w:bCs w:val="0"/>
+                <w:sz w:val="24"/>
+                <w:szCs w:val="24"/>
+              </w:rPr>
+              <w:t>我对完整的软件开发流程有了更深入的认识。项目初期需要先明确功能范围、整体架构、模块边界、接口规范和数据结构，否则后期容易出现重复开发、接口不兼容和返工。在前后端联调中，我认识到页面异常往往涉及前端请求、后端接口、Service、数据库和算法等多个环节</w:t>
+            </w:r>
+            <w:r>
+              <w:rPr>
+                <w:rFonts w:hint="eastAsia" w:cs="宋体"/>
+                <w:b w:val="0"/>
+                <w:bCs w:val="0"/>
+                <w:sz w:val="24"/>
+                <w:szCs w:val="24"/>
+                <w:lang w:eastAsia="zh-CN"/>
+              </w:rPr>
+              <w:t>，</w:t>
+            </w:r>
+            <w:r>
+              <w:rPr>
+                <w:rFonts w:hint="eastAsia" w:cs="宋体"/>
+                <w:b w:val="0"/>
+                <w:bCs w:val="0"/>
+                <w:sz w:val="24"/>
+                <w:szCs w:val="24"/>
+                <w:lang w:val="en-US" w:eastAsia="zh-CN"/>
+              </w:rPr>
+              <w:t>认识到</w:t>
+            </w:r>
+            <w:r>
+              <w:rPr>
+                <w:rFonts w:hint="eastAsia" w:ascii="宋体" w:hAnsi="宋体" w:eastAsia="宋体" w:cs="宋体"/>
+                <w:b w:val="0"/>
+                <w:bCs w:val="0"/>
+                <w:sz w:val="24"/>
+                <w:szCs w:val="24"/>
+              </w:rPr>
+              <w:t>逐层排查问题的</w:t>
+            </w:r>
+            <w:r>
+              <w:rPr>
+                <w:rFonts w:hint="eastAsia" w:cs="宋体"/>
+                <w:b w:val="0"/>
+                <w:bCs w:val="0"/>
+                <w:sz w:val="24"/>
+                <w:szCs w:val="24"/>
+                <w:lang w:val="en-US" w:eastAsia="zh-CN"/>
+              </w:rPr>
+              <w:t>重要性</w:t>
+            </w:r>
+            <w:r>
+              <w:rPr>
+                <w:rFonts w:hint="eastAsia" w:ascii="宋体" w:hAnsi="宋体" w:eastAsia="宋体" w:cs="宋体"/>
+                <w:b w:val="0"/>
+                <w:bCs w:val="0"/>
+                <w:sz w:val="24"/>
+                <w:szCs w:val="24"/>
+              </w:rPr>
+              <w:t>。</w:t>
+            </w:r>
+          </w:p>
+          <w:p>
+            <w:pPr>
+              <w:pStyle w:val="2"/>
+              <w:keepNext w:val="0"/>
+              <w:keepLines w:val="0"/>
+              <w:widowControl/>
+              <w:suppressLineNumbers w:val="0"/>
+              <w:rPr>
+                <w:rFonts w:hint="eastAsia" w:ascii="宋体" w:hAnsi="宋体" w:eastAsia="宋体" w:cs="宋体"/>
+                <w:b w:val="0"/>
+                <w:bCs w:val="0"/>
+                <w:sz w:val="24"/>
+                <w:szCs w:val="24"/>
+              </w:rPr>
+            </w:pPr>
+            <w:r>
+              <w:rPr>
+                <w:rFonts w:hint="eastAsia" w:ascii="宋体" w:hAnsi="宋体" w:eastAsia="宋体" w:cs="宋体"/>
+                <w:b w:val="0"/>
+                <w:bCs w:val="0"/>
+                <w:sz w:val="24"/>
+                <w:szCs w:val="24"/>
+              </w:rPr>
+              <w:t>同时，我认识到软件开发不仅要实现正常功能，还要考虑空数据、网络异常、数据库连接失败、模型调用异常和SSE中断等边界情况，加强异常处理和稳定性验证。</w:t>
+            </w:r>
+          </w:p>
+          <w:p>
+            <w:pPr>
+              <w:pStyle w:val="2"/>
+              <w:keepNext w:val="0"/>
+              <w:keepLines w:val="0"/>
+              <w:widowControl/>
+              <w:suppressLineNumbers w:val="0"/>
+              <w:rPr>
+                <w:rFonts w:hint="eastAsia" w:ascii="宋体" w:hAnsi="宋体" w:eastAsia="宋体" w:cs="宋体"/>
+                <w:b w:val="0"/>
+                <w:bCs w:val="0"/>
+                <w:sz w:val="24"/>
+                <w:szCs w:val="24"/>
+              </w:rPr>
+            </w:pPr>
+            <w:r>
+              <w:rPr>
+                <w:rFonts w:hint="eastAsia" w:ascii="宋体" w:hAnsi="宋体" w:eastAsia="宋体" w:cs="宋体"/>
+                <w:b w:val="0"/>
+                <w:bCs w:val="0"/>
+                <w:sz w:val="24"/>
+                <w:szCs w:val="24"/>
+              </w:rPr>
+              <w:t>此外，我进一步理解了Git分支管理的重要性。使用dev分支进行日常开发、main分支保存稳定版本，并规范提交和合并流程，可以减少代码冲突和版本混乱，也便于后续查看记录和回退版本。</w:t>
+            </w:r>
+          </w:p>
+          <w:p>
+            <w:pPr>
+              <w:pStyle w:val="2"/>
+              <w:keepNext w:val="0"/>
+              <w:keepLines w:val="0"/>
+              <w:widowControl/>
+              <w:suppressLineNumbers w:val="0"/>
+              <w:rPr>
+                <w:rFonts w:hint="eastAsia" w:ascii="宋体" w:hAnsi="宋体" w:eastAsia="宋体" w:cs="宋体"/>
+                <w:b w:val="0"/>
+                <w:bCs w:val="0"/>
+                <w:sz w:val="24"/>
+                <w:szCs w:val="24"/>
+              </w:rPr>
+            </w:pPr>
+            <w:r>
+              <w:rPr>
+                <w:rFonts w:hint="eastAsia" w:ascii="宋体" w:hAnsi="宋体" w:eastAsia="宋体" w:cs="宋体"/>
+                <w:b w:val="0"/>
+                <w:bCs w:val="0"/>
+                <w:sz w:val="24"/>
+                <w:szCs w:val="24"/>
+              </w:rPr>
+              <w:t>3. 团队协作与沟通</w:t>
             </w:r>
           </w:p>
           <w:p>
@@ -1792,34 +3152,19 @@
                 <w:bCs w:val="0"/>
                 <w:sz w:val="24"/>
                 <w:szCs w:val="24"/>
-              </w:rPr>
-              <w:t>完成HR最终报告生成流程，报告能够展示岗位匹配结果、评分依据、风险提示和决策审查结果，同时保留HR的最终录用决定权。</w:t>
-            </w:r>
-          </w:p>
-          <w:p>
-            <w:pPr>
-              <w:pStyle w:val="3"/>
-              <w:keepNext w:val="0"/>
-              <w:keepLines w:val="0"/>
-              <w:widowControl/>
-              <w:suppressLineNumbers w:val="0"/>
-              <w:rPr>
-                <w:rFonts w:hint="eastAsia" w:ascii="宋体" w:hAnsi="宋体" w:eastAsia="宋体" w:cs="宋体"/>
-                <w:b w:val="0"/>
-                <w:bCs w:val="0"/>
-                <w:sz w:val="24"/>
-                <w:szCs w:val="24"/>
-              </w:rPr>
-            </w:pPr>
-            <w:r>
-              <w:rPr>
-                <w:rFonts w:hint="eastAsia" w:ascii="宋体" w:hAnsi="宋体" w:eastAsia="宋体" w:cs="宋体"/>
-                <w:b w:val="0"/>
-                <w:bCs w:val="0"/>
-                <w:sz w:val="24"/>
-                <w:szCs w:val="24"/>
-              </w:rPr>
-              <w:t>1.3 其他任务与贡献</w:t>
+                <w:lang w:val="en-US" w:eastAsia="zh-CN"/>
+              </w:rPr>
+              <w:t>在开发中</w:t>
+            </w:r>
+            <w:r>
+              <w:rPr>
+                <w:rFonts w:hint="eastAsia" w:ascii="宋体" w:hAnsi="宋体" w:eastAsia="宋体" w:cs="宋体"/>
+                <w:b w:val="0"/>
+                <w:bCs w:val="0"/>
+                <w:sz w:val="24"/>
+                <w:szCs w:val="24"/>
+              </w:rPr>
+              <w:t>，我认识到任务分工需要明确每个成员负责的接口、数据表、业务逻辑和交付成果。如果模块之间的边界不清晰，就容易出现多个成员修改同一部分代码，或者每个人都完成了自己的功能，但最终无法集成的问题。</w:t>
             </w:r>
           </w:p>
           <w:p>
@@ -1847,7 +3192,7 @@
                 <w:sz w:val="24"/>
                 <w:szCs w:val="24"/>
               </w:rPr>
-              <w:t>除上述两个主要任务外，我还承担了以下工作：</w:t>
+              <w:t>我还认识到，定期同步项目进度和问题能够帮助团队及时调整开发计划。对于影响多个模块的问题，应尽早在团队中说明，而不能等到最终联调阶段再集中处理。</w:t>
             </w:r>
           </w:p>
           <w:p>
@@ -1875,7 +3220,127 @@
                 <w:sz w:val="24"/>
                 <w:szCs w:val="24"/>
               </w:rPr>
-              <w:t>作为组长，我负责确定项目最终范围，完成成员任务分配、Sprint计划制定、项目进度检查和模块集成协调。</w:t>
+              <w:t>作为组长，我也认识到团队管理并不意味着一个人承担所有困难任务。组长需要合理分配工作，明确验收标准，并帮助成员分析问题，但同时也应鼓励每位成员独立完成和排查自己负责的模块。</w:t>
+            </w:r>
+          </w:p>
+          <w:p>
+            <w:pPr>
+              <w:pStyle w:val="6"/>
+              <w:keepNext w:val="0"/>
+              <w:keepLines w:val="0"/>
+              <w:widowControl/>
+              <w:suppressLineNumbers w:val="0"/>
+              <w:rPr>
+                <w:rFonts w:hint="eastAsia" w:ascii="宋体" w:hAnsi="宋体" w:eastAsia="宋体" w:cs="宋体"/>
+                <w:b w:val="0"/>
+                <w:bCs w:val="0"/>
+                <w:sz w:val="24"/>
+                <w:szCs w:val="24"/>
+              </w:rPr>
+            </w:pPr>
+            <w:r>
+              <w:rPr>
+                <w:rFonts w:hint="eastAsia" w:ascii="宋体" w:hAnsi="宋体" w:eastAsia="宋体" w:cs="宋体"/>
+                <w:b w:val="0"/>
+                <w:bCs w:val="0"/>
+                <w:sz w:val="24"/>
+                <w:szCs w:val="24"/>
+                <w:lang w:val="en-US" w:eastAsia="zh-CN"/>
+              </w:rPr>
+              <w:t>在</w:t>
+            </w:r>
+            <w:r>
+              <w:rPr>
+                <w:rFonts w:hint="eastAsia" w:ascii="宋体" w:hAnsi="宋体" w:eastAsia="宋体" w:cs="宋体"/>
+                <w:b w:val="0"/>
+                <w:bCs w:val="0"/>
+                <w:sz w:val="24"/>
+                <w:szCs w:val="24"/>
+              </w:rPr>
+              <w:t>本次实训</w:t>
+            </w:r>
+            <w:r>
+              <w:rPr>
+                <w:rFonts w:hint="eastAsia" w:ascii="宋体" w:hAnsi="宋体" w:eastAsia="宋体" w:cs="宋体"/>
+                <w:b w:val="0"/>
+                <w:bCs w:val="0"/>
+                <w:sz w:val="24"/>
+                <w:szCs w:val="24"/>
+                <w:lang w:val="en-US" w:eastAsia="zh-CN"/>
+              </w:rPr>
+              <w:t>中</w:t>
+            </w:r>
+            <w:r>
+              <w:rPr>
+                <w:rFonts w:hint="eastAsia" w:ascii="宋体" w:hAnsi="宋体" w:eastAsia="宋体" w:cs="宋体"/>
+                <w:b w:val="0"/>
+                <w:bCs w:val="0"/>
+                <w:sz w:val="24"/>
+                <w:szCs w:val="24"/>
+              </w:rPr>
+              <w:t>我更加深刻地认识到，一个项目的成功既依赖个人技术能力，也依赖团队成员之间清晰、及时和有效的协作。</w:t>
+            </w:r>
+          </w:p>
+          <w:p>
+            <w:pPr>
+              <w:pStyle w:val="15"/>
+              <w:rPr>
+                <w:rFonts w:hint="eastAsia" w:ascii="宋体" w:hAnsi="宋体" w:eastAsia="宋体"/>
+                <w:sz w:val="24"/>
+                <w:szCs w:val="24"/>
+              </w:rPr>
+            </w:pPr>
+          </w:p>
+          <w:p>
+            <w:pPr>
+              <w:pStyle w:val="16"/>
+              <w:rPr>
+                <w:rFonts w:hint="eastAsia" w:ascii="宋体" w:hAnsi="宋体" w:eastAsia="宋体"/>
+              </w:rPr>
+            </w:pPr>
+            <w:r>
+              <w:rPr>
+                <w:rStyle w:val="14"/>
+                <w:rFonts w:hint="eastAsia" w:ascii="宋体" w:hAnsi="宋体" w:eastAsia="宋体"/>
+                <w:b w:val="0"/>
+                <w:bCs w:val="0"/>
+              </w:rPr>
+              <w:t>四</w:t>
+            </w:r>
+            <w:r>
+              <w:rPr>
+                <w:rStyle w:val="14"/>
+                <w:rFonts w:ascii="宋体" w:hAnsi="宋体" w:eastAsia="宋体"/>
+                <w:b w:val="0"/>
+                <w:bCs w:val="0"/>
+              </w:rPr>
+              <w:t>、 总结与展望</w:t>
+            </w:r>
+          </w:p>
+          <w:p>
+            <w:pPr>
+              <w:pStyle w:val="2"/>
+              <w:keepNext w:val="0"/>
+              <w:keepLines w:val="0"/>
+              <w:widowControl/>
+              <w:suppressLineNumbers w:val="0"/>
+              <w:rPr>
+                <w:rFonts w:hint="eastAsia" w:ascii="宋体" w:hAnsi="宋体" w:eastAsia="宋体" w:cs="宋体"/>
+                <w:b w:val="0"/>
+                <w:bCs w:val="0"/>
+                <w:sz w:val="24"/>
+                <w:szCs w:val="24"/>
+              </w:rPr>
+            </w:pPr>
+            <w:r>
+              <w:rPr>
+                <w:rFonts w:hint="eastAsia" w:ascii="宋体" w:hAnsi="宋体" w:eastAsia="宋体" w:cs="宋体"/>
+                <w:b w:val="0"/>
+                <w:bCs w:val="0"/>
+                <w:sz w:val="24"/>
+                <w:szCs w:val="24"/>
+              </w:rPr>
+              <w:t>1. 自我评价</w:t>
             </w:r>
           </w:p>
           <w:p>
@@ -1903,7 +3368,28 @@
                 <w:sz w:val="24"/>
                 <w:szCs w:val="24"/>
               </w:rPr>
-              <w:t>我参与统一项目整体架构，明确使用一套FastAPI后端，由Web端、小程序端和Agent展示界面共同调用，并按照“API—Service—Repository—PostgreSQL”进行后端分层。</w:t>
+              <w:t>我</w:t>
+            </w:r>
+            <w:r>
+              <w:rPr>
+                <w:rFonts w:hint="eastAsia" w:ascii="宋体" w:hAnsi="宋体" w:eastAsia="宋体" w:cs="宋体"/>
+                <w:b w:val="0"/>
+                <w:bCs w:val="0"/>
+                <w:sz w:val="24"/>
+                <w:szCs w:val="24"/>
+                <w:lang w:val="en-US" w:eastAsia="zh-CN"/>
+              </w:rPr>
+              <w:t>认为自己</w:t>
+            </w:r>
+            <w:r>
+              <w:rPr>
+                <w:rFonts w:hint="eastAsia" w:ascii="宋体" w:hAnsi="宋体" w:eastAsia="宋体" w:cs="宋体"/>
+                <w:b w:val="0"/>
+                <w:bCs w:val="0"/>
+                <w:sz w:val="24"/>
+                <w:szCs w:val="24"/>
+              </w:rPr>
+              <w:t>较好地完成了个人负责的开发任务和组长工作，基本达到了将软件工程、数据库、前后端开发和人工智能相关知识应用于完整项目的目标。</w:t>
             </w:r>
           </w:p>
           <w:p>
@@ -1931,7 +3417,7 @@
                 <w:sz w:val="24"/>
                 <w:szCs w:val="24"/>
               </w:rPr>
-              <w:t>我完成了本地招聘知识库的建设和精简，将原有知识文档调整为1份公司招聘规则和3份岗位标准，统一三个岗位的编号、所属部门、核心技能、经验要求和面试维度，并删除重复或相互矛盾的知识内容。</w:t>
+              <w:t>我独立完成了招聘评分与智能面试排期两个核心算法模块，并将算法接入候选人池、面试日历等实际业务页面。我还参与完成了多Agent招聘流程的设计与串联，对前后端分离、模块化开发、多Agent流程编排、RAG知识检索和实时状态推送等技术有了较深入的理解。</w:t>
             </w:r>
           </w:p>
           <w:p>
@@ -1958,8 +3444,19 @@
                 <w:bCs w:val="0"/>
                 <w:sz w:val="24"/>
                 <w:szCs w:val="24"/>
-              </w:rPr>
-              <w:t>我优化了招聘策略、简历解析、岗位匹配和HR最终报告等环节的Prompt，强化结构化输出、真实证据引用和来源约束，禁止模型虚构候选人经历、修改确定性评分或直接作出录用决定。</w:t>
+                <w:lang w:val="en-US" w:eastAsia="zh-CN"/>
+              </w:rPr>
+              <w:t>在实践中，</w:t>
+            </w:r>
+            <w:r>
+              <w:rPr>
+                <w:rFonts w:hint="eastAsia" w:ascii="宋体" w:hAnsi="宋体" w:eastAsia="宋体" w:cs="宋体"/>
+                <w:b w:val="0"/>
+                <w:bCs w:val="0"/>
+                <w:sz w:val="24"/>
+                <w:szCs w:val="24"/>
+              </w:rPr>
+              <w:t>我能够从完整调用链出发分析问题。例如，面对候选人评分固定、智能评估无法获取、面试日历加载异常和Agent节点状态不同步等问题，我没有只修改页面显示，而是按照前端请求、后端接口、业务服务、数据库查询和算法调用的顺序逐层排查，最终解决了数据来源不统一、接口结构不一致和环境配置错误等问题。这一过程提高了我分析复杂工程问题和定位问题根源的能力。</w:t>
             </w:r>
           </w:p>
           <w:p>
@@ -1986,8 +3483,19 @@
                 <w:bCs w:val="0"/>
                 <w:sz w:val="24"/>
                 <w:szCs w:val="24"/>
-              </w:rPr>
-              <w:t>我将候选人池、智能面试排期和招聘报告等功能改为基于PostgreSQL真实数据计算，避免前端使用固定评分、静态报表和模拟数据。</w:t>
+                <w:lang w:val="en-US" w:eastAsia="zh-CN"/>
+              </w:rPr>
+              <w:t>此外</w:t>
+            </w:r>
+            <w:r>
+              <w:rPr>
+                <w:rFonts w:hint="eastAsia" w:ascii="宋体" w:hAnsi="宋体" w:eastAsia="宋体" w:cs="宋体"/>
+                <w:b w:val="0"/>
+                <w:bCs w:val="0"/>
+                <w:sz w:val="24"/>
+                <w:szCs w:val="24"/>
+              </w:rPr>
+              <w:t>，我作为组长完成了项目范围确定、成员任务分配、Sprint计划制定、进度检查、模块协调和版本管理等工作。我根据项目进展及时调整任务安排，并推动不同成员负责的模块完成集成，保证项目能够形成统一、完整的系统。</w:t>
             </w:r>
           </w:p>
           <w:p>
@@ -2015,7 +3523,33 @@
                 <w:sz w:val="24"/>
                 <w:szCs w:val="24"/>
               </w:rPr>
-              <w:t>我检查了招聘评估相关代码结构，重点Review前端组件事件传递、SSE消息接收、后端Agent调度、Tool与Service边界以及大模型与确定性算法之间的职责划分。</w:t>
+              <w:t>总体而言，我较好地完成了个人核心任务和团队管理任务，在技术开发、问题解决和团队协调等方面均取得了进步。</w:t>
+            </w:r>
+          </w:p>
+          <w:p>
+            <w:pPr>
+              <w:pStyle w:val="2"/>
+              <w:keepNext w:val="0"/>
+              <w:keepLines w:val="0"/>
+              <w:widowControl/>
+              <w:suppressLineNumbers w:val="0"/>
+              <w:rPr>
+                <w:rFonts w:hint="eastAsia" w:ascii="宋体" w:hAnsi="宋体" w:eastAsia="宋体" w:cs="宋体"/>
+                <w:b w:val="0"/>
+                <w:bCs w:val="0"/>
+                <w:sz w:val="24"/>
+                <w:szCs w:val="24"/>
+              </w:rPr>
+            </w:pPr>
+            <w:r>
+              <w:rPr>
+                <w:rFonts w:hint="eastAsia" w:ascii="宋体" w:hAnsi="宋体" w:eastAsia="宋体" w:cs="宋体"/>
+                <w:b w:val="0"/>
+                <w:bCs w:val="0"/>
+                <w:sz w:val="24"/>
+                <w:szCs w:val="24"/>
+              </w:rPr>
+              <w:t>2. 未来学习规划</w:t>
             </w:r>
           </w:p>
           <w:p>
@@ -2043,7 +3577,7 @@
                 <w:sz w:val="24"/>
                 <w:szCs w:val="24"/>
               </w:rPr>
-              <w:t>我负责梳理Git分支使用规范，明确日常开发在dev分支进行，稳定版本再合并到main分支，并协助处理代码合并、远程仓库同步和提交记录等问题。</w:t>
+              <w:t>结合本次实训中积累的经验和发现的不足，我计划从系统架构、人工智能应用、工程质量和团队协作四个方面继续学习和提升。</w:t>
             </w:r>
           </w:p>
           <w:p>
@@ -2071,59 +3605,7 @@
                 <w:sz w:val="24"/>
                 <w:szCs w:val="24"/>
               </w:rPr>
-              <w:t>我还参与修改AI抗性挑战完成报告和质量门禁完成报告，使项目文档与当前系统架构和实际实现情况保持一致。</w:t>
-            </w:r>
-          </w:p>
-          <w:p>
-            <w:pPr>
-              <w:pStyle w:val="2"/>
-              <w:keepNext w:val="0"/>
-              <w:keepLines w:val="0"/>
-              <w:widowControl/>
-              <w:suppressLineNumbers w:val="0"/>
-              <w:rPr>
-                <w:rFonts w:hint="eastAsia" w:ascii="宋体" w:hAnsi="宋体" w:eastAsia="宋体" w:cs="宋体"/>
-                <w:b w:val="0"/>
-                <w:bCs w:val="0"/>
-                <w:sz w:val="24"/>
-                <w:szCs w:val="24"/>
-              </w:rPr>
-            </w:pPr>
-            <w:r>
-              <w:rPr>
-                <w:rFonts w:hint="eastAsia" w:ascii="宋体" w:hAnsi="宋体" w:eastAsia="宋体" w:cs="宋体"/>
-                <w:b w:val="0"/>
-                <w:bCs w:val="0"/>
-                <w:sz w:val="24"/>
-                <w:szCs w:val="24"/>
-              </w:rPr>
-              <w:t>2. 解决实际问题情况</w:t>
-            </w:r>
-          </w:p>
-          <w:p>
-            <w:pPr>
-              <w:pStyle w:val="3"/>
-              <w:keepNext w:val="0"/>
-              <w:keepLines w:val="0"/>
-              <w:widowControl/>
-              <w:suppressLineNumbers w:val="0"/>
-              <w:rPr>
-                <w:rFonts w:hint="eastAsia" w:ascii="宋体" w:hAnsi="宋体" w:eastAsia="宋体" w:cs="宋体"/>
-                <w:b w:val="0"/>
-                <w:bCs w:val="0"/>
-                <w:sz w:val="24"/>
-                <w:szCs w:val="24"/>
-              </w:rPr>
-            </w:pPr>
-            <w:r>
-              <w:rPr>
-                <w:rFonts w:hint="eastAsia" w:ascii="宋体" w:hAnsi="宋体" w:eastAsia="宋体" w:cs="宋体"/>
-                <w:b w:val="0"/>
-                <w:bCs w:val="0"/>
-                <w:sz w:val="24"/>
-                <w:szCs w:val="24"/>
-              </w:rPr>
-              <w:t>2.1 挑战一：候选人评估与面试日历无法正常联调</w:t>
+              <w:t>首先，我将进一步学习后端系统架构和数据库优化知识。在本次项目中，我已经掌握了FastAPI分层开发、PostgreSQL数据访问和接口联调的基本方法，后续计划深入学习缓存机制、SQL查询优化和高并发场景下的系统设计，提高后端服务的性能和稳定性。</w:t>
             </w:r>
           </w:p>
           <w:p>
@@ -2151,18 +3633,39 @@
                 <w:sz w:val="24"/>
                 <w:szCs w:val="24"/>
               </w:rPr>
-              <w:t>（1）</w:t>
-            </w:r>
-            <w:r>
-              <w:rPr>
-                <w:rStyle w:val="9"/>
-                <w:rFonts w:hint="eastAsia" w:ascii="宋体" w:hAnsi="宋体" w:eastAsia="宋体" w:cs="宋体"/>
-                <w:b w:val="0"/>
-                <w:bCs w:val="0"/>
-                <w:sz w:val="24"/>
-                <w:szCs w:val="24"/>
-              </w:rPr>
-              <w:t>问题分析：</w:t>
+              <w:t>其次，我将继续学习多Agent、RAG和大模型应用开发技术。重点研究Agent流程编排、工具调用、上下文管理、结构化输出、知识检索质量评估和模型异常处理等内容。同时，我会继续探索如何划分确定性算法与大模型的职责</w:t>
+            </w:r>
+            <w:r>
+              <w:rPr>
+                <w:rFonts w:hint="eastAsia" w:ascii="宋体" w:hAnsi="宋体" w:eastAsia="宋体" w:cs="宋体"/>
+                <w:b w:val="0"/>
+                <w:bCs w:val="0"/>
+                <w:sz w:val="24"/>
+                <w:szCs w:val="24"/>
+                <w:lang w:eastAsia="zh-CN"/>
+              </w:rPr>
+              <w:t>，</w:t>
+            </w:r>
+            <w:r>
+              <w:rPr>
+                <w:rFonts w:hint="eastAsia" w:ascii="宋体" w:hAnsi="宋体" w:eastAsia="宋体" w:cs="宋体"/>
+                <w:b w:val="0"/>
+                <w:bCs w:val="0"/>
+                <w:sz w:val="24"/>
+                <w:szCs w:val="24"/>
+                <w:lang w:val="en-US" w:eastAsia="zh-CN"/>
+              </w:rPr>
+              <w:t>让系统更加</w:t>
+            </w:r>
+            <w:r>
+              <w:rPr>
+                <w:rFonts w:hint="eastAsia" w:ascii="宋体" w:hAnsi="宋体" w:eastAsia="宋体" w:cs="宋体"/>
+                <w:b w:val="0"/>
+                <w:bCs w:val="0"/>
+                <w:sz w:val="24"/>
+                <w:szCs w:val="24"/>
+              </w:rPr>
+              <w:t>稳定、可验证。</w:t>
             </w:r>
           </w:p>
           <w:p>
@@ -2190,7 +3693,7 @@
                 <w:sz w:val="24"/>
                 <w:szCs w:val="24"/>
               </w:rPr>
-              <w:t>在前后端联调过程中，候选人池页面出现无法获取智能评估的问题，部分候选人的评分长期固定为81%，无法根据候选人简历和岗位要求发生变化。同时，面试日历页面曾出现长时间加载、空白页面、数据无法显示和页面状态不一致等现象。</w:t>
+              <w:t>再次，我将加强软件测试和工程质量方面的学习。本次实训主要通过功能联调和手动验收检查系统，后续计划系统学习单元测试、接口测试、集成测试和异常场景测试方法，提高项目的可测试性、可维护性和交付质量。</w:t>
             </w:r>
           </w:p>
           <w:p>
@@ -2218,7 +3721,7 @@
                 <w:sz w:val="24"/>
                 <w:szCs w:val="24"/>
               </w:rPr>
-              <w:t>我首先通过浏览器开发者工具检查前端请求和接口响应，发现部分请求存在返回失败、空数据或字段结构不一致的问题。随后，我进一步检查后端API、Service、Repository、数据库连接和算法调用链，发现问题并不是由单一模块导致，而是与数据库连接配置、种子数据、接口数据结构和前端静态数据同时存在有关。</w:t>
+              <w:t>此外，我还计划提高前端工程化和交互设计能力。通过本次多Agent工作流看板开发，我认识到系统不仅要实现功能，还需要清晰地展示执行状态、处理过程和决策依据。后续我将进一步学习前端组件化、状态管理、实时数据展示和交互设计，使功能能够以更加直观、协调的方式呈现给用户。</w:t>
             </w:r>
           </w:p>
           <w:p>
@@ -2246,7 +3749,7 @@
                 <w:sz w:val="24"/>
                 <w:szCs w:val="24"/>
               </w:rPr>
-              <w:t>部分功能仍然使用固定评分或模拟数据，部分接口读取的数据库数据为空；同时，数据库宿主端口和后端连接地址曾存在不一致，导致后端无法正确读取真实数据。</w:t>
+              <w:t>在团队协作方面，我将继续提升任务拆分、进度管理和沟通协调能力。未来参与团队项目时，我会在开发前进一步明确需求范围、模块边界、接口契约和验收标准，并鼓励成员独立分析和解决自己负责模块的问题。同时，通过更加及时的进度同步和问题反馈，减少集中联调阶段的冲突和返工。</w:t>
             </w:r>
           </w:p>
           <w:p>
@@ -2256,327 +3759,23 @@
               <w:keepLines w:val="0"/>
               <w:widowControl/>
               <w:suppressLineNumbers w:val="0"/>
-              <w:spacing w:before="0" w:beforeAutospacing="1" w:after="0" w:afterAutospacing="1"/>
-              <w:ind w:left="0" w:right="0"/>
-              <w:rPr>
-                <w:rFonts w:hint="eastAsia" w:ascii="宋体" w:hAnsi="宋体" w:eastAsia="宋体" w:cs="宋体"/>
-                <w:b w:val="0"/>
-                <w:bCs w:val="0"/>
-                <w:sz w:val="24"/>
-                <w:szCs w:val="24"/>
-              </w:rPr>
-            </w:pPr>
-            <w:r>
-              <w:rPr>
-                <w:rFonts w:hint="eastAsia" w:ascii="宋体" w:hAnsi="宋体" w:eastAsia="宋体" w:cs="宋体"/>
-                <w:b w:val="0"/>
-                <w:bCs w:val="0"/>
-                <w:sz w:val="24"/>
-                <w:szCs w:val="24"/>
-              </w:rPr>
-              <w:t>（2）</w:t>
-            </w:r>
-            <w:r>
-              <w:rPr>
-                <w:rStyle w:val="9"/>
-                <w:rFonts w:hint="eastAsia" w:ascii="宋体" w:hAnsi="宋体" w:eastAsia="宋体" w:cs="宋体"/>
-                <w:b w:val="0"/>
-                <w:bCs w:val="0"/>
-                <w:sz w:val="24"/>
-                <w:szCs w:val="24"/>
-              </w:rPr>
-              <w:t>解决过程：</w:t>
-            </w:r>
-          </w:p>
-          <w:p>
-            <w:pPr>
-              <w:pStyle w:val="6"/>
-              <w:keepNext w:val="0"/>
-              <w:keepLines w:val="0"/>
-              <w:widowControl/>
-              <w:suppressLineNumbers w:val="0"/>
-              <w:spacing w:before="0" w:beforeAutospacing="1" w:after="0" w:afterAutospacing="1"/>
-              <w:ind w:left="0" w:right="0"/>
-              <w:rPr>
-                <w:rFonts w:hint="eastAsia" w:ascii="宋体" w:hAnsi="宋体" w:eastAsia="宋体" w:cs="宋体"/>
-                <w:b w:val="0"/>
-                <w:bCs w:val="0"/>
-                <w:sz w:val="24"/>
-                <w:szCs w:val="24"/>
-              </w:rPr>
-            </w:pPr>
-            <w:r>
-              <w:rPr>
-                <w:rFonts w:hint="eastAsia" w:ascii="宋体" w:hAnsi="宋体" w:eastAsia="宋体" w:cs="宋体"/>
-                <w:b w:val="0"/>
-                <w:bCs w:val="0"/>
-                <w:sz w:val="24"/>
-                <w:szCs w:val="24"/>
-              </w:rPr>
-              <w:t>我按照“前端请求—后端API—Service—Repository—数据库—核心算法”的顺序逐层排查问题。</w:t>
-            </w:r>
-          </w:p>
-          <w:p>
-            <w:pPr>
-              <w:pStyle w:val="6"/>
-              <w:keepNext w:val="0"/>
-              <w:keepLines w:val="0"/>
-              <w:widowControl/>
-              <w:suppressLineNumbers w:val="0"/>
-              <w:spacing w:before="0" w:beforeAutospacing="1" w:after="0" w:afterAutospacing="1"/>
-              <w:ind w:left="0" w:right="0"/>
-              <w:rPr>
-                <w:rFonts w:hint="eastAsia" w:ascii="宋体" w:hAnsi="宋体" w:eastAsia="宋体" w:cs="宋体"/>
-                <w:b w:val="0"/>
-                <w:bCs w:val="0"/>
-                <w:sz w:val="24"/>
-                <w:szCs w:val="24"/>
-              </w:rPr>
-            </w:pPr>
-            <w:r>
-              <w:rPr>
-                <w:rFonts w:hint="eastAsia" w:ascii="宋体" w:hAnsi="宋体" w:eastAsia="宋体" w:cs="宋体"/>
-                <w:b w:val="0"/>
-                <w:bCs w:val="0"/>
-                <w:sz w:val="24"/>
-                <w:szCs w:val="24"/>
-              </w:rPr>
-              <w:t>首先，统一后端数据库连接配置，保证FastAPI后端能够正常连接PostgreSQL数据库。</w:t>
-            </w:r>
-          </w:p>
-          <w:p>
-            <w:pPr>
-              <w:pStyle w:val="6"/>
-              <w:keepNext w:val="0"/>
-              <w:keepLines w:val="0"/>
-              <w:widowControl/>
-              <w:suppressLineNumbers w:val="0"/>
-              <w:spacing w:before="0" w:beforeAutospacing="1" w:after="0" w:afterAutospacing="1"/>
-              <w:ind w:left="0" w:right="0"/>
-              <w:rPr>
-                <w:rFonts w:hint="eastAsia" w:ascii="宋体" w:hAnsi="宋体" w:eastAsia="宋体" w:cs="宋体"/>
-                <w:b w:val="0"/>
-                <w:bCs w:val="0"/>
-                <w:sz w:val="24"/>
-                <w:szCs w:val="24"/>
-              </w:rPr>
-            </w:pPr>
-            <w:r>
-              <w:rPr>
-                <w:rFonts w:hint="eastAsia" w:ascii="宋体" w:hAnsi="宋体" w:eastAsia="宋体" w:cs="宋体"/>
-                <w:b w:val="0"/>
-                <w:bCs w:val="0"/>
-                <w:sz w:val="24"/>
-                <w:szCs w:val="24"/>
-              </w:rPr>
-              <w:t>其次，检查并补充数据库种子数据，统一岗位编号、岗位要求和候选人数据，确保评分和排期算法拥有可用输入。</w:t>
-            </w:r>
-          </w:p>
-          <w:p>
-            <w:pPr>
-              <w:pStyle w:val="6"/>
-              <w:keepNext w:val="0"/>
-              <w:keepLines w:val="0"/>
-              <w:widowControl/>
-              <w:suppressLineNumbers w:val="0"/>
-              <w:spacing w:before="0" w:beforeAutospacing="1" w:after="0" w:afterAutospacing="1"/>
-              <w:ind w:left="0" w:right="0"/>
-              <w:rPr>
-                <w:rFonts w:hint="eastAsia" w:ascii="宋体" w:hAnsi="宋体" w:eastAsia="宋体" w:cs="宋体"/>
-                <w:b w:val="0"/>
-                <w:bCs w:val="0"/>
-                <w:sz w:val="24"/>
-                <w:szCs w:val="24"/>
-              </w:rPr>
-            </w:pPr>
-            <w:r>
-              <w:rPr>
-                <w:rFonts w:hint="eastAsia" w:ascii="宋体" w:hAnsi="宋体" w:eastAsia="宋体" w:cs="宋体"/>
-                <w:b w:val="0"/>
-                <w:bCs w:val="0"/>
-                <w:sz w:val="24"/>
-                <w:szCs w:val="24"/>
-              </w:rPr>
-              <w:t>随后，将候选人池中的固定评分和招聘报告中的静态数据替换为后端实时计算结果，使前端通过接口获取真实评分和统计数据。</w:t>
-            </w:r>
-          </w:p>
-          <w:p>
-            <w:pPr>
-              <w:pStyle w:val="6"/>
-              <w:keepNext w:val="0"/>
-              <w:keepLines w:val="0"/>
-              <w:widowControl/>
-              <w:suppressLineNumbers w:val="0"/>
-              <w:spacing w:before="0" w:beforeAutospacing="1" w:after="0" w:afterAutospacing="1"/>
-              <w:ind w:left="0" w:right="0"/>
-              <w:rPr>
-                <w:rFonts w:hint="eastAsia" w:ascii="宋体" w:hAnsi="宋体" w:eastAsia="宋体" w:cs="宋体"/>
-                <w:b w:val="0"/>
-                <w:bCs w:val="0"/>
-                <w:sz w:val="24"/>
-                <w:szCs w:val="24"/>
-              </w:rPr>
-            </w:pPr>
-            <w:r>
-              <w:rPr>
-                <w:rFonts w:hint="eastAsia" w:ascii="宋体" w:hAnsi="宋体" w:eastAsia="宋体" w:cs="宋体"/>
-                <w:b w:val="0"/>
-                <w:bCs w:val="0"/>
-                <w:sz w:val="24"/>
-                <w:szCs w:val="24"/>
-              </w:rPr>
-              <w:t>对于面试日历，我检查了前端请求参数、接口返回字段和页面状态更新逻辑，并统一排期接口的数据结构，使前端能够正确识别排期结果、空数据和异常状态。</w:t>
-            </w:r>
-          </w:p>
-          <w:p>
-            <w:pPr>
-              <w:pStyle w:val="6"/>
-              <w:keepNext w:val="0"/>
-              <w:keepLines w:val="0"/>
-              <w:widowControl/>
-              <w:suppressLineNumbers w:val="0"/>
-              <w:spacing w:before="0" w:beforeAutospacing="1" w:after="0" w:afterAutospacing="1"/>
-              <w:ind w:left="0" w:right="0"/>
-              <w:rPr>
-                <w:rFonts w:hint="eastAsia" w:ascii="宋体" w:hAnsi="宋体" w:eastAsia="宋体" w:cs="宋体"/>
-                <w:b w:val="0"/>
-                <w:bCs w:val="0"/>
-                <w:sz w:val="24"/>
-                <w:szCs w:val="24"/>
-              </w:rPr>
-            </w:pPr>
-            <w:r>
-              <w:rPr>
-                <w:rFonts w:hint="eastAsia" w:ascii="宋体" w:hAnsi="宋体" w:eastAsia="宋体" w:cs="宋体"/>
-                <w:b w:val="0"/>
-                <w:bCs w:val="0"/>
-                <w:sz w:val="24"/>
-                <w:szCs w:val="24"/>
-              </w:rPr>
-              <w:t>最后，我对候选人评分、排期推荐和前端页面进行整体联调，确认数据库数据变化后，页面展示结果也能够同步变化。</w:t>
-            </w:r>
-          </w:p>
-          <w:p>
-            <w:pPr>
-              <w:pStyle w:val="6"/>
-              <w:keepNext w:val="0"/>
-              <w:keepLines w:val="0"/>
-              <w:widowControl/>
-              <w:suppressLineNumbers w:val="0"/>
-              <w:spacing w:before="0" w:beforeAutospacing="1" w:after="0" w:afterAutospacing="1"/>
-              <w:ind w:left="0" w:right="0"/>
-              <w:rPr>
-                <w:rFonts w:hint="eastAsia" w:ascii="宋体" w:hAnsi="宋体" w:eastAsia="宋体" w:cs="宋体"/>
-                <w:b w:val="0"/>
-                <w:bCs w:val="0"/>
-                <w:sz w:val="24"/>
-                <w:szCs w:val="24"/>
-              </w:rPr>
-            </w:pPr>
-            <w:r>
-              <w:rPr>
-                <w:rFonts w:hint="eastAsia" w:ascii="宋体" w:hAnsi="宋体" w:eastAsia="宋体" w:cs="宋体"/>
-                <w:b w:val="0"/>
-                <w:bCs w:val="0"/>
-                <w:sz w:val="24"/>
-                <w:szCs w:val="24"/>
-              </w:rPr>
-              <w:t>（3）</w:t>
-            </w:r>
-            <w:r>
-              <w:rPr>
-                <w:rStyle w:val="9"/>
-                <w:rFonts w:hint="eastAsia" w:ascii="宋体" w:hAnsi="宋体" w:eastAsia="宋体" w:cs="宋体"/>
-                <w:b w:val="0"/>
-                <w:bCs w:val="0"/>
-                <w:sz w:val="24"/>
-                <w:szCs w:val="24"/>
-              </w:rPr>
-              <w:t>结果与反思：</w:t>
-            </w:r>
-          </w:p>
-          <w:p>
-            <w:pPr>
-              <w:pStyle w:val="6"/>
-              <w:keepNext w:val="0"/>
-              <w:keepLines w:val="0"/>
-              <w:widowControl/>
-              <w:suppressLineNumbers w:val="0"/>
-              <w:spacing w:before="0" w:beforeAutospacing="1" w:after="0" w:afterAutospacing="1"/>
-              <w:ind w:left="0" w:right="0"/>
-              <w:rPr>
-                <w:rFonts w:hint="eastAsia" w:ascii="宋体" w:hAnsi="宋体" w:eastAsia="宋体" w:cs="宋体"/>
-                <w:b w:val="0"/>
-                <w:bCs w:val="0"/>
-                <w:sz w:val="24"/>
-                <w:szCs w:val="24"/>
-              </w:rPr>
-            </w:pPr>
-            <w:r>
-              <w:rPr>
-                <w:rFonts w:hint="eastAsia" w:ascii="宋体" w:hAnsi="宋体" w:eastAsia="宋体" w:cs="宋体"/>
-                <w:b w:val="0"/>
-                <w:bCs w:val="0"/>
-                <w:sz w:val="24"/>
-                <w:szCs w:val="24"/>
-              </w:rPr>
-              <w:t>问题解决后，候选人池能够正常获取智能评分，不同候选人的评分能够根据岗位要求和个人条件动态变化，不再全部显示相同结果。</w:t>
-            </w:r>
-          </w:p>
-          <w:p>
-            <w:pPr>
-              <w:pStyle w:val="6"/>
-              <w:keepNext w:val="0"/>
-              <w:keepLines w:val="0"/>
-              <w:widowControl/>
-              <w:suppressLineNumbers w:val="0"/>
-              <w:spacing w:before="0" w:beforeAutospacing="1" w:after="0" w:afterAutospacing="1"/>
-              <w:ind w:left="0" w:right="0"/>
-              <w:rPr>
-                <w:rFonts w:hint="eastAsia" w:ascii="宋体" w:hAnsi="宋体" w:eastAsia="宋体" w:cs="宋体"/>
-                <w:b w:val="0"/>
-                <w:bCs w:val="0"/>
-                <w:sz w:val="24"/>
-                <w:szCs w:val="24"/>
-              </w:rPr>
-            </w:pPr>
-            <w:r>
-              <w:rPr>
-                <w:rFonts w:hint="eastAsia" w:ascii="宋体" w:hAnsi="宋体" w:eastAsia="宋体" w:cs="宋体"/>
-                <w:b w:val="0"/>
-                <w:bCs w:val="0"/>
-                <w:sz w:val="24"/>
-                <w:szCs w:val="24"/>
-              </w:rPr>
-              <w:t>面试日历能够正常加载数据库中的面试数据，并展示智能排期推荐结果。招聘报告中的统计数据也能够随数据库内容变化实时更新。</w:t>
-            </w:r>
-          </w:p>
-          <w:p>
-            <w:pPr>
-              <w:pStyle w:val="6"/>
-              <w:keepNext w:val="0"/>
-              <w:keepLines w:val="0"/>
-              <w:widowControl/>
-              <w:suppressLineNumbers w:val="0"/>
-              <w:spacing w:before="0" w:beforeAutospacing="1" w:after="0" w:afterAutospacing="1"/>
-              <w:ind w:left="0" w:right="0"/>
-              <w:rPr>
-                <w:rFonts w:hint="eastAsia" w:ascii="宋体" w:hAnsi="宋体" w:eastAsia="宋体" w:cs="宋体"/>
-                <w:b w:val="0"/>
-                <w:bCs w:val="0"/>
-                <w:sz w:val="24"/>
-                <w:szCs w:val="24"/>
-              </w:rPr>
-            </w:pPr>
-            <w:r>
-              <w:rPr>
-                <w:rFonts w:hint="eastAsia" w:ascii="宋体" w:hAnsi="宋体" w:eastAsia="宋体" w:cs="宋体"/>
-                <w:b w:val="0"/>
-                <w:bCs w:val="0"/>
-                <w:sz w:val="24"/>
-                <w:szCs w:val="24"/>
-              </w:rPr>
-              <w:t>解决该问题</w:t>
+              <w:rPr>
+                <w:rFonts w:hint="eastAsia" w:ascii="宋体" w:hAnsi="宋体" w:eastAsia="宋体" w:cs="宋体"/>
+                <w:b w:val="0"/>
+                <w:bCs w:val="0"/>
+                <w:sz w:val="24"/>
+                <w:szCs w:val="24"/>
+              </w:rPr>
+            </w:pPr>
+            <w:r>
+              <w:rPr>
+                <w:rFonts w:hint="eastAsia" w:ascii="宋体" w:hAnsi="宋体" w:eastAsia="宋体" w:cs="宋体"/>
+                <w:b w:val="0"/>
+                <w:bCs w:val="0"/>
+                <w:sz w:val="24"/>
+                <w:szCs w:val="24"/>
+              </w:rPr>
+              <w:t>通过以上学习规划，我希望在现有开发能力的基础上，逐步提高自己在</w:t>
             </w:r>
             <w:r>
               <w:rPr>
@@ -2587,17 +3786,17 @@
                 <w:szCs w:val="24"/>
                 <w:lang w:val="en-US" w:eastAsia="zh-CN"/>
               </w:rPr>
-              <w:t>后</w:t>
-            </w:r>
-            <w:r>
-              <w:rPr>
-                <w:rFonts w:hint="eastAsia" w:ascii="宋体" w:hAnsi="宋体" w:eastAsia="宋体" w:cs="宋体"/>
-                <w:b w:val="0"/>
-                <w:bCs w:val="0"/>
-                <w:sz w:val="24"/>
-                <w:szCs w:val="24"/>
-              </w:rPr>
-              <w:t>，我认识到前后端联调问题应</w:t>
+              <w:t>ai辅助编码</w:t>
+            </w:r>
+            <w:r>
+              <w:rPr>
+                <w:rFonts w:hint="eastAsia" w:ascii="宋体" w:hAnsi="宋体" w:eastAsia="宋体" w:cs="宋体"/>
+                <w:b w:val="0"/>
+                <w:bCs w:val="0"/>
+                <w:sz w:val="24"/>
+                <w:szCs w:val="24"/>
+              </w:rPr>
+              <w:t>、软件质量</w:t>
             </w:r>
             <w:r>
               <w:rPr>
@@ -2608,1771 +3807,7 @@
                 <w:szCs w:val="24"/>
                 <w:lang w:val="en-US" w:eastAsia="zh-CN"/>
               </w:rPr>
-              <w:t>该</w:t>
-            </w:r>
-            <w:r>
-              <w:rPr>
-                <w:rFonts w:hint="eastAsia" w:ascii="宋体" w:hAnsi="宋体" w:eastAsia="宋体" w:cs="宋体"/>
-                <w:b w:val="0"/>
-                <w:bCs w:val="0"/>
-                <w:sz w:val="24"/>
-                <w:szCs w:val="24"/>
-              </w:rPr>
-              <w:t>沿着完整调用链逐层检查</w:t>
-            </w:r>
-            <w:r>
-              <w:rPr>
-                <w:rFonts w:hint="eastAsia" w:ascii="宋体" w:hAnsi="宋体" w:eastAsia="宋体" w:cs="宋体"/>
-                <w:b w:val="0"/>
-                <w:bCs w:val="0"/>
-                <w:sz w:val="24"/>
-                <w:szCs w:val="24"/>
-                <w:lang w:eastAsia="zh-CN"/>
-              </w:rPr>
-              <w:t>，</w:t>
-            </w:r>
-            <w:r>
-              <w:rPr>
-                <w:rFonts w:hint="eastAsia" w:ascii="宋体" w:hAnsi="宋体" w:eastAsia="宋体" w:cs="宋体"/>
-                <w:b w:val="0"/>
-                <w:bCs w:val="0"/>
-                <w:sz w:val="24"/>
-                <w:szCs w:val="24"/>
-                <w:lang w:val="en-US" w:eastAsia="zh-CN"/>
-              </w:rPr>
-              <w:t>优先检查接口路由问题</w:t>
-            </w:r>
-            <w:r>
-              <w:rPr>
-                <w:rFonts w:hint="eastAsia" w:ascii="宋体" w:hAnsi="宋体" w:eastAsia="宋体" w:cs="宋体"/>
-                <w:b w:val="0"/>
-                <w:bCs w:val="0"/>
-                <w:sz w:val="24"/>
-                <w:szCs w:val="24"/>
-              </w:rPr>
-              <w:t>。</w:t>
-            </w:r>
-            <w:r>
-              <w:rPr>
-                <w:rFonts w:hint="eastAsia" w:ascii="宋体" w:hAnsi="宋体" w:eastAsia="宋体" w:cs="宋体"/>
-                <w:b w:val="0"/>
-                <w:bCs w:val="0"/>
-                <w:sz w:val="24"/>
-                <w:szCs w:val="24"/>
-                <w:lang w:val="en-US" w:eastAsia="zh-CN"/>
-              </w:rPr>
-              <w:t>而</w:t>
-            </w:r>
-            <w:r>
-              <w:rPr>
-                <w:rFonts w:hint="eastAsia" w:ascii="宋体" w:hAnsi="宋体" w:eastAsia="宋体" w:cs="宋体"/>
-                <w:b w:val="0"/>
-                <w:bCs w:val="0"/>
-                <w:sz w:val="24"/>
-                <w:szCs w:val="24"/>
-              </w:rPr>
-              <w:t>前端显示异常可能同时与接口结构、业务逻辑、数据库数据和环境配置有关，</w:t>
-            </w:r>
-            <w:r>
-              <w:rPr>
-                <w:rFonts w:hint="eastAsia" w:ascii="宋体" w:hAnsi="宋体" w:eastAsia="宋体" w:cs="宋体"/>
-                <w:b w:val="0"/>
-                <w:bCs w:val="0"/>
-                <w:sz w:val="24"/>
-                <w:szCs w:val="24"/>
-                <w:lang w:val="en-US" w:eastAsia="zh-CN"/>
-              </w:rPr>
-              <w:t>所以</w:t>
-            </w:r>
-            <w:r>
-              <w:rPr>
-                <w:rFonts w:hint="eastAsia" w:ascii="宋体" w:hAnsi="宋体" w:eastAsia="宋体" w:cs="宋体"/>
-                <w:b w:val="0"/>
-                <w:bCs w:val="0"/>
-                <w:sz w:val="24"/>
-                <w:szCs w:val="24"/>
-              </w:rPr>
-              <w:t>统一数据来源和接口契约十分重要。</w:t>
-            </w:r>
-          </w:p>
-          <w:p>
-            <w:pPr>
-              <w:pStyle w:val="3"/>
-              <w:keepNext w:val="0"/>
-              <w:keepLines w:val="0"/>
-              <w:widowControl/>
-              <w:suppressLineNumbers w:val="0"/>
-              <w:rPr>
-                <w:rFonts w:hint="eastAsia" w:ascii="宋体" w:hAnsi="宋体" w:eastAsia="宋体" w:cs="宋体"/>
-                <w:b w:val="0"/>
-                <w:bCs w:val="0"/>
-                <w:sz w:val="24"/>
-                <w:szCs w:val="24"/>
-              </w:rPr>
-            </w:pPr>
-            <w:r>
-              <w:rPr>
-                <w:rFonts w:hint="eastAsia" w:ascii="宋体" w:hAnsi="宋体" w:eastAsia="宋体" w:cs="宋体"/>
-                <w:b w:val="0"/>
-                <w:bCs w:val="0"/>
-                <w:sz w:val="24"/>
-                <w:szCs w:val="24"/>
-              </w:rPr>
-              <w:t>2.2 挑战二：多Agent调用链复杂且前后端状态不同步</w:t>
-            </w:r>
-          </w:p>
-          <w:p>
-            <w:pPr>
-              <w:pStyle w:val="6"/>
-              <w:keepNext w:val="0"/>
-              <w:keepLines w:val="0"/>
-              <w:widowControl/>
-              <w:suppressLineNumbers w:val="0"/>
-              <w:spacing w:before="0" w:beforeAutospacing="1" w:after="0" w:afterAutospacing="1"/>
-              <w:ind w:left="0" w:right="0"/>
-              <w:rPr>
-                <w:rFonts w:hint="eastAsia" w:ascii="宋体" w:hAnsi="宋体" w:eastAsia="宋体" w:cs="宋体"/>
-                <w:b w:val="0"/>
-                <w:bCs w:val="0"/>
-                <w:sz w:val="24"/>
-                <w:szCs w:val="24"/>
-              </w:rPr>
-            </w:pPr>
-            <w:r>
-              <w:rPr>
-                <w:rFonts w:hint="eastAsia" w:ascii="宋体" w:hAnsi="宋体" w:eastAsia="宋体" w:cs="宋体"/>
-                <w:b w:val="0"/>
-                <w:bCs w:val="0"/>
-                <w:sz w:val="24"/>
-                <w:szCs w:val="24"/>
-              </w:rPr>
-              <w:t>（1）</w:t>
-            </w:r>
-            <w:r>
-              <w:rPr>
-                <w:rStyle w:val="9"/>
-                <w:rFonts w:hint="eastAsia" w:ascii="宋体" w:hAnsi="宋体" w:eastAsia="宋体" w:cs="宋体"/>
-                <w:b w:val="0"/>
-                <w:bCs w:val="0"/>
-                <w:sz w:val="24"/>
-                <w:szCs w:val="24"/>
-              </w:rPr>
-              <w:t>问题分析：</w:t>
-            </w:r>
-          </w:p>
-          <w:p>
-            <w:pPr>
-              <w:pStyle w:val="6"/>
-              <w:keepNext w:val="0"/>
-              <w:keepLines w:val="0"/>
-              <w:widowControl/>
-              <w:suppressLineNumbers w:val="0"/>
-              <w:spacing w:before="0" w:beforeAutospacing="1" w:after="0" w:afterAutospacing="1"/>
-              <w:ind w:left="0" w:right="0"/>
-              <w:rPr>
-                <w:rFonts w:hint="eastAsia" w:ascii="宋体" w:hAnsi="宋体" w:eastAsia="宋体" w:cs="宋体"/>
-                <w:b w:val="0"/>
-                <w:bCs w:val="0"/>
-                <w:sz w:val="24"/>
-                <w:szCs w:val="24"/>
-              </w:rPr>
-            </w:pPr>
-            <w:r>
-              <w:rPr>
-                <w:rFonts w:hint="eastAsia" w:ascii="宋体" w:hAnsi="宋体" w:eastAsia="宋体" w:cs="宋体"/>
-                <w:b w:val="0"/>
-                <w:bCs w:val="0"/>
-                <w:sz w:val="24"/>
-                <w:szCs w:val="24"/>
-              </w:rPr>
-              <w:t>多Agent招聘流程涉及招聘策略、知识检索、简历解析、岗位匹配、面试评估、决策审查和HR最终报告等多个节点，同时还需要调用Tool、Service、核心算法、数据库持久化和SSE实时推送。</w:t>
-            </w:r>
-          </w:p>
-          <w:p>
-            <w:pPr>
-              <w:pStyle w:val="6"/>
-              <w:keepNext w:val="0"/>
-              <w:keepLines w:val="0"/>
-              <w:widowControl/>
-              <w:suppressLineNumbers w:val="0"/>
-              <w:spacing w:before="0" w:beforeAutospacing="1" w:after="0" w:afterAutospacing="1"/>
-              <w:ind w:left="0" w:right="0"/>
-              <w:rPr>
-                <w:rFonts w:hint="eastAsia" w:ascii="宋体" w:hAnsi="宋体" w:eastAsia="宋体" w:cs="宋体"/>
-                <w:b w:val="0"/>
-                <w:bCs w:val="0"/>
-                <w:sz w:val="24"/>
-                <w:szCs w:val="24"/>
-              </w:rPr>
-            </w:pPr>
-            <w:r>
-              <w:rPr>
-                <w:rFonts w:hint="eastAsia" w:ascii="宋体" w:hAnsi="宋体" w:eastAsia="宋体" w:cs="宋体"/>
-                <w:b w:val="0"/>
-                <w:bCs w:val="0"/>
-                <w:sz w:val="24"/>
-                <w:szCs w:val="24"/>
-              </w:rPr>
-              <w:t>在初期设计中，各模块之间的职责边界不够清晰，出现Agent直接处理业务逻辑、重复调用评分算法、大模型覆盖确定性评分以及前端节点状态无法与后端运行状态对应等问题。</w:t>
-            </w:r>
-          </w:p>
-          <w:p>
-            <w:pPr>
-              <w:pStyle w:val="6"/>
-              <w:keepNext w:val="0"/>
-              <w:keepLines w:val="0"/>
-              <w:widowControl/>
-              <w:suppressLineNumbers w:val="0"/>
-              <w:spacing w:before="0" w:beforeAutospacing="1" w:after="0" w:afterAutospacing="1"/>
-              <w:ind w:left="0" w:right="0"/>
-              <w:rPr>
-                <w:rFonts w:hint="eastAsia" w:ascii="宋体" w:hAnsi="宋体" w:eastAsia="宋体" w:cs="宋体"/>
-                <w:b w:val="0"/>
-                <w:bCs w:val="0"/>
-                <w:sz w:val="24"/>
-                <w:szCs w:val="24"/>
-              </w:rPr>
-            </w:pPr>
-            <w:r>
-              <w:rPr>
-                <w:rFonts w:hint="eastAsia" w:ascii="宋体" w:hAnsi="宋体" w:eastAsia="宋体" w:cs="宋体"/>
-                <w:b w:val="0"/>
-                <w:bCs w:val="0"/>
-                <w:sz w:val="24"/>
-                <w:szCs w:val="24"/>
-              </w:rPr>
-              <w:t>此外，多Agent流程会持续产生SSE事件。如果前后端使用的节点名称、事件类型和状态值不一致，就可能出现后端已经执行完成，但前端节点仍然显示“运行中”的情况。</w:t>
-            </w:r>
-          </w:p>
-          <w:p>
-            <w:pPr>
-              <w:pStyle w:val="6"/>
-              <w:keepNext w:val="0"/>
-              <w:keepLines w:val="0"/>
-              <w:widowControl/>
-              <w:suppressLineNumbers w:val="0"/>
-              <w:spacing w:before="0" w:beforeAutospacing="1" w:after="0" w:afterAutospacing="1"/>
-              <w:ind w:left="0" w:right="0"/>
-              <w:rPr>
-                <w:rFonts w:hint="eastAsia" w:ascii="宋体" w:hAnsi="宋体" w:eastAsia="宋体" w:cs="宋体"/>
-                <w:b w:val="0"/>
-                <w:bCs w:val="0"/>
-                <w:sz w:val="24"/>
-                <w:szCs w:val="24"/>
-              </w:rPr>
-            </w:pPr>
-            <w:r>
-              <w:rPr>
-                <w:rFonts w:hint="eastAsia" w:ascii="宋体" w:hAnsi="宋体" w:eastAsia="宋体" w:cs="宋体"/>
-                <w:b w:val="0"/>
-                <w:bCs w:val="0"/>
-                <w:sz w:val="24"/>
-                <w:szCs w:val="24"/>
-              </w:rPr>
-              <w:t>（2）</w:t>
-            </w:r>
-            <w:r>
-              <w:rPr>
-                <w:rStyle w:val="9"/>
-                <w:rFonts w:hint="eastAsia" w:ascii="宋体" w:hAnsi="宋体" w:eastAsia="宋体" w:cs="宋体"/>
-                <w:b w:val="0"/>
-                <w:bCs w:val="0"/>
-                <w:sz w:val="24"/>
-                <w:szCs w:val="24"/>
-              </w:rPr>
-              <w:t>解决过程：</w:t>
-            </w:r>
-          </w:p>
-          <w:p>
-            <w:pPr>
-              <w:pStyle w:val="6"/>
-              <w:keepNext w:val="0"/>
-              <w:keepLines w:val="0"/>
-              <w:widowControl/>
-              <w:suppressLineNumbers w:val="0"/>
-              <w:spacing w:before="0" w:beforeAutospacing="1" w:after="0" w:afterAutospacing="1"/>
-              <w:ind w:left="0" w:right="0"/>
-              <w:rPr>
-                <w:rFonts w:hint="eastAsia" w:ascii="宋体" w:hAnsi="宋体" w:eastAsia="宋体" w:cs="宋体"/>
-                <w:b w:val="0"/>
-                <w:bCs w:val="0"/>
-                <w:sz w:val="24"/>
-                <w:szCs w:val="24"/>
-              </w:rPr>
-            </w:pPr>
-            <w:r>
-              <w:rPr>
-                <w:rFonts w:hint="eastAsia" w:ascii="宋体" w:hAnsi="宋体" w:eastAsia="宋体" w:cs="宋体"/>
-                <w:b w:val="0"/>
-                <w:bCs w:val="0"/>
-                <w:sz w:val="24"/>
-                <w:szCs w:val="24"/>
-              </w:rPr>
-              <w:t>我重新梳理了完整的多Agen</w:t>
-            </w:r>
-            <w:r>
-              <w:rPr>
-                <w:rFonts w:hint="eastAsia" w:ascii="宋体" w:hAnsi="宋体" w:eastAsia="宋体" w:cs="宋体"/>
-                <w:b w:val="0"/>
-                <w:bCs w:val="0"/>
-                <w:sz w:val="24"/>
-                <w:szCs w:val="24"/>
-                <w:lang w:val="en-US" w:eastAsia="zh-CN"/>
-              </w:rPr>
-              <w:t>t</w:t>
-            </w:r>
-            <w:r>
-              <w:rPr>
-                <w:rFonts w:hint="eastAsia" w:ascii="宋体" w:hAnsi="宋体" w:eastAsia="宋体" w:cs="宋体"/>
-                <w:b w:val="0"/>
-                <w:bCs w:val="0"/>
-                <w:sz w:val="24"/>
-                <w:szCs w:val="24"/>
-              </w:rPr>
-              <w:t>招聘调用链，明确每一层的职责。</w:t>
-            </w:r>
-          </w:p>
-          <w:p>
-            <w:pPr>
-              <w:pStyle w:val="6"/>
-              <w:keepNext w:val="0"/>
-              <w:keepLines w:val="0"/>
-              <w:widowControl/>
-              <w:suppressLineNumbers w:val="0"/>
-              <w:spacing w:before="0" w:beforeAutospacing="1" w:after="0" w:afterAutospacing="1"/>
-              <w:ind w:left="0" w:right="0"/>
-              <w:rPr>
-                <w:rFonts w:hint="eastAsia" w:ascii="宋体" w:hAnsi="宋体" w:eastAsia="宋体" w:cs="宋体"/>
-                <w:b w:val="0"/>
-                <w:bCs w:val="0"/>
-                <w:sz w:val="24"/>
-                <w:szCs w:val="24"/>
-              </w:rPr>
-            </w:pPr>
-            <w:r>
-              <w:rPr>
-                <w:rFonts w:hint="eastAsia" w:ascii="宋体" w:hAnsi="宋体" w:eastAsia="宋体" w:cs="宋体"/>
-                <w:b w:val="0"/>
-                <w:bCs w:val="0"/>
-                <w:sz w:val="24"/>
-                <w:szCs w:val="24"/>
-              </w:rPr>
-              <w:t>Agent只负责流程调度和结果组织，Tool负责封装Agent可以调用的业务能力，Service负责具体业务逻辑，核心算法负责招聘评分和面试排期等确定性计算，Agent Run负责保存每次执行记录，SSE负责将节点状态和结果实时推送到前端。</w:t>
-            </w:r>
-          </w:p>
-          <w:p>
-            <w:pPr>
-              <w:pStyle w:val="6"/>
-              <w:keepNext w:val="0"/>
-              <w:keepLines w:val="0"/>
-              <w:widowControl/>
-              <w:suppressLineNumbers w:val="0"/>
-              <w:spacing w:before="0" w:beforeAutospacing="1" w:after="0" w:afterAutospacing="1"/>
-              <w:ind w:left="0" w:right="0"/>
-              <w:rPr>
-                <w:rFonts w:hint="eastAsia" w:ascii="宋体" w:hAnsi="宋体" w:eastAsia="宋体" w:cs="宋体"/>
-                <w:b w:val="0"/>
-                <w:bCs w:val="0"/>
-                <w:sz w:val="24"/>
-                <w:szCs w:val="24"/>
-              </w:rPr>
-            </w:pPr>
-            <w:r>
-              <w:rPr>
-                <w:rFonts w:hint="eastAsia" w:ascii="宋体" w:hAnsi="宋体" w:eastAsia="宋体" w:cs="宋体"/>
-                <w:b w:val="0"/>
-                <w:bCs w:val="0"/>
-                <w:sz w:val="24"/>
-                <w:szCs w:val="24"/>
-              </w:rPr>
-              <w:t>对于大模型和核心算法之间的关系，我在Prompt和代码调用边界中同时进行限制，明确大模型不得修改确定性评分、候选人排序和面试结论，只能基于真实数据进行分析、解释和报告生成。</w:t>
-            </w:r>
-          </w:p>
-          <w:p>
-            <w:pPr>
-              <w:pStyle w:val="6"/>
-              <w:keepNext w:val="0"/>
-              <w:keepLines w:val="0"/>
-              <w:widowControl/>
-              <w:suppressLineNumbers w:val="0"/>
-              <w:spacing w:before="0" w:beforeAutospacing="1" w:after="0" w:afterAutospacing="1"/>
-              <w:ind w:left="0" w:right="0"/>
-              <w:rPr>
-                <w:rFonts w:hint="eastAsia" w:ascii="宋体" w:hAnsi="宋体" w:eastAsia="宋体" w:cs="宋体"/>
-                <w:b w:val="0"/>
-                <w:bCs w:val="0"/>
-                <w:sz w:val="24"/>
-                <w:szCs w:val="24"/>
-              </w:rPr>
-            </w:pPr>
-            <w:r>
-              <w:rPr>
-                <w:rFonts w:hint="eastAsia" w:ascii="宋体" w:hAnsi="宋体" w:eastAsia="宋体" w:cs="宋体"/>
-                <w:b w:val="0"/>
-                <w:bCs w:val="0"/>
-                <w:sz w:val="24"/>
-                <w:szCs w:val="24"/>
-              </w:rPr>
-              <w:t>在实时状态展示方面，我统一后端SSE事件结构，明确节点标识、运行状态、执行结果和错误信息等字段，并检查前端事件监听、组件传递和状态映射逻辑。</w:t>
-            </w:r>
-          </w:p>
-          <w:p>
-            <w:pPr>
-              <w:pStyle w:val="6"/>
-              <w:keepNext w:val="0"/>
-              <w:keepLines w:val="0"/>
-              <w:widowControl/>
-              <w:suppressLineNumbers w:val="0"/>
-              <w:spacing w:before="0" w:beforeAutospacing="1" w:after="0" w:afterAutospacing="1"/>
-              <w:ind w:left="0" w:right="0"/>
-              <w:rPr>
-                <w:rFonts w:hint="eastAsia" w:ascii="宋体" w:hAnsi="宋体" w:eastAsia="宋体" w:cs="宋体"/>
-                <w:b w:val="0"/>
-                <w:bCs w:val="0"/>
-                <w:sz w:val="24"/>
-                <w:szCs w:val="24"/>
-              </w:rPr>
-            </w:pPr>
-            <w:r>
-              <w:rPr>
-                <w:rFonts w:hint="eastAsia" w:ascii="宋体" w:hAnsi="宋体" w:eastAsia="宋体" w:cs="宋体"/>
-                <w:b w:val="0"/>
-                <w:bCs w:val="0"/>
-                <w:sz w:val="24"/>
-                <w:szCs w:val="24"/>
-              </w:rPr>
-              <w:t>我还将节点状态统一划分为等待、运行、完成和异常等类型，使前端工作流看板能够根据后端事件进行实时更新。</w:t>
-            </w:r>
-          </w:p>
-          <w:p>
-            <w:pPr>
-              <w:pStyle w:val="6"/>
-              <w:keepNext w:val="0"/>
-              <w:keepLines w:val="0"/>
-              <w:widowControl/>
-              <w:suppressLineNumbers w:val="0"/>
-              <w:spacing w:before="0" w:beforeAutospacing="1" w:after="0" w:afterAutospacing="1"/>
-              <w:ind w:left="0" w:right="0"/>
-              <w:rPr>
-                <w:rFonts w:hint="eastAsia" w:ascii="宋体" w:hAnsi="宋体" w:eastAsia="宋体" w:cs="宋体"/>
-                <w:b w:val="0"/>
-                <w:bCs w:val="0"/>
-                <w:sz w:val="24"/>
-                <w:szCs w:val="24"/>
-              </w:rPr>
-            </w:pPr>
-            <w:r>
-              <w:rPr>
-                <w:rFonts w:hint="eastAsia" w:ascii="宋体" w:hAnsi="宋体" w:eastAsia="宋体" w:cs="宋体"/>
-                <w:b w:val="0"/>
-                <w:bCs w:val="0"/>
-                <w:sz w:val="24"/>
-                <w:szCs w:val="24"/>
-              </w:rPr>
-              <w:t>（3）</w:t>
-            </w:r>
-            <w:r>
-              <w:rPr>
-                <w:rStyle w:val="9"/>
-                <w:rFonts w:hint="eastAsia" w:ascii="宋体" w:hAnsi="宋体" w:eastAsia="宋体" w:cs="宋体"/>
-                <w:b w:val="0"/>
-                <w:bCs w:val="0"/>
-                <w:sz w:val="24"/>
-                <w:szCs w:val="24"/>
-              </w:rPr>
-              <w:t>结果与反思：</w:t>
-            </w:r>
-          </w:p>
-          <w:p>
-            <w:pPr>
-              <w:pStyle w:val="6"/>
-              <w:keepNext w:val="0"/>
-              <w:keepLines w:val="0"/>
-              <w:widowControl/>
-              <w:suppressLineNumbers w:val="0"/>
-              <w:spacing w:before="0" w:beforeAutospacing="1" w:after="0" w:afterAutospacing="1"/>
-              <w:ind w:left="0" w:right="0"/>
-              <w:rPr>
-                <w:rFonts w:hint="eastAsia" w:ascii="宋体" w:hAnsi="宋体" w:eastAsia="宋体" w:cs="宋体"/>
-                <w:b w:val="0"/>
-                <w:bCs w:val="0"/>
-                <w:sz w:val="24"/>
-                <w:szCs w:val="24"/>
-              </w:rPr>
-            </w:pPr>
-            <w:r>
-              <w:rPr>
-                <w:rFonts w:hint="eastAsia" w:ascii="宋体" w:hAnsi="宋体" w:eastAsia="宋体" w:cs="宋体"/>
-                <w:b w:val="0"/>
-                <w:bCs w:val="0"/>
-                <w:sz w:val="24"/>
-                <w:szCs w:val="24"/>
-              </w:rPr>
-              <w:t>完成调整后，多Agent招聘流程能够按照“招聘策略—知识检索与简历解析—岗位匹配—面试评估—决策审查—HR最终报告”的顺序执行。</w:t>
-            </w:r>
-          </w:p>
-          <w:p>
-            <w:pPr>
-              <w:pStyle w:val="6"/>
-              <w:keepNext w:val="0"/>
-              <w:keepLines w:val="0"/>
-              <w:widowControl/>
-              <w:suppressLineNumbers w:val="0"/>
-              <w:spacing w:before="0" w:beforeAutospacing="1" w:after="0" w:afterAutospacing="1"/>
-              <w:ind w:left="0" w:right="0"/>
-              <w:rPr>
-                <w:rFonts w:hint="eastAsia" w:ascii="宋体" w:hAnsi="宋体" w:eastAsia="宋体" w:cs="宋体"/>
-                <w:b w:val="0"/>
-                <w:bCs w:val="0"/>
-                <w:sz w:val="24"/>
-                <w:szCs w:val="24"/>
-              </w:rPr>
-            </w:pPr>
-            <w:r>
-              <w:rPr>
-                <w:rFonts w:hint="eastAsia" w:ascii="宋体" w:hAnsi="宋体" w:eastAsia="宋体" w:cs="宋体"/>
-                <w:b w:val="0"/>
-                <w:bCs w:val="0"/>
-                <w:sz w:val="24"/>
-                <w:szCs w:val="24"/>
-              </w:rPr>
-              <w:t>前端能够实时展示各Agent节点的执行状态、输入输出和评估结果，用户不仅能够看到最终报告，还可以查看完整的处理过程和决策依据。</w:t>
-            </w:r>
-          </w:p>
-          <w:p>
-            <w:pPr>
-              <w:pStyle w:val="6"/>
-              <w:keepNext w:val="0"/>
-              <w:keepLines w:val="0"/>
-              <w:widowControl/>
-              <w:suppressLineNumbers w:val="0"/>
-              <w:rPr>
-                <w:rFonts w:hint="eastAsia" w:ascii="宋体" w:hAnsi="宋体" w:eastAsia="宋体" w:cs="宋体"/>
-                <w:b w:val="0"/>
-                <w:bCs w:val="0"/>
-                <w:sz w:val="24"/>
-                <w:szCs w:val="24"/>
-              </w:rPr>
-            </w:pPr>
-            <w:r>
-              <w:rPr>
-                <w:rFonts w:hint="eastAsia" w:ascii="宋体" w:hAnsi="宋体" w:eastAsia="宋体" w:cs="宋体"/>
-                <w:b w:val="0"/>
-                <w:bCs w:val="0"/>
-                <w:sz w:val="24"/>
-                <w:szCs w:val="24"/>
-              </w:rPr>
-              <w:t>解决该问题</w:t>
-            </w:r>
-            <w:r>
-              <w:rPr>
-                <w:rFonts w:hint="eastAsia" w:ascii="宋体" w:hAnsi="宋体" w:eastAsia="宋体" w:cs="宋体"/>
-                <w:b w:val="0"/>
-                <w:bCs w:val="0"/>
-                <w:sz w:val="24"/>
-                <w:szCs w:val="24"/>
-                <w:lang w:val="en-US" w:eastAsia="zh-CN"/>
-              </w:rPr>
-              <w:t>后</w:t>
-            </w:r>
-            <w:r>
-              <w:rPr>
-                <w:rFonts w:hint="eastAsia" w:ascii="宋体" w:hAnsi="宋体" w:eastAsia="宋体" w:cs="宋体"/>
-                <w:b w:val="0"/>
-                <w:bCs w:val="0"/>
-                <w:sz w:val="24"/>
-                <w:szCs w:val="24"/>
-              </w:rPr>
-              <w:t>，我进一步认识到，多Agent系统的关键在于职责划分、数据传递和流程编排。对于具有明确业务规则的评分、排序和排期任务，应由确定性算法负责；大模型更适合进行知识理解、信息提取、原因解释和报告组织。只有明确各模块边界，才能提高系统的稳定性、可解释性和可维护性。</w:t>
-            </w:r>
-          </w:p>
-          <w:p>
-            <w:pPr>
-              <w:widowControl/>
-              <w:rPr>
-                <w:rFonts w:hint="eastAsia" w:ascii="宋体" w:hAnsi="宋体" w:eastAsia="宋体" w:cs="宋体"/>
-                <w:color w:val="000000"/>
-                <w:kern w:val="0"/>
-                <w:sz w:val="24"/>
-                <w:szCs w:val="24"/>
-              </w:rPr>
-            </w:pPr>
-            <w:r>
-              <w:rPr>
-                <w:rFonts w:hint="eastAsia" w:ascii="宋体" w:hAnsi="宋体" w:eastAsia="宋体" w:cs="宋体"/>
-                <w:color w:val="000000"/>
-                <w:kern w:val="0"/>
-                <w:sz w:val="24"/>
-                <w:szCs w:val="24"/>
-              </w:rPr>
-              <w:t>三、</w:t>
-            </w:r>
-            <w:r>
-              <w:rPr>
-                <w:rFonts w:ascii="宋体" w:hAnsi="宋体" w:eastAsia="宋体" w:cs="宋体"/>
-                <w:color w:val="000000"/>
-                <w:kern w:val="0"/>
-                <w:sz w:val="24"/>
-                <w:szCs w:val="24"/>
-              </w:rPr>
-              <w:t>心得体会与学习收获</w:t>
-            </w:r>
-          </w:p>
-          <w:p>
-            <w:pPr>
-              <w:pStyle w:val="2"/>
-              <w:keepNext w:val="0"/>
-              <w:keepLines w:val="0"/>
-              <w:widowControl/>
-              <w:suppressLineNumbers w:val="0"/>
-              <w:rPr>
-                <w:rFonts w:hint="eastAsia" w:ascii="宋体" w:hAnsi="宋体" w:eastAsia="宋体" w:cs="宋体"/>
-                <w:b w:val="0"/>
-                <w:bCs w:val="0"/>
-                <w:sz w:val="24"/>
-                <w:szCs w:val="24"/>
-              </w:rPr>
-            </w:pPr>
-            <w:r>
-              <w:rPr>
-                <w:rFonts w:hint="eastAsia" w:ascii="宋体" w:hAnsi="宋体" w:eastAsia="宋体" w:cs="宋体"/>
-                <w:b w:val="0"/>
-                <w:bCs w:val="0"/>
-                <w:sz w:val="24"/>
-                <w:szCs w:val="24"/>
-              </w:rPr>
-              <w:t>1. 专业知识与技能</w:t>
-            </w:r>
-          </w:p>
-          <w:p>
-            <w:pPr>
-              <w:pStyle w:val="3"/>
-              <w:keepNext w:val="0"/>
-              <w:keepLines w:val="0"/>
-              <w:widowControl/>
-              <w:suppressLineNumbers w:val="0"/>
-              <w:rPr>
-                <w:rFonts w:hint="eastAsia" w:ascii="宋体" w:hAnsi="宋体" w:eastAsia="宋体" w:cs="宋体"/>
-                <w:b w:val="0"/>
-                <w:bCs w:val="0"/>
-                <w:sz w:val="24"/>
-                <w:szCs w:val="24"/>
-              </w:rPr>
-            </w:pPr>
-            <w:r>
-              <w:rPr>
-                <w:rFonts w:hint="eastAsia" w:ascii="宋体" w:hAnsi="宋体" w:eastAsia="宋体" w:cs="宋体"/>
-                <w:b w:val="0"/>
-                <w:bCs w:val="0"/>
-                <w:sz w:val="24"/>
-                <w:szCs w:val="24"/>
-              </w:rPr>
-              <w:t>（1）</w:t>
-            </w:r>
-            <w:r>
-              <w:rPr>
-                <w:rFonts w:hint="eastAsia" w:cs="宋体"/>
-                <w:b w:val="0"/>
-                <w:bCs w:val="0"/>
-                <w:sz w:val="24"/>
-                <w:szCs w:val="24"/>
-                <w:lang w:val="en-US" w:eastAsia="zh-CN"/>
-              </w:rPr>
-              <w:t>更加熟练</w:t>
-            </w:r>
-            <w:r>
-              <w:rPr>
-                <w:rFonts w:hint="eastAsia" w:ascii="宋体" w:hAnsi="宋体" w:eastAsia="宋体" w:cs="宋体"/>
-                <w:b w:val="0"/>
-                <w:bCs w:val="0"/>
-                <w:sz w:val="24"/>
-                <w:szCs w:val="24"/>
-              </w:rPr>
-              <w:t>前后端分离与模块化开发方法</w:t>
-            </w:r>
-          </w:p>
-          <w:p>
-            <w:pPr>
-              <w:pStyle w:val="6"/>
-              <w:keepNext w:val="0"/>
-              <w:keepLines w:val="0"/>
-              <w:widowControl/>
-              <w:suppressLineNumbers w:val="0"/>
-              <w:spacing w:before="0" w:beforeAutospacing="1" w:after="0" w:afterAutospacing="1"/>
-              <w:ind w:left="0" w:right="0"/>
-              <w:rPr>
-                <w:rFonts w:hint="eastAsia" w:ascii="宋体" w:hAnsi="宋体" w:eastAsia="宋体" w:cs="宋体"/>
-                <w:b w:val="0"/>
-                <w:bCs w:val="0"/>
-                <w:sz w:val="24"/>
-                <w:szCs w:val="24"/>
-              </w:rPr>
-            </w:pPr>
-            <w:r>
-              <w:rPr>
-                <w:rFonts w:hint="eastAsia" w:ascii="宋体" w:hAnsi="宋体" w:eastAsia="宋体" w:cs="宋体"/>
-                <w:b w:val="0"/>
-                <w:bCs w:val="0"/>
-                <w:sz w:val="24"/>
-                <w:szCs w:val="24"/>
-              </w:rPr>
-              <w:t>本次项目实践，我将课堂中学习的前后端分离思想应用到了完整项目中。项目后端采用FastAPI框架，前端通过统一的API接口访问后端服务，后端按照“API—Service—Repository—PostgreSQL”进行分层，将接口处理、业务逻辑、数据访问和数据存储相互分离。</w:t>
-            </w:r>
-          </w:p>
-          <w:p>
-            <w:pPr>
-              <w:pStyle w:val="6"/>
-              <w:keepNext w:val="0"/>
-              <w:keepLines w:val="0"/>
-              <w:widowControl/>
-              <w:suppressLineNumbers w:val="0"/>
-              <w:spacing w:before="0" w:beforeAutospacing="1" w:after="0" w:afterAutospacing="1"/>
-              <w:ind w:left="0" w:right="0"/>
-              <w:rPr>
-                <w:rFonts w:hint="eastAsia" w:ascii="宋体" w:hAnsi="宋体" w:eastAsia="宋体" w:cs="宋体"/>
-                <w:b w:val="0"/>
-                <w:bCs w:val="0"/>
-                <w:sz w:val="24"/>
-                <w:szCs w:val="24"/>
-              </w:rPr>
-            </w:pPr>
-            <w:r>
-              <w:rPr>
-                <w:rFonts w:hint="eastAsia" w:ascii="宋体" w:hAnsi="宋体" w:eastAsia="宋体" w:cs="宋体"/>
-                <w:b w:val="0"/>
-                <w:bCs w:val="0"/>
-                <w:sz w:val="24"/>
-                <w:szCs w:val="24"/>
-              </w:rPr>
-              <w:t>在开发过程中，招聘、员工服务、考勤、薪资预审、权限审计和企业知识检索等功能被划分为相对独立的业务模块，各模块通过统一接口和数据结构进行协作。这种设计能够降低代码之间的耦合程度，也便于团队成员并行开发、功能扩展和后续维护。</w:t>
-            </w:r>
-          </w:p>
-          <w:p>
-            <w:pPr>
-              <w:pStyle w:val="6"/>
-              <w:keepNext w:val="0"/>
-              <w:keepLines w:val="0"/>
-              <w:widowControl/>
-              <w:suppressLineNumbers w:val="0"/>
-              <w:spacing w:before="0" w:beforeAutospacing="1" w:after="0" w:afterAutospacing="1"/>
-              <w:ind w:left="0" w:right="0"/>
-              <w:rPr>
-                <w:rFonts w:hint="eastAsia" w:ascii="宋体" w:hAnsi="宋体" w:eastAsia="宋体" w:cs="宋体"/>
-                <w:b w:val="0"/>
-                <w:bCs w:val="0"/>
-                <w:sz w:val="24"/>
-                <w:szCs w:val="24"/>
-              </w:rPr>
-            </w:pPr>
-            <w:r>
-              <w:rPr>
-                <w:rFonts w:hint="eastAsia" w:ascii="宋体" w:hAnsi="宋体" w:eastAsia="宋体" w:cs="宋体"/>
-                <w:b w:val="0"/>
-                <w:bCs w:val="0"/>
-                <w:sz w:val="24"/>
-                <w:szCs w:val="24"/>
-                <w:lang w:val="en-US" w:eastAsia="zh-CN"/>
-              </w:rPr>
-              <w:t>在</w:t>
-            </w:r>
-            <w:r>
-              <w:rPr>
-                <w:rFonts w:hint="eastAsia" w:ascii="宋体" w:hAnsi="宋体" w:eastAsia="宋体" w:cs="宋体"/>
-                <w:b w:val="0"/>
-                <w:bCs w:val="0"/>
-                <w:sz w:val="24"/>
-                <w:szCs w:val="24"/>
-              </w:rPr>
-              <w:t>候选人池、面试日历和招聘报告等模块的前后端联调</w:t>
-            </w:r>
-            <w:r>
-              <w:rPr>
-                <w:rFonts w:hint="eastAsia" w:ascii="宋体" w:hAnsi="宋体" w:eastAsia="宋体" w:cs="宋体"/>
-                <w:b w:val="0"/>
-                <w:bCs w:val="0"/>
-                <w:sz w:val="24"/>
-                <w:szCs w:val="24"/>
-                <w:lang w:val="en-US" w:eastAsia="zh-CN"/>
-              </w:rPr>
-              <w:t>后</w:t>
-            </w:r>
-            <w:r>
-              <w:rPr>
-                <w:rFonts w:hint="eastAsia" w:ascii="宋体" w:hAnsi="宋体" w:eastAsia="宋体" w:cs="宋体"/>
-                <w:b w:val="0"/>
-                <w:bCs w:val="0"/>
-                <w:sz w:val="24"/>
-                <w:szCs w:val="24"/>
-              </w:rPr>
-              <w:t>，我进一步掌握了接口参数设计、返回数据结构统一、数据库实时数据处理以及前端状态更新等技术。</w:t>
-            </w:r>
-          </w:p>
-          <w:p>
-            <w:pPr>
-              <w:pStyle w:val="3"/>
-              <w:keepNext w:val="0"/>
-              <w:keepLines w:val="0"/>
-              <w:widowControl/>
-              <w:suppressLineNumbers w:val="0"/>
-              <w:rPr>
-                <w:rFonts w:hint="eastAsia" w:ascii="宋体" w:hAnsi="宋体" w:eastAsia="宋体" w:cs="宋体"/>
-                <w:b w:val="0"/>
-                <w:bCs w:val="0"/>
-                <w:sz w:val="24"/>
-                <w:szCs w:val="24"/>
-              </w:rPr>
-            </w:pPr>
-            <w:r>
-              <w:rPr>
-                <w:rFonts w:hint="eastAsia" w:ascii="宋体" w:hAnsi="宋体" w:eastAsia="宋体" w:cs="宋体"/>
-                <w:b w:val="0"/>
-                <w:bCs w:val="0"/>
-                <w:sz w:val="24"/>
-                <w:szCs w:val="24"/>
-              </w:rPr>
-              <w:t>（2）掌握了多Agent系统的设计与流程编排方法</w:t>
-            </w:r>
-          </w:p>
-          <w:p>
-            <w:pPr>
-              <w:pStyle w:val="6"/>
-              <w:keepNext w:val="0"/>
-              <w:keepLines w:val="0"/>
-              <w:widowControl/>
-              <w:suppressLineNumbers w:val="0"/>
-              <w:spacing w:before="0" w:beforeAutospacing="1" w:after="0" w:afterAutospacing="1"/>
-              <w:ind w:left="0" w:right="0"/>
-              <w:rPr>
-                <w:rFonts w:hint="eastAsia" w:ascii="宋体" w:hAnsi="宋体" w:eastAsia="宋体" w:cs="宋体"/>
-                <w:b w:val="0"/>
-                <w:bCs w:val="0"/>
-                <w:sz w:val="24"/>
-                <w:szCs w:val="24"/>
-              </w:rPr>
-            </w:pPr>
-            <w:r>
-              <w:rPr>
-                <w:rFonts w:hint="eastAsia" w:ascii="宋体" w:hAnsi="宋体" w:eastAsia="宋体" w:cs="宋体"/>
-                <w:b w:val="0"/>
-                <w:bCs w:val="0"/>
-                <w:sz w:val="24"/>
-                <w:szCs w:val="24"/>
-              </w:rPr>
-              <w:t>在技术实现中，我掌握了按照“Agent—Tool—Service—核心算法”的方式组织智能业务。Agent负责流程调度和结果组织，Tool负责封装可调用能力，Service负责具体业务逻辑，核心算法负责招聘评分和面试排期等确定性计算。</w:t>
-            </w:r>
-          </w:p>
-          <w:p>
-            <w:pPr>
-              <w:pStyle w:val="6"/>
-              <w:keepNext w:val="0"/>
-              <w:keepLines w:val="0"/>
-              <w:widowControl/>
-              <w:suppressLineNumbers w:val="0"/>
-              <w:spacing w:before="0" w:beforeAutospacing="1" w:after="0" w:afterAutospacing="1"/>
-              <w:ind w:left="0" w:right="0"/>
-              <w:rPr>
-                <w:rFonts w:hint="eastAsia" w:ascii="宋体" w:hAnsi="宋体" w:eastAsia="宋体" w:cs="宋体"/>
-                <w:b w:val="0"/>
-                <w:bCs w:val="0"/>
-                <w:sz w:val="24"/>
-                <w:szCs w:val="24"/>
-              </w:rPr>
-            </w:pPr>
-            <w:r>
-              <w:rPr>
-                <w:rFonts w:hint="eastAsia" w:ascii="宋体" w:hAnsi="宋体" w:eastAsia="宋体" w:cs="宋体"/>
-                <w:b w:val="0"/>
-                <w:bCs w:val="0"/>
-                <w:sz w:val="24"/>
-                <w:szCs w:val="24"/>
-              </w:rPr>
-              <w:t>我还学习了使用Agent Run记录每次流程的执行情况，并通过SSE将节点状态和执行结果实时推送到前端，使用户能够看到各Agent节点的等待、运行、完成和异常状态。</w:t>
-            </w:r>
-          </w:p>
-          <w:p>
-            <w:pPr>
-              <w:pStyle w:val="3"/>
-              <w:keepNext w:val="0"/>
-              <w:keepLines w:val="0"/>
-              <w:widowControl/>
-              <w:suppressLineNumbers w:val="0"/>
-              <w:rPr>
-                <w:rFonts w:hint="eastAsia" w:ascii="宋体" w:hAnsi="宋体" w:eastAsia="宋体" w:cs="宋体"/>
-                <w:b w:val="0"/>
-                <w:bCs w:val="0"/>
-                <w:sz w:val="24"/>
-                <w:szCs w:val="24"/>
-              </w:rPr>
-            </w:pPr>
-            <w:r>
-              <w:rPr>
-                <w:rFonts w:hint="eastAsia" w:ascii="宋体" w:hAnsi="宋体" w:eastAsia="宋体" w:cs="宋体"/>
-                <w:b w:val="0"/>
-                <w:bCs w:val="0"/>
-                <w:sz w:val="24"/>
-                <w:szCs w:val="24"/>
-              </w:rPr>
-              <w:t>（3）加深了对确定性算法、RAG和大模型能力边界的理解</w:t>
-            </w:r>
-          </w:p>
-          <w:p>
-            <w:pPr>
-              <w:pStyle w:val="6"/>
-              <w:keepNext w:val="0"/>
-              <w:keepLines w:val="0"/>
-              <w:widowControl/>
-              <w:suppressLineNumbers w:val="0"/>
-              <w:spacing w:before="0" w:beforeAutospacing="1" w:after="0" w:afterAutospacing="1"/>
-              <w:ind w:left="0" w:right="0"/>
-              <w:rPr>
-                <w:rFonts w:hint="eastAsia" w:ascii="宋体" w:hAnsi="宋体" w:eastAsia="宋体" w:cs="宋体"/>
-                <w:b w:val="0"/>
-                <w:bCs w:val="0"/>
-                <w:sz w:val="24"/>
-                <w:szCs w:val="24"/>
-              </w:rPr>
-            </w:pPr>
-            <w:r>
-              <w:rPr>
-                <w:rFonts w:hint="eastAsia" w:ascii="宋体" w:hAnsi="宋体" w:eastAsia="宋体" w:cs="宋体"/>
-                <w:b w:val="0"/>
-                <w:bCs w:val="0"/>
-                <w:sz w:val="24"/>
-                <w:szCs w:val="24"/>
-              </w:rPr>
-              <w:t>在招聘评分和智能面试排期模块开发中，我将业务规则转化为确定性算法，根据岗位要求、候选人技能、工作经验、时间安排和冲突情况生成评分及排期结果。</w:t>
-            </w:r>
-            <w:r>
-              <w:rPr>
-                <w:rFonts w:hint="eastAsia" w:ascii="宋体" w:hAnsi="宋体" w:eastAsia="宋体" w:cs="宋体"/>
-                <w:b w:val="0"/>
-                <w:bCs w:val="0"/>
-                <w:sz w:val="24"/>
-                <w:szCs w:val="24"/>
-                <w:lang w:val="en-US" w:eastAsia="zh-CN"/>
-              </w:rPr>
-              <w:t>我还明白了</w:t>
-            </w:r>
-            <w:r>
-              <w:rPr>
-                <w:rFonts w:hint="eastAsia" w:ascii="宋体" w:hAnsi="宋体" w:eastAsia="宋体" w:cs="宋体"/>
-                <w:b w:val="0"/>
-                <w:bCs w:val="0"/>
-                <w:sz w:val="24"/>
-                <w:szCs w:val="24"/>
-              </w:rPr>
-              <w:t>确定性算法能够保证结果稳定、可复现和可解释，而大模型更适合完成知识理解、简历信息提取、原因分析和报告组织。</w:t>
-            </w:r>
-          </w:p>
-          <w:p>
-            <w:pPr>
-              <w:pStyle w:val="6"/>
-              <w:keepNext w:val="0"/>
-              <w:keepLines w:val="0"/>
-              <w:widowControl/>
-              <w:suppressLineNumbers w:val="0"/>
-              <w:spacing w:before="0" w:beforeAutospacing="1" w:after="0" w:afterAutospacing="1"/>
-              <w:ind w:left="0" w:right="0"/>
-              <w:rPr>
-                <w:rFonts w:hint="eastAsia" w:ascii="宋体" w:hAnsi="宋体" w:eastAsia="宋体" w:cs="宋体"/>
-                <w:b w:val="0"/>
-                <w:bCs w:val="0"/>
-                <w:sz w:val="24"/>
-                <w:szCs w:val="24"/>
-              </w:rPr>
-            </w:pPr>
-            <w:r>
-              <w:rPr>
-                <w:rFonts w:hint="eastAsia" w:ascii="宋体" w:hAnsi="宋体" w:eastAsia="宋体" w:cs="宋体"/>
-                <w:b w:val="0"/>
-                <w:bCs w:val="0"/>
-                <w:sz w:val="24"/>
-                <w:szCs w:val="24"/>
-              </w:rPr>
-              <w:t>在企业知识检索方面，我完成了本地招聘知识库的精简和统一，将公司招聘规则及岗位标准作为Agent分析的知识来源。我进一步理解了RAG系统中知识文档质量、字段统一和来源约束的重要性。只有知识库内容准确且结构一致，模型才能生成可信的分析结果。</w:t>
-            </w:r>
-          </w:p>
-          <w:p>
-            <w:pPr>
-              <w:pStyle w:val="2"/>
-              <w:keepNext w:val="0"/>
-              <w:keepLines w:val="0"/>
-              <w:widowControl/>
-              <w:suppressLineNumbers w:val="0"/>
-              <w:rPr>
-                <w:rFonts w:hint="eastAsia" w:ascii="宋体" w:hAnsi="宋体" w:eastAsia="宋体" w:cs="宋体"/>
-                <w:b w:val="0"/>
-                <w:bCs w:val="0"/>
-                <w:sz w:val="24"/>
-                <w:szCs w:val="24"/>
-              </w:rPr>
-            </w:pPr>
-            <w:r>
-              <w:rPr>
-                <w:rFonts w:hint="eastAsia" w:ascii="宋体" w:hAnsi="宋体" w:eastAsia="宋体" w:cs="宋体"/>
-                <w:b w:val="0"/>
-                <w:bCs w:val="0"/>
-                <w:sz w:val="24"/>
-                <w:szCs w:val="24"/>
-              </w:rPr>
-              <w:t>2. 软件工程实践</w:t>
-            </w:r>
-          </w:p>
-          <w:p>
-            <w:pPr>
-              <w:pStyle w:val="6"/>
-              <w:keepNext w:val="0"/>
-              <w:keepLines w:val="0"/>
-              <w:widowControl/>
-              <w:suppressLineNumbers w:val="0"/>
-              <w:spacing w:before="0" w:beforeAutospacing="1" w:after="0" w:afterAutospacing="1"/>
-              <w:ind w:left="0" w:right="0"/>
-              <w:rPr>
-                <w:rFonts w:hint="eastAsia" w:ascii="宋体" w:hAnsi="宋体" w:eastAsia="宋体" w:cs="宋体"/>
-                <w:b w:val="0"/>
-                <w:bCs w:val="0"/>
-                <w:sz w:val="24"/>
-                <w:szCs w:val="24"/>
-              </w:rPr>
-            </w:pPr>
-            <w:r>
-              <w:rPr>
-                <w:rFonts w:hint="eastAsia" w:ascii="宋体" w:hAnsi="宋体" w:eastAsia="宋体" w:cs="宋体"/>
-                <w:b w:val="0"/>
-                <w:bCs w:val="0"/>
-                <w:sz w:val="24"/>
-                <w:szCs w:val="24"/>
-                <w:lang w:val="en-US" w:eastAsia="zh-CN"/>
-              </w:rPr>
-              <w:t>开发完</w:t>
-            </w:r>
-            <w:r>
-              <w:rPr>
-                <w:rFonts w:hint="eastAsia" w:ascii="宋体" w:hAnsi="宋体" w:eastAsia="宋体" w:cs="宋体"/>
-                <w:b w:val="0"/>
-                <w:bCs w:val="0"/>
-                <w:sz w:val="24"/>
-                <w:szCs w:val="24"/>
-              </w:rPr>
-              <w:t>本次项目</w:t>
-            </w:r>
-            <w:r>
-              <w:rPr>
-                <w:rFonts w:hint="eastAsia" w:ascii="宋体" w:hAnsi="宋体" w:eastAsia="宋体" w:cs="宋体"/>
-                <w:b w:val="0"/>
-                <w:bCs w:val="0"/>
-                <w:sz w:val="24"/>
-                <w:szCs w:val="24"/>
-                <w:lang w:val="en-US" w:eastAsia="zh-CN"/>
-              </w:rPr>
-              <w:t>后</w:t>
-            </w:r>
-            <w:r>
-              <w:rPr>
-                <w:rFonts w:hint="eastAsia" w:ascii="宋体" w:hAnsi="宋体" w:eastAsia="宋体" w:cs="宋体"/>
-                <w:b w:val="0"/>
-                <w:bCs w:val="0"/>
-                <w:sz w:val="24"/>
-                <w:szCs w:val="24"/>
-              </w:rPr>
-              <w:t>，我对完整的软件开发流程有了更加深入的认识。在项目初期，我们首先确定了系统的功能范围和整体架构，并对招聘、员工服务、考勤、薪资预审和权限审计等模块进行划分。这</w:t>
-            </w:r>
-            <w:r>
-              <w:rPr>
-                <w:rFonts w:hint="eastAsia" w:ascii="宋体" w:hAnsi="宋体" w:eastAsia="宋体" w:cs="宋体"/>
-                <w:b w:val="0"/>
-                <w:bCs w:val="0"/>
-                <w:sz w:val="24"/>
-                <w:szCs w:val="24"/>
-                <w:lang w:val="en-US" w:eastAsia="zh-CN"/>
-              </w:rPr>
-              <w:t>让</w:t>
-            </w:r>
-            <w:r>
-              <w:rPr>
-                <w:rFonts w:hint="eastAsia" w:ascii="宋体" w:hAnsi="宋体" w:eastAsia="宋体" w:cs="宋体"/>
-                <w:b w:val="0"/>
-                <w:bCs w:val="0"/>
-                <w:sz w:val="24"/>
-                <w:szCs w:val="24"/>
-              </w:rPr>
-              <w:t>我认识到，清晰的需求分析和模块边界是项目顺利推进的基础。如果前期没有统一功能范围、接口规范和数据结构，后期就容易出现重复开发、接口不兼容和大量返工。</w:t>
-            </w:r>
-          </w:p>
-          <w:p>
-            <w:pPr>
-              <w:pStyle w:val="6"/>
-              <w:keepNext w:val="0"/>
-              <w:keepLines w:val="0"/>
-              <w:widowControl/>
-              <w:suppressLineNumbers w:val="0"/>
-              <w:spacing w:before="0" w:beforeAutospacing="1" w:after="0" w:afterAutospacing="1"/>
-              <w:ind w:left="0" w:right="0"/>
-              <w:rPr>
-                <w:rFonts w:hint="eastAsia" w:ascii="宋体" w:hAnsi="宋体" w:eastAsia="宋体" w:cs="宋体"/>
-                <w:b w:val="0"/>
-                <w:bCs w:val="0"/>
-                <w:sz w:val="24"/>
-                <w:szCs w:val="24"/>
-              </w:rPr>
-            </w:pPr>
-            <w:r>
-              <w:rPr>
-                <w:rFonts w:hint="eastAsia" w:ascii="宋体" w:hAnsi="宋体" w:eastAsia="宋体" w:cs="宋体"/>
-                <w:b w:val="0"/>
-                <w:bCs w:val="0"/>
-                <w:sz w:val="24"/>
-                <w:szCs w:val="24"/>
-              </w:rPr>
-              <w:t>在前后端联调过程中，我进一步认识到统一数据来源和接口契约的重要性。候选人池无法获取智能评分、面试日历加载异常和招聘报告数据固定等问题，表面上是页面显示异常，实际可能与前端请求、后端接口、Service逻辑、数据库配置和算法调用等多个环节有关。</w:t>
-            </w:r>
-          </w:p>
-          <w:p>
-            <w:pPr>
-              <w:pStyle w:val="6"/>
-              <w:keepNext w:val="0"/>
-              <w:keepLines w:val="0"/>
-              <w:widowControl/>
-              <w:suppressLineNumbers w:val="0"/>
-              <w:spacing w:before="0" w:beforeAutospacing="1" w:after="0" w:afterAutospacing="1"/>
-              <w:ind w:left="0" w:right="0"/>
-              <w:rPr>
-                <w:rFonts w:hint="eastAsia" w:ascii="宋体" w:hAnsi="宋体" w:eastAsia="宋体" w:cs="宋体"/>
-                <w:b w:val="0"/>
-                <w:bCs w:val="0"/>
-                <w:sz w:val="24"/>
-                <w:szCs w:val="24"/>
-              </w:rPr>
-            </w:pPr>
-            <w:r>
-              <w:rPr>
-                <w:rFonts w:hint="eastAsia" w:ascii="宋体" w:hAnsi="宋体" w:eastAsia="宋体" w:cs="宋体"/>
-                <w:b w:val="0"/>
-                <w:bCs w:val="0"/>
-                <w:sz w:val="24"/>
-                <w:szCs w:val="24"/>
-              </w:rPr>
-              <w:t>因此，在排查问题时，我逐渐形成了按照“前端请求—后端API—Service—Repository—数据库—核心算法”的顺序逐层检查的方法。这种方式能够更准确地定位问题根源，也能够减少只修改表面现象而没有解决实际问题的情况。</w:t>
-            </w:r>
-          </w:p>
-          <w:p>
-            <w:pPr>
-              <w:pStyle w:val="6"/>
-              <w:keepNext w:val="0"/>
-              <w:keepLines w:val="0"/>
-              <w:widowControl/>
-              <w:suppressLineNumbers w:val="0"/>
-              <w:spacing w:before="0" w:beforeAutospacing="1" w:after="0" w:afterAutospacing="1"/>
-              <w:ind w:left="0" w:right="0"/>
-              <w:rPr>
-                <w:rFonts w:hint="eastAsia" w:ascii="宋体" w:hAnsi="宋体" w:eastAsia="宋体" w:cs="宋体"/>
-                <w:b w:val="0"/>
-                <w:bCs w:val="0"/>
-                <w:sz w:val="24"/>
-                <w:szCs w:val="24"/>
-              </w:rPr>
-            </w:pPr>
-            <w:r>
-              <w:rPr>
-                <w:rFonts w:hint="eastAsia" w:ascii="宋体" w:hAnsi="宋体" w:eastAsia="宋体" w:cs="宋体"/>
-                <w:b w:val="0"/>
-                <w:bCs w:val="0"/>
-                <w:sz w:val="24"/>
-                <w:szCs w:val="24"/>
-              </w:rPr>
-              <w:t>本次项目也让我认识到，软件还需要考虑空数据、网络异常、数据库连接失败、模型调用异常和SSE连接中断等边界情况</w:t>
-            </w:r>
-            <w:r>
-              <w:rPr>
-                <w:rFonts w:hint="eastAsia" w:ascii="宋体" w:hAnsi="宋体" w:eastAsia="宋体" w:cs="宋体"/>
-                <w:b w:val="0"/>
-                <w:bCs w:val="0"/>
-                <w:sz w:val="24"/>
-                <w:szCs w:val="24"/>
-                <w:lang w:eastAsia="zh-CN"/>
-              </w:rPr>
-              <w:t>，</w:t>
-            </w:r>
-            <w:r>
-              <w:rPr>
-                <w:rFonts w:hint="eastAsia" w:ascii="宋体" w:hAnsi="宋体" w:eastAsia="宋体" w:cs="宋体"/>
-                <w:b w:val="0"/>
-                <w:bCs w:val="0"/>
-                <w:sz w:val="24"/>
-                <w:szCs w:val="24"/>
-              </w:rPr>
-              <w:t>异常处理和稳定性验证是工程实践中需要持续加强的部分。</w:t>
-            </w:r>
-          </w:p>
-          <w:p>
-            <w:pPr>
-              <w:pStyle w:val="6"/>
-              <w:keepNext w:val="0"/>
-              <w:keepLines w:val="0"/>
-              <w:widowControl/>
-              <w:suppressLineNumbers w:val="0"/>
-              <w:spacing w:before="0" w:beforeAutospacing="1" w:after="0" w:afterAutospacing="1"/>
-              <w:ind w:left="0" w:right="0"/>
-              <w:rPr>
-                <w:rFonts w:hint="eastAsia" w:ascii="宋体" w:hAnsi="宋体" w:eastAsia="宋体" w:cs="宋体"/>
-                <w:b w:val="0"/>
-                <w:bCs w:val="0"/>
-                <w:sz w:val="24"/>
-                <w:szCs w:val="24"/>
-              </w:rPr>
-            </w:pPr>
-            <w:r>
-              <w:rPr>
-                <w:rFonts w:hint="eastAsia" w:ascii="宋体" w:hAnsi="宋体" w:eastAsia="宋体" w:cs="宋体"/>
-                <w:b w:val="0"/>
-                <w:bCs w:val="0"/>
-                <w:sz w:val="24"/>
-                <w:szCs w:val="24"/>
-              </w:rPr>
-              <w:t>此外，我进一步理解了Git分支管理和提交记录的重要性。通过使用dev分支进行日常开发、使用main分支保存稳定版本，并规范代码提交和合并流程，可以降低多人协作时代码冲突和版本混乱的风险，也便于在出现问题时查看历史记录或回退版本。</w:t>
-            </w:r>
-          </w:p>
-          <w:p>
-            <w:pPr>
-              <w:pStyle w:val="2"/>
-              <w:keepNext w:val="0"/>
-              <w:keepLines w:val="0"/>
-              <w:widowControl/>
-              <w:suppressLineNumbers w:val="0"/>
-              <w:rPr>
-                <w:rFonts w:hint="eastAsia" w:ascii="宋体" w:hAnsi="宋体" w:eastAsia="宋体" w:cs="宋体"/>
-                <w:b w:val="0"/>
-                <w:bCs w:val="0"/>
-                <w:sz w:val="24"/>
-                <w:szCs w:val="24"/>
-              </w:rPr>
-            </w:pPr>
-            <w:r>
-              <w:rPr>
-                <w:rFonts w:hint="eastAsia" w:ascii="宋体" w:hAnsi="宋体" w:eastAsia="宋体" w:cs="宋体"/>
-                <w:b w:val="0"/>
-                <w:bCs w:val="0"/>
-                <w:sz w:val="24"/>
-                <w:szCs w:val="24"/>
-              </w:rPr>
-              <w:t>3. 团队协作与沟通</w:t>
-            </w:r>
-          </w:p>
-          <w:p>
-            <w:pPr>
-              <w:pStyle w:val="6"/>
-              <w:keepNext w:val="0"/>
-              <w:keepLines w:val="0"/>
-              <w:widowControl/>
-              <w:suppressLineNumbers w:val="0"/>
-              <w:spacing w:before="0" w:beforeAutospacing="1" w:after="0" w:afterAutospacing="1"/>
-              <w:ind w:left="0" w:right="0"/>
-              <w:rPr>
-                <w:rFonts w:hint="eastAsia" w:ascii="宋体" w:hAnsi="宋体" w:eastAsia="宋体" w:cs="宋体"/>
-                <w:b w:val="0"/>
-                <w:bCs w:val="0"/>
-                <w:sz w:val="24"/>
-                <w:szCs w:val="24"/>
-              </w:rPr>
-            </w:pPr>
-            <w:r>
-              <w:rPr>
-                <w:rFonts w:hint="eastAsia" w:ascii="宋体" w:hAnsi="宋体" w:eastAsia="宋体" w:cs="宋体"/>
-                <w:b w:val="0"/>
-                <w:bCs w:val="0"/>
-                <w:sz w:val="24"/>
-                <w:szCs w:val="24"/>
-              </w:rPr>
-              <w:t>在本次项目中，我担任组长，除了完成个人负责的招聘评分、智能面试排期和多Agent招聘流程等任务外，还负责项目范围确定、成员任务分配、开发进度检查和模块集成协调。</w:t>
-            </w:r>
-          </w:p>
-          <w:p>
-            <w:pPr>
-              <w:pStyle w:val="6"/>
-              <w:keepNext w:val="0"/>
-              <w:keepLines w:val="0"/>
-              <w:widowControl/>
-              <w:suppressLineNumbers w:val="0"/>
-              <w:spacing w:before="0" w:beforeAutospacing="1" w:after="0" w:afterAutospacing="1"/>
-              <w:ind w:left="0" w:right="0"/>
-              <w:rPr>
-                <w:rFonts w:hint="eastAsia" w:ascii="宋体" w:hAnsi="宋体" w:eastAsia="宋体" w:cs="宋体"/>
-                <w:b w:val="0"/>
-                <w:bCs w:val="0"/>
-                <w:sz w:val="24"/>
-                <w:szCs w:val="24"/>
-              </w:rPr>
-            </w:pPr>
-            <w:r>
-              <w:rPr>
-                <w:rFonts w:hint="eastAsia" w:ascii="宋体" w:hAnsi="宋体" w:eastAsia="宋体" w:cs="宋体"/>
-                <w:b w:val="0"/>
-                <w:bCs w:val="0"/>
-                <w:sz w:val="24"/>
-                <w:szCs w:val="24"/>
-                <w:lang w:val="en-US" w:eastAsia="zh-CN"/>
-              </w:rPr>
-              <w:t>在开发中</w:t>
-            </w:r>
-            <w:r>
-              <w:rPr>
-                <w:rFonts w:hint="eastAsia" w:ascii="宋体" w:hAnsi="宋体" w:eastAsia="宋体" w:cs="宋体"/>
-                <w:b w:val="0"/>
-                <w:bCs w:val="0"/>
-                <w:sz w:val="24"/>
-                <w:szCs w:val="24"/>
-              </w:rPr>
-              <w:t>，我认识到任务分工需要明确每个成员负责的接口、数据表、业务逻辑和交付成果。如果模块之间的边界不清晰，就容易出现多个成员修改同一部分代码，或者每个人都完成了自己的功能，但最终无法集成的问题。</w:t>
-            </w:r>
-          </w:p>
-          <w:p>
-            <w:pPr>
-              <w:pStyle w:val="6"/>
-              <w:keepNext w:val="0"/>
-              <w:keepLines w:val="0"/>
-              <w:widowControl/>
-              <w:suppressLineNumbers w:val="0"/>
-              <w:spacing w:before="0" w:beforeAutospacing="1" w:after="0" w:afterAutospacing="1"/>
-              <w:ind w:left="0" w:right="0"/>
-              <w:rPr>
-                <w:rFonts w:hint="eastAsia" w:ascii="宋体" w:hAnsi="宋体" w:eastAsia="宋体" w:cs="宋体"/>
-                <w:b w:val="0"/>
-                <w:bCs w:val="0"/>
-                <w:sz w:val="24"/>
-                <w:szCs w:val="24"/>
-              </w:rPr>
-            </w:pPr>
-            <w:r>
-              <w:rPr>
-                <w:rFonts w:hint="eastAsia" w:ascii="宋体" w:hAnsi="宋体" w:eastAsia="宋体" w:cs="宋体"/>
-                <w:b w:val="0"/>
-                <w:bCs w:val="0"/>
-                <w:sz w:val="24"/>
-                <w:szCs w:val="24"/>
-              </w:rPr>
-              <w:t>我还认识到，定期同步项目进度和问题能够帮助团队及时调整开发计划。对于影响多个模块的问题，应尽早在团队中说明，而不能等到最终联调阶段再集中处理。通过制定Sprint任务、检查成员完成情况和及时调整后续计划，可以使团队始终保持一致的开发方向。</w:t>
-            </w:r>
-          </w:p>
-          <w:p>
-            <w:pPr>
-              <w:pStyle w:val="6"/>
-              <w:keepNext w:val="0"/>
-              <w:keepLines w:val="0"/>
-              <w:widowControl/>
-              <w:suppressLineNumbers w:val="0"/>
-              <w:spacing w:before="0" w:beforeAutospacing="1" w:after="0" w:afterAutospacing="1"/>
-              <w:ind w:left="0" w:right="0"/>
-              <w:rPr>
-                <w:rFonts w:hint="eastAsia" w:ascii="宋体" w:hAnsi="宋体" w:eastAsia="宋体" w:cs="宋体"/>
-                <w:b w:val="0"/>
-                <w:bCs w:val="0"/>
-                <w:sz w:val="24"/>
-                <w:szCs w:val="24"/>
-              </w:rPr>
-            </w:pPr>
-            <w:r>
-              <w:rPr>
-                <w:rFonts w:hint="eastAsia" w:ascii="宋体" w:hAnsi="宋体" w:eastAsia="宋体" w:cs="宋体"/>
-                <w:b w:val="0"/>
-                <w:bCs w:val="0"/>
-                <w:sz w:val="24"/>
-                <w:szCs w:val="24"/>
-              </w:rPr>
-              <w:t>作为组长，我也认识到团队管理并不意味着一个人承担所有困难任务。组长需要合理分配工作，明确验收标准，并帮助成员分析问题，但同时也应鼓励每位成员独立完成和排查自己负责的模块。今后我会进一步加强任务边界管理和沟通效率，使团队成员能够更加主动地发现问题、同步问题并解决问题。</w:t>
-            </w:r>
-          </w:p>
-          <w:p>
-            <w:pPr>
-              <w:pStyle w:val="6"/>
-              <w:keepNext w:val="0"/>
-              <w:keepLines w:val="0"/>
-              <w:widowControl/>
-              <w:suppressLineNumbers w:val="0"/>
-              <w:rPr>
-                <w:rFonts w:hint="eastAsia" w:ascii="宋体" w:hAnsi="宋体" w:eastAsia="宋体" w:cs="宋体"/>
-                <w:b w:val="0"/>
-                <w:bCs w:val="0"/>
-                <w:sz w:val="24"/>
-                <w:szCs w:val="24"/>
-              </w:rPr>
-            </w:pPr>
-            <w:r>
-              <w:rPr>
-                <w:rFonts w:hint="eastAsia" w:ascii="宋体" w:hAnsi="宋体" w:eastAsia="宋体" w:cs="宋体"/>
-                <w:b w:val="0"/>
-                <w:bCs w:val="0"/>
-                <w:sz w:val="24"/>
-                <w:szCs w:val="24"/>
-              </w:rPr>
-              <w:t>本次实训，我不仅提升了技术开发能力，也提高了任务规划、进度管理、问题沟通和团队协调能力。我更加深刻地认识到，一个项目的成功既依赖个人技术能力，也依赖团队成员之间清晰、及时和有效的协作。</w:t>
-            </w:r>
-          </w:p>
-          <w:p>
-            <w:pPr>
-              <w:pStyle w:val="15"/>
-              <w:rPr>
-                <w:rFonts w:hint="eastAsia" w:ascii="宋体" w:hAnsi="宋体" w:eastAsia="宋体"/>
-                <w:sz w:val="24"/>
-                <w:szCs w:val="24"/>
-              </w:rPr>
-            </w:pPr>
-          </w:p>
-          <w:p>
-            <w:pPr>
-              <w:pStyle w:val="16"/>
-              <w:rPr>
-                <w:rFonts w:hint="eastAsia" w:ascii="宋体" w:hAnsi="宋体" w:eastAsia="宋体"/>
-              </w:rPr>
-            </w:pPr>
-            <w:r>
-              <w:rPr>
-                <w:rStyle w:val="14"/>
-                <w:rFonts w:hint="eastAsia" w:ascii="宋体" w:hAnsi="宋体" w:eastAsia="宋体"/>
-                <w:b w:val="0"/>
-                <w:bCs w:val="0"/>
-              </w:rPr>
-              <w:t>四</w:t>
-            </w:r>
-            <w:r>
-              <w:rPr>
-                <w:rStyle w:val="14"/>
-                <w:rFonts w:ascii="宋体" w:hAnsi="宋体" w:eastAsia="宋体"/>
-                <w:b w:val="0"/>
-                <w:bCs w:val="0"/>
-              </w:rPr>
-              <w:t>、 总结与展望</w:t>
-            </w:r>
-          </w:p>
-          <w:p>
-            <w:pPr>
-              <w:pStyle w:val="2"/>
-              <w:keepNext w:val="0"/>
-              <w:keepLines w:val="0"/>
-              <w:widowControl/>
-              <w:suppressLineNumbers w:val="0"/>
-              <w:rPr>
-                <w:rFonts w:hint="eastAsia" w:ascii="宋体" w:hAnsi="宋体" w:eastAsia="宋体" w:cs="宋体"/>
-                <w:b w:val="0"/>
-                <w:bCs w:val="0"/>
-                <w:sz w:val="24"/>
-                <w:szCs w:val="24"/>
-              </w:rPr>
-            </w:pPr>
-            <w:r>
-              <w:rPr>
-                <w:rFonts w:hint="eastAsia" w:ascii="宋体" w:hAnsi="宋体" w:eastAsia="宋体" w:cs="宋体"/>
-                <w:b w:val="0"/>
-                <w:bCs w:val="0"/>
-                <w:sz w:val="24"/>
-                <w:szCs w:val="24"/>
-              </w:rPr>
-              <w:t>1. 自我评价</w:t>
-            </w:r>
-          </w:p>
-          <w:p>
-            <w:pPr>
-              <w:pStyle w:val="6"/>
-              <w:keepNext w:val="0"/>
-              <w:keepLines w:val="0"/>
-              <w:widowControl/>
-              <w:suppressLineNumbers w:val="0"/>
-              <w:spacing w:before="0" w:beforeAutospacing="1" w:after="0" w:afterAutospacing="1"/>
-              <w:ind w:left="0" w:right="0"/>
-              <w:rPr>
-                <w:rFonts w:hint="eastAsia" w:ascii="宋体" w:hAnsi="宋体" w:eastAsia="宋体" w:cs="宋体"/>
-                <w:b w:val="0"/>
-                <w:bCs w:val="0"/>
-                <w:sz w:val="24"/>
-                <w:szCs w:val="24"/>
-              </w:rPr>
-            </w:pPr>
-            <w:r>
-              <w:rPr>
-                <w:rFonts w:hint="eastAsia" w:ascii="宋体" w:hAnsi="宋体" w:eastAsia="宋体" w:cs="宋体"/>
-                <w:b w:val="0"/>
-                <w:bCs w:val="0"/>
-                <w:sz w:val="24"/>
-                <w:szCs w:val="24"/>
-              </w:rPr>
-              <w:t>我较好地完成了个人负责的开发任务和组长工作，基本达到了将软件工程、数据库、前后端开发和人工智能相关知识应用于完整项目的目标。</w:t>
-            </w:r>
-          </w:p>
-          <w:p>
-            <w:pPr>
-              <w:pStyle w:val="6"/>
-              <w:keepNext w:val="0"/>
-              <w:keepLines w:val="0"/>
-              <w:widowControl/>
-              <w:suppressLineNumbers w:val="0"/>
-              <w:spacing w:before="0" w:beforeAutospacing="1" w:after="0" w:afterAutospacing="1"/>
-              <w:ind w:left="0" w:right="0"/>
-              <w:rPr>
-                <w:rFonts w:hint="eastAsia" w:ascii="宋体" w:hAnsi="宋体" w:eastAsia="宋体" w:cs="宋体"/>
-                <w:b w:val="0"/>
-                <w:bCs w:val="0"/>
-                <w:sz w:val="24"/>
-                <w:szCs w:val="24"/>
-              </w:rPr>
-            </w:pPr>
-            <w:r>
-              <w:rPr>
-                <w:rFonts w:hint="eastAsia" w:ascii="宋体" w:hAnsi="宋体" w:eastAsia="宋体" w:cs="宋体"/>
-                <w:b w:val="0"/>
-                <w:bCs w:val="0"/>
-                <w:sz w:val="24"/>
-                <w:szCs w:val="24"/>
-              </w:rPr>
-              <w:t>在专业技术方面，我独立完成了招聘评分与智能面试排期两个核心算法模块，并将算法接入候选人池、面试日历等实际业务页面。我还参与完成了多Agent招聘流程的设计与串联，对前后端分离、模块化开发、多Agent流程编排、RAG知识检索和实时状态推送等技术有了较深入的理解。</w:t>
-            </w:r>
-          </w:p>
-          <w:p>
-            <w:pPr>
-              <w:pStyle w:val="6"/>
-              <w:keepNext w:val="0"/>
-              <w:keepLines w:val="0"/>
-              <w:widowControl/>
-              <w:suppressLineNumbers w:val="0"/>
-              <w:spacing w:before="0" w:beforeAutospacing="1" w:after="0" w:afterAutospacing="1"/>
-              <w:ind w:left="0" w:right="0"/>
-              <w:rPr>
-                <w:rFonts w:hint="eastAsia" w:ascii="宋体" w:hAnsi="宋体" w:eastAsia="宋体" w:cs="宋体"/>
-                <w:b w:val="0"/>
-                <w:bCs w:val="0"/>
-                <w:sz w:val="24"/>
-                <w:szCs w:val="24"/>
-              </w:rPr>
-            </w:pPr>
-            <w:r>
-              <w:rPr>
-                <w:rFonts w:hint="eastAsia" w:ascii="宋体" w:hAnsi="宋体" w:eastAsia="宋体" w:cs="宋体"/>
-                <w:b w:val="0"/>
-                <w:bCs w:val="0"/>
-                <w:sz w:val="24"/>
-                <w:szCs w:val="24"/>
-              </w:rPr>
-              <w:t>在问题解决方面，我能够从完整调用链出发分析问题。例如，面对候选人评分固定、智能评估无法获取、面试日历加载异常和Agent节点状态不同步等问题，我没有只修改页面显示，而是按照前端请求、后端接口、业务服务、数据库查询和算法调用的顺序逐层排查，最终解决了数据来源不统一、接口结构不一致和环境配置错误等问题。这一过程提高了我分析复杂工程问题和定位问题根源的能力。</w:t>
-            </w:r>
-          </w:p>
-          <w:p>
-            <w:pPr>
-              <w:pStyle w:val="6"/>
-              <w:keepNext w:val="0"/>
-              <w:keepLines w:val="0"/>
-              <w:widowControl/>
-              <w:suppressLineNumbers w:val="0"/>
-              <w:spacing w:before="0" w:beforeAutospacing="1" w:after="0" w:afterAutospacing="1"/>
-              <w:ind w:left="0" w:right="0"/>
-              <w:rPr>
-                <w:rFonts w:hint="eastAsia" w:ascii="宋体" w:hAnsi="宋体" w:eastAsia="宋体" w:cs="宋体"/>
-                <w:b w:val="0"/>
-                <w:bCs w:val="0"/>
-                <w:sz w:val="24"/>
-                <w:szCs w:val="24"/>
-              </w:rPr>
-            </w:pPr>
-            <w:r>
-              <w:rPr>
-                <w:rFonts w:hint="eastAsia" w:ascii="宋体" w:hAnsi="宋体" w:eastAsia="宋体" w:cs="宋体"/>
-                <w:b w:val="0"/>
-                <w:bCs w:val="0"/>
-                <w:sz w:val="24"/>
-                <w:szCs w:val="24"/>
-              </w:rPr>
-              <w:t>在团队工作方面，我作为组长完成了项目范围确定、成员任务分配、Sprint计划制定、进度检查、模块协调和版本管理等工作。我根据项目进展及时调整任务安排，并推动不同成员负责的模块完成集成，保证项目能够形成统一、完整的系统。</w:t>
-            </w:r>
-          </w:p>
-          <w:p>
-            <w:pPr>
-              <w:pStyle w:val="6"/>
-              <w:keepNext w:val="0"/>
-              <w:keepLines w:val="0"/>
-              <w:widowControl/>
-              <w:suppressLineNumbers w:val="0"/>
-              <w:spacing w:before="0" w:beforeAutospacing="1" w:after="0" w:afterAutospacing="1"/>
-              <w:ind w:left="0" w:right="0"/>
-              <w:rPr>
-                <w:rFonts w:hint="eastAsia" w:ascii="宋体" w:hAnsi="宋体" w:eastAsia="宋体" w:cs="宋体"/>
-                <w:b w:val="0"/>
-                <w:bCs w:val="0"/>
-                <w:sz w:val="24"/>
-                <w:szCs w:val="24"/>
-              </w:rPr>
-            </w:pPr>
-            <w:r>
-              <w:rPr>
-                <w:rFonts w:hint="eastAsia" w:ascii="宋体" w:hAnsi="宋体" w:eastAsia="宋体" w:cs="宋体"/>
-                <w:b w:val="0"/>
-                <w:bCs w:val="0"/>
-                <w:sz w:val="24"/>
-                <w:szCs w:val="24"/>
-              </w:rPr>
-              <w:t>总体而言，我较好地完成了个人核心任务和团队管理任务，在技术开发、工程实践、问题解决和团队协调等方面均取得了进步，但仍需要继续提高系统设计深度、异常场景处理能力和团队管理效率。</w:t>
-            </w:r>
-          </w:p>
-          <w:p>
-            <w:pPr>
-              <w:pStyle w:val="2"/>
-              <w:keepNext w:val="0"/>
-              <w:keepLines w:val="0"/>
-              <w:widowControl/>
-              <w:suppressLineNumbers w:val="0"/>
-              <w:rPr>
-                <w:rFonts w:hint="eastAsia" w:ascii="宋体" w:hAnsi="宋体" w:eastAsia="宋体" w:cs="宋体"/>
-                <w:b w:val="0"/>
-                <w:bCs w:val="0"/>
-                <w:sz w:val="24"/>
-                <w:szCs w:val="24"/>
-              </w:rPr>
-            </w:pPr>
-            <w:r>
-              <w:rPr>
-                <w:rFonts w:hint="eastAsia" w:ascii="宋体" w:hAnsi="宋体" w:eastAsia="宋体" w:cs="宋体"/>
-                <w:b w:val="0"/>
-                <w:bCs w:val="0"/>
-                <w:sz w:val="24"/>
-                <w:szCs w:val="24"/>
-              </w:rPr>
-              <w:t>2. 未来学习规划</w:t>
-            </w:r>
-          </w:p>
-          <w:p>
-            <w:pPr>
-              <w:pStyle w:val="6"/>
-              <w:keepNext w:val="0"/>
-              <w:keepLines w:val="0"/>
-              <w:widowControl/>
-              <w:suppressLineNumbers w:val="0"/>
-              <w:spacing w:before="0" w:beforeAutospacing="1" w:after="0" w:afterAutospacing="1"/>
-              <w:ind w:left="0" w:right="0"/>
-              <w:rPr>
-                <w:rFonts w:hint="eastAsia" w:ascii="宋体" w:hAnsi="宋体" w:eastAsia="宋体" w:cs="宋体"/>
-                <w:b w:val="0"/>
-                <w:bCs w:val="0"/>
-                <w:sz w:val="24"/>
-                <w:szCs w:val="24"/>
-              </w:rPr>
-            </w:pPr>
-            <w:r>
-              <w:rPr>
-                <w:rFonts w:hint="eastAsia" w:ascii="宋体" w:hAnsi="宋体" w:eastAsia="宋体" w:cs="宋体"/>
-                <w:b w:val="0"/>
-                <w:bCs w:val="0"/>
-                <w:sz w:val="24"/>
-                <w:szCs w:val="24"/>
-              </w:rPr>
-              <w:t>结合本次实训中积累的经验和发现的不足，我计划从系统架构、人工智能应用、工程质量和团队协作四个方面继续学习和提升。</w:t>
-            </w:r>
-          </w:p>
-          <w:p>
-            <w:pPr>
-              <w:pStyle w:val="6"/>
-              <w:keepNext w:val="0"/>
-              <w:keepLines w:val="0"/>
-              <w:widowControl/>
-              <w:suppressLineNumbers w:val="0"/>
-              <w:spacing w:before="0" w:beforeAutospacing="1" w:after="0" w:afterAutospacing="1"/>
-              <w:ind w:left="0" w:right="0"/>
-              <w:rPr>
-                <w:rFonts w:hint="eastAsia" w:ascii="宋体" w:hAnsi="宋体" w:eastAsia="宋体" w:cs="宋体"/>
-                <w:b w:val="0"/>
-                <w:bCs w:val="0"/>
-                <w:sz w:val="24"/>
-                <w:szCs w:val="24"/>
-              </w:rPr>
-            </w:pPr>
-            <w:r>
-              <w:rPr>
-                <w:rFonts w:hint="eastAsia" w:ascii="宋体" w:hAnsi="宋体" w:eastAsia="宋体" w:cs="宋体"/>
-                <w:b w:val="0"/>
-                <w:bCs w:val="0"/>
-                <w:sz w:val="24"/>
-                <w:szCs w:val="24"/>
-              </w:rPr>
-              <w:t>首先，我将进一步学习后端系统架构和数据库优化知识。在本次项目中，我已经掌握了FastAPI分层开发、PostgreSQL数据访问和接口联调的基本方法，后续计划深入学习异步任务处理、缓存机制、数据库索引、SQL查询优化、事务管理和高并发场景下的系统设计，提高后端服务的性能和稳定性。</w:t>
-            </w:r>
-          </w:p>
-          <w:p>
-            <w:pPr>
-              <w:pStyle w:val="6"/>
-              <w:keepNext w:val="0"/>
-              <w:keepLines w:val="0"/>
-              <w:widowControl/>
-              <w:suppressLineNumbers w:val="0"/>
-              <w:spacing w:before="0" w:beforeAutospacing="1" w:after="0" w:afterAutospacing="1"/>
-              <w:ind w:left="0" w:right="0"/>
-              <w:rPr>
-                <w:rFonts w:hint="eastAsia" w:ascii="宋体" w:hAnsi="宋体" w:eastAsia="宋体" w:cs="宋体"/>
-                <w:b w:val="0"/>
-                <w:bCs w:val="0"/>
-                <w:sz w:val="24"/>
-                <w:szCs w:val="24"/>
-              </w:rPr>
-            </w:pPr>
-            <w:r>
-              <w:rPr>
-                <w:rFonts w:hint="eastAsia" w:ascii="宋体" w:hAnsi="宋体" w:eastAsia="宋体" w:cs="宋体"/>
-                <w:b w:val="0"/>
-                <w:bCs w:val="0"/>
-                <w:sz w:val="24"/>
-                <w:szCs w:val="24"/>
-              </w:rPr>
-              <w:t>其次，我将继续学习多Agent、RAG和大模型应用开发技术。重点研究Agent流程编排、工具调用、上下文管理、结构化输出、知识检索质量评估和模型异常处理等内容。同时，我会继续探索如何划分确定性算法与大模型的职责，使大模型主要负责知识理解、信息提取和结果解释，而核心评分、排序和权限判断等业务继续由稳定、可验证的程序完成。</w:t>
-            </w:r>
-          </w:p>
-          <w:p>
-            <w:pPr>
-              <w:pStyle w:val="6"/>
-              <w:keepNext w:val="0"/>
-              <w:keepLines w:val="0"/>
-              <w:widowControl/>
-              <w:suppressLineNumbers w:val="0"/>
-              <w:spacing w:before="0" w:beforeAutospacing="1" w:after="0" w:afterAutospacing="1"/>
-              <w:ind w:left="0" w:right="0"/>
-              <w:rPr>
-                <w:rFonts w:hint="eastAsia" w:ascii="宋体" w:hAnsi="宋体" w:eastAsia="宋体" w:cs="宋体"/>
-                <w:b w:val="0"/>
-                <w:bCs w:val="0"/>
-                <w:sz w:val="24"/>
-                <w:szCs w:val="24"/>
-              </w:rPr>
-            </w:pPr>
-            <w:r>
-              <w:rPr>
-                <w:rFonts w:hint="eastAsia" w:ascii="宋体" w:hAnsi="宋体" w:eastAsia="宋体" w:cs="宋体"/>
-                <w:b w:val="0"/>
-                <w:bCs w:val="0"/>
-                <w:sz w:val="24"/>
-                <w:szCs w:val="24"/>
-              </w:rPr>
-              <w:t>再次，我将加强软件测试和工程质量方面的学习。本次实训主要通过功能联调和手动验收检查系统，后续计划系统学习单元测试、接口测试、集成测试和异常场景测试方法，并进一步了解持续集成、自动化部署、日志监控和错误追踪等工程技术，提高项目的可测试性、可维护性和交付质量。</w:t>
-            </w:r>
-          </w:p>
-          <w:p>
-            <w:pPr>
-              <w:pStyle w:val="6"/>
-              <w:keepNext w:val="0"/>
-              <w:keepLines w:val="0"/>
-              <w:widowControl/>
-              <w:suppressLineNumbers w:val="0"/>
-              <w:spacing w:before="0" w:beforeAutospacing="1" w:after="0" w:afterAutospacing="1"/>
-              <w:ind w:left="0" w:right="0"/>
-              <w:rPr>
-                <w:rFonts w:hint="eastAsia" w:ascii="宋体" w:hAnsi="宋体" w:eastAsia="宋体" w:cs="宋体"/>
-                <w:b w:val="0"/>
-                <w:bCs w:val="0"/>
-                <w:sz w:val="24"/>
-                <w:szCs w:val="24"/>
-              </w:rPr>
-            </w:pPr>
-            <w:r>
-              <w:rPr>
-                <w:rFonts w:hint="eastAsia" w:ascii="宋体" w:hAnsi="宋体" w:eastAsia="宋体" w:cs="宋体"/>
-                <w:b w:val="0"/>
-                <w:bCs w:val="0"/>
-                <w:sz w:val="24"/>
-                <w:szCs w:val="24"/>
-              </w:rPr>
-              <w:t>此外，我还计划提高前端工程化和交互设计能力。通过本次多Agent工作流看板开发，我认识到系统不仅要实现功能，还需要清晰地展示执行状态、处理过程和决策依据。后续我将进一步学习前端组件化、状态管理、实时数据展示和交互设计，使</w:t>
+              <w:t>提高</w:t>
             </w:r>
             <w:bookmarkStart w:id="0" w:name="_GoBack"/>
             <w:bookmarkEnd w:id="0"/>
@@ -4384,61 +3819,7 @@
                 <w:sz w:val="24"/>
                 <w:szCs w:val="24"/>
               </w:rPr>
-              <w:t>功能能够以更加直观、协调的方式呈现给用户。</w:t>
-            </w:r>
-          </w:p>
-          <w:p>
-            <w:pPr>
-              <w:pStyle w:val="6"/>
-              <w:keepNext w:val="0"/>
-              <w:keepLines w:val="0"/>
-              <w:widowControl/>
-              <w:suppressLineNumbers w:val="0"/>
-              <w:spacing w:before="0" w:beforeAutospacing="1" w:after="0" w:afterAutospacing="1"/>
-              <w:ind w:left="0" w:right="0"/>
-              <w:rPr>
-                <w:rFonts w:hint="eastAsia" w:ascii="宋体" w:hAnsi="宋体" w:eastAsia="宋体" w:cs="宋体"/>
-                <w:b w:val="0"/>
-                <w:bCs w:val="0"/>
-                <w:sz w:val="24"/>
-                <w:szCs w:val="24"/>
-              </w:rPr>
-            </w:pPr>
-            <w:r>
-              <w:rPr>
-                <w:rFonts w:hint="eastAsia" w:ascii="宋体" w:hAnsi="宋体" w:eastAsia="宋体" w:cs="宋体"/>
-                <w:b w:val="0"/>
-                <w:bCs w:val="0"/>
-                <w:sz w:val="24"/>
-                <w:szCs w:val="24"/>
-              </w:rPr>
-              <w:t>在团队协作方面，我将继续提升任务拆分、进度管理和沟通协调能力。未来参与团队项目时，我会在开发前进一步明确需求范围、模块边界、接口契约和验收标准，并鼓励成员独立分析和解决自己负责模块的问题。同时，通过更加及时的进度同步和问题反馈，减少集中联调阶段的冲突和返工。</w:t>
-            </w:r>
-          </w:p>
-          <w:p>
-            <w:pPr>
-              <w:pStyle w:val="6"/>
-              <w:keepNext w:val="0"/>
-              <w:keepLines w:val="0"/>
-              <w:widowControl/>
-              <w:suppressLineNumbers w:val="0"/>
-              <w:rPr>
-                <w:rFonts w:hint="eastAsia" w:ascii="宋体" w:hAnsi="宋体" w:eastAsia="宋体" w:cs="宋体"/>
-                <w:b w:val="0"/>
-                <w:bCs w:val="0"/>
-                <w:sz w:val="24"/>
-                <w:szCs w:val="24"/>
-              </w:rPr>
-            </w:pPr>
-            <w:r>
-              <w:rPr>
-                <w:rFonts w:hint="eastAsia" w:ascii="宋体" w:hAnsi="宋体" w:eastAsia="宋体" w:cs="宋体"/>
-                <w:b w:val="0"/>
-                <w:bCs w:val="0"/>
-                <w:sz w:val="24"/>
-                <w:szCs w:val="24"/>
-              </w:rPr>
-              <w:t>通过以上学习规划，我希望在现有开发能力的基础上，逐步提高自己在系统架构、人工智能工程、软件质量和项目管理方面的综合能力，为后续课程项目和实际软件开发工作打下更加扎实的基础。</w:t>
+              <w:t>和项目管理方面的综合能力，为后续课程项目和实际软件开发工作打下更加扎实的基础。</w:t>
             </w:r>
           </w:p>
           <w:p>

--- a/docs/周报和项目总结报告/项目总结报告/四qu战车小组+黄钧+2024302131066+实训个人总结 高级项目实践.docx
+++ b/docs/周报和项目总结报告/项目总结报告/四qu战车小组+黄钧+2024302131066+实训个人总结 高级项目实践.docx
@@ -2705,7 +2705,33 @@
                 <w:sz w:val="24"/>
                 <w:szCs w:val="24"/>
               </w:rPr>
-              <w:t>本次项目采用FastAPI后端和统一API接口。招聘、考勤、薪资、权限审计等功能被划分为独立模块，通过统一的数据结构协作。候选人池、面试日历和招聘报告等功能的联调</w:t>
+              <w:t>本次项目采用FastAPI后端和统一API接口</w:t>
+            </w:r>
+            <w:r>
+              <w:rPr>
+                <w:rFonts w:hint="eastAsia" w:ascii="宋体" w:hAnsi="宋体" w:eastAsia="宋体" w:cs="宋体"/>
+                <w:sz w:val="24"/>
+                <w:szCs w:val="24"/>
+                <w:lang w:eastAsia="zh-CN"/>
+              </w:rPr>
+              <w:t>，</w:t>
+            </w:r>
+            <w:r>
+              <w:rPr>
+                <w:rFonts w:hint="eastAsia" w:ascii="宋体" w:hAnsi="宋体" w:eastAsia="宋体" w:cs="宋体"/>
+                <w:sz w:val="24"/>
+                <w:szCs w:val="24"/>
+                <w:lang w:val="en-US" w:eastAsia="zh-CN"/>
+              </w:rPr>
+              <w:t>前后端进行了分离。在完成</w:t>
+            </w:r>
+            <w:r>
+              <w:rPr>
+                <w:rFonts w:ascii="宋体" w:hAnsi="宋体" w:eastAsia="宋体" w:cs="宋体"/>
+                <w:sz w:val="24"/>
+                <w:szCs w:val="24"/>
+              </w:rPr>
+              <w:t>候选人池、面试日历和招聘报告等功能的联调</w:t>
             </w:r>
             <w:r>
               <w:rPr>
@@ -2722,7 +2748,33 @@
                 <w:sz w:val="24"/>
                 <w:szCs w:val="24"/>
               </w:rPr>
-              <w:t>，我掌握了接口设计、实时数据处理和前端状态更新方法。</w:t>
+              <w:t>，我掌握了接口设计</w:t>
+            </w:r>
+            <w:r>
+              <w:rPr>
+                <w:rFonts w:hint="eastAsia" w:ascii="宋体" w:hAnsi="宋体" w:eastAsia="宋体" w:cs="宋体"/>
+                <w:sz w:val="24"/>
+                <w:szCs w:val="24"/>
+                <w:lang w:eastAsia="zh-CN"/>
+              </w:rPr>
+              <w:t>，</w:t>
+            </w:r>
+            <w:r>
+              <w:rPr>
+                <w:rFonts w:hint="eastAsia" w:ascii="宋体" w:hAnsi="宋体" w:eastAsia="宋体" w:cs="宋体"/>
+                <w:sz w:val="24"/>
+                <w:szCs w:val="24"/>
+                <w:lang w:val="en-US" w:eastAsia="zh-CN"/>
+              </w:rPr>
+              <w:t>模块化功能化分离等能力</w:t>
+            </w:r>
+            <w:r>
+              <w:rPr>
+                <w:rFonts w:ascii="宋体" w:hAnsi="宋体" w:eastAsia="宋体" w:cs="宋体"/>
+                <w:sz w:val="24"/>
+                <w:szCs w:val="24"/>
+              </w:rPr>
+              <w:t>。</w:t>
             </w:r>
           </w:p>
           <w:p>
@@ -2852,6 +2904,19 @@
             </w:pPr>
             <w:r>
               <w:rPr>
+                <w:rFonts w:hint="eastAsia" w:cs="宋体"/>
+                <w:b w:val="0"/>
+                <w:bCs w:val="0"/>
+                <w:sz w:val="24"/>
+                <w:szCs w:val="24"/>
+                <w:lang w:val="en-US" w:eastAsia="zh-CN"/>
+              </w:rPr>
+              <w:t>完成</w:t>
+            </w:r>
+            <w:bookmarkStart w:id="0" w:name="_GoBack"/>
+            <w:bookmarkEnd w:id="0"/>
+            <w:r>
+              <w:rPr>
                 <w:rFonts w:hint="eastAsia" w:ascii="宋体" w:hAnsi="宋体" w:eastAsia="宋体" w:cs="宋体"/>
                 <w:b w:val="0"/>
                 <w:bCs w:val="0"/>
@@ -2994,7 +3059,7 @@
                 <w:sz w:val="24"/>
                 <w:szCs w:val="24"/>
               </w:rPr>
-              <w:t>我对完整的软件开发流程有了更深入的认识。项目初期需要先明确功能范围、整体架构、模块边界、接口规范和数据结构，否则后期容易出现重复开发、接口不兼容和返工。在前后端联调中，我认识到页面异常往往涉及前端请求、后端接口、Service、数据库和算法等多个环节</w:t>
+              <w:t>我对完整的软件开发流程有了更深入的认识。</w:t>
             </w:r>
             <w:r>
               <w:rPr>
@@ -3003,6 +3068,48 @@
                 <w:bCs w:val="0"/>
                 <w:sz w:val="24"/>
                 <w:szCs w:val="24"/>
+                <w:lang w:val="en-US" w:eastAsia="zh-CN"/>
+              </w:rPr>
+              <w:t>首要的发现是</w:t>
+            </w:r>
+            <w:r>
+              <w:rPr>
+                <w:rFonts w:hint="eastAsia" w:ascii="宋体" w:hAnsi="宋体" w:eastAsia="宋体" w:cs="宋体"/>
+                <w:b w:val="0"/>
+                <w:bCs w:val="0"/>
+                <w:sz w:val="24"/>
+                <w:szCs w:val="24"/>
+              </w:rPr>
+              <w:t>项目初期需要先明确功能范围、整体架构、模块边界、接口规范</w:t>
+            </w:r>
+            <w:r>
+              <w:rPr>
+                <w:rFonts w:hint="eastAsia" w:cs="宋体"/>
+                <w:b w:val="0"/>
+                <w:bCs w:val="0"/>
+                <w:sz w:val="24"/>
+                <w:szCs w:val="24"/>
+                <w:lang w:val="en-US" w:eastAsia="zh-CN"/>
+              </w:rPr>
+              <w:t>等</w:t>
+            </w:r>
+            <w:r>
+              <w:rPr>
+                <w:rFonts w:hint="eastAsia" w:ascii="宋体" w:hAnsi="宋体" w:eastAsia="宋体" w:cs="宋体"/>
+                <w:b w:val="0"/>
+                <w:bCs w:val="0"/>
+                <w:sz w:val="24"/>
+                <w:szCs w:val="24"/>
+              </w:rPr>
+              <w:t>，否则后期容易出现接口不兼容和返工。在前后端联调中，我认识到页面异常往往涉及后端接口、Service、数据库等多个环节</w:t>
+            </w:r>
+            <w:r>
+              <w:rPr>
+                <w:rFonts w:hint="eastAsia" w:cs="宋体"/>
+                <w:b w:val="0"/>
+                <w:bCs w:val="0"/>
+                <w:sz w:val="24"/>
+                <w:szCs w:val="24"/>
                 <w:lang w:eastAsia="zh-CN"/>
               </w:rPr>
               <w:t>，</w:t>
@@ -3016,17 +3123,43 @@
                 <w:szCs w:val="24"/>
                 <w:lang w:val="en-US" w:eastAsia="zh-CN"/>
               </w:rPr>
-              <w:t>认识到</w:t>
-            </w:r>
-            <w:r>
-              <w:rPr>
-                <w:rFonts w:hint="eastAsia" w:ascii="宋体" w:hAnsi="宋体" w:eastAsia="宋体" w:cs="宋体"/>
-                <w:b w:val="0"/>
-                <w:bCs w:val="0"/>
-                <w:sz w:val="24"/>
-                <w:szCs w:val="24"/>
-              </w:rPr>
-              <w:t>逐层排查问题的</w:t>
+              <w:t>需要</w:t>
+            </w:r>
+            <w:r>
+              <w:rPr>
+                <w:rFonts w:hint="eastAsia" w:ascii="宋体" w:hAnsi="宋体" w:eastAsia="宋体" w:cs="宋体"/>
+                <w:b w:val="0"/>
+                <w:bCs w:val="0"/>
+                <w:sz w:val="24"/>
+                <w:szCs w:val="24"/>
+              </w:rPr>
+              <w:t>逐层排查问题。</w:t>
+            </w:r>
+          </w:p>
+          <w:p>
+            <w:pPr>
+              <w:pStyle w:val="2"/>
+              <w:keepNext w:val="0"/>
+              <w:keepLines w:val="0"/>
+              <w:widowControl/>
+              <w:suppressLineNumbers w:val="0"/>
+              <w:rPr>
+                <w:rFonts w:hint="eastAsia" w:ascii="宋体" w:hAnsi="宋体" w:eastAsia="宋体" w:cs="宋体"/>
+                <w:b w:val="0"/>
+                <w:bCs w:val="0"/>
+                <w:sz w:val="24"/>
+                <w:szCs w:val="24"/>
+              </w:rPr>
+            </w:pPr>
+            <w:r>
+              <w:rPr>
+                <w:rFonts w:hint="eastAsia" w:ascii="宋体" w:hAnsi="宋体" w:eastAsia="宋体" w:cs="宋体"/>
+                <w:b w:val="0"/>
+                <w:bCs w:val="0"/>
+                <w:sz w:val="24"/>
+                <w:szCs w:val="24"/>
+              </w:rPr>
+              <w:t>同时，我认识到软件开发不仅要实现正常功能，还要考虑空数据、数据库连接失败、模型调用异常等边界情况，</w:t>
             </w:r>
             <w:r>
               <w:rPr>
@@ -3037,43 +3170,17 @@
                 <w:szCs w:val="24"/>
                 <w:lang w:val="en-US" w:eastAsia="zh-CN"/>
               </w:rPr>
-              <w:t>重要性</w:t>
-            </w:r>
-            <w:r>
-              <w:rPr>
-                <w:rFonts w:hint="eastAsia" w:ascii="宋体" w:hAnsi="宋体" w:eastAsia="宋体" w:cs="宋体"/>
-                <w:b w:val="0"/>
-                <w:bCs w:val="0"/>
-                <w:sz w:val="24"/>
-                <w:szCs w:val="24"/>
-              </w:rPr>
-              <w:t>。</w:t>
-            </w:r>
-          </w:p>
-          <w:p>
-            <w:pPr>
-              <w:pStyle w:val="2"/>
-              <w:keepNext w:val="0"/>
-              <w:keepLines w:val="0"/>
-              <w:widowControl/>
-              <w:suppressLineNumbers w:val="0"/>
-              <w:rPr>
-                <w:rFonts w:hint="eastAsia" w:ascii="宋体" w:hAnsi="宋体" w:eastAsia="宋体" w:cs="宋体"/>
-                <w:b w:val="0"/>
-                <w:bCs w:val="0"/>
-                <w:sz w:val="24"/>
-                <w:szCs w:val="24"/>
-              </w:rPr>
-            </w:pPr>
-            <w:r>
-              <w:rPr>
-                <w:rFonts w:hint="eastAsia" w:ascii="宋体" w:hAnsi="宋体" w:eastAsia="宋体" w:cs="宋体"/>
-                <w:b w:val="0"/>
-                <w:bCs w:val="0"/>
-                <w:sz w:val="24"/>
-                <w:szCs w:val="24"/>
-              </w:rPr>
-              <w:t>同时，我认识到软件开发不仅要实现正常功能，还要考虑空数据、网络异常、数据库连接失败、模型调用异常和SSE中断等边界情况，加强异常处理和稳定性验证。</w:t>
+              <w:t>需要</w:t>
+            </w:r>
+            <w:r>
+              <w:rPr>
+                <w:rFonts w:hint="eastAsia" w:ascii="宋体" w:hAnsi="宋体" w:eastAsia="宋体" w:cs="宋体"/>
+                <w:b w:val="0"/>
+                <w:bCs w:val="0"/>
+                <w:sz w:val="24"/>
+                <w:szCs w:val="24"/>
+              </w:rPr>
+              <w:t>加强异常处理和稳定性验证。</w:t>
             </w:r>
           </w:p>
           <w:p>
@@ -3402,22 +3509,61 @@
               <w:spacing w:before="0" w:beforeAutospacing="1" w:after="0" w:afterAutospacing="1"/>
               <w:ind w:left="0" w:right="0"/>
               <w:rPr>
-                <w:rFonts w:hint="eastAsia" w:ascii="宋体" w:hAnsi="宋体" w:eastAsia="宋体" w:cs="宋体"/>
-                <w:b w:val="0"/>
-                <w:bCs w:val="0"/>
-                <w:sz w:val="24"/>
-                <w:szCs w:val="24"/>
-              </w:rPr>
-            </w:pPr>
-            <w:r>
-              <w:rPr>
-                <w:rFonts w:hint="eastAsia" w:ascii="宋体" w:hAnsi="宋体" w:eastAsia="宋体" w:cs="宋体"/>
-                <w:b w:val="0"/>
-                <w:bCs w:val="0"/>
-                <w:sz w:val="24"/>
-                <w:szCs w:val="24"/>
-              </w:rPr>
-              <w:t>我独立完成了招聘评分与智能面试排期两个核心算法模块，并将算法接入候选人池、面试日历等实际业务页面。我还参与完成了多Agent招聘流程的设计与串联，对前后端分离、模块化开发、多Agent流程编排、RAG知识检索和实时状态推送等技术有了较深入的理解。</w:t>
+                <w:rFonts w:ascii="宋体" w:hAnsi="宋体" w:eastAsia="宋体" w:cs="宋体"/>
+                <w:sz w:val="24"/>
+                <w:szCs w:val="24"/>
+              </w:rPr>
+            </w:pPr>
+            <w:r>
+              <w:rPr>
+                <w:rFonts w:ascii="宋体" w:hAnsi="宋体" w:eastAsia="宋体" w:cs="宋体"/>
+                <w:sz w:val="24"/>
+                <w:szCs w:val="24"/>
+              </w:rPr>
+              <w:t>技术方面，我独立完成了招聘评分和智能面试排期两个核心算法模块，并接入候选人池、面试日历等业务页面</w:t>
+            </w:r>
+            <w:r>
+              <w:rPr>
+                <w:rFonts w:hint="eastAsia" w:ascii="宋体" w:hAnsi="宋体" w:eastAsia="宋体" w:cs="宋体"/>
+                <w:sz w:val="24"/>
+                <w:szCs w:val="24"/>
+                <w:lang w:eastAsia="zh-CN"/>
+              </w:rPr>
+              <w:t>。</w:t>
+            </w:r>
+            <w:r>
+              <w:rPr>
+                <w:rFonts w:hint="eastAsia" w:ascii="宋体" w:hAnsi="宋体" w:eastAsia="宋体" w:cs="宋体"/>
+                <w:sz w:val="24"/>
+                <w:szCs w:val="24"/>
+                <w:lang w:val="en-US" w:eastAsia="zh-CN"/>
+              </w:rPr>
+              <w:t>我还</w:t>
+            </w:r>
+            <w:r>
+              <w:rPr>
+                <w:rFonts w:ascii="宋体" w:hAnsi="宋体" w:eastAsia="宋体" w:cs="宋体"/>
+                <w:sz w:val="24"/>
+                <w:szCs w:val="24"/>
+              </w:rPr>
+              <w:t>参与</w:t>
+            </w:r>
+            <w:r>
+              <w:rPr>
+                <w:rFonts w:hint="eastAsia" w:ascii="宋体" w:hAnsi="宋体" w:eastAsia="宋体" w:cs="宋体"/>
+                <w:sz w:val="24"/>
+                <w:szCs w:val="24"/>
+                <w:lang w:val="en-US" w:eastAsia="zh-CN"/>
+              </w:rPr>
+              <w:t>了</w:t>
+            </w:r>
+            <w:r>
+              <w:rPr>
+                <w:rFonts w:ascii="宋体" w:hAnsi="宋体" w:eastAsia="宋体" w:cs="宋体"/>
+                <w:sz w:val="24"/>
+                <w:szCs w:val="24"/>
+              </w:rPr>
+              <w:t>多 Agent 招聘流程设计，对前后端分离、模块化开发、Agent 编排、RAG 检索和实时状态推送有了更深入的理解。在问题排查中，我能够从前端请求、后端接口、业务服务、数据库查询到算法调用逐层分析，解决了评分固定、智能评估获取失败、面试日历异常和 Agent 状态不同步等问题，提升了复杂工程问题的分析与定位能力。</w:t>
             </w:r>
           </w:p>
           <w:p>
@@ -3430,33 +3576,56 @@
               <w:spacing w:before="0" w:beforeAutospacing="1" w:after="0" w:afterAutospacing="1"/>
               <w:ind w:left="0" w:right="0"/>
               <w:rPr>
-                <w:rFonts w:hint="eastAsia" w:ascii="宋体" w:hAnsi="宋体" w:eastAsia="宋体" w:cs="宋体"/>
-                <w:b w:val="0"/>
-                <w:bCs w:val="0"/>
-                <w:sz w:val="24"/>
-                <w:szCs w:val="24"/>
-              </w:rPr>
-            </w:pPr>
-            <w:r>
-              <w:rPr>
-                <w:rFonts w:hint="eastAsia" w:ascii="宋体" w:hAnsi="宋体" w:eastAsia="宋体" w:cs="宋体"/>
-                <w:b w:val="0"/>
-                <w:bCs w:val="0"/>
-                <w:sz w:val="24"/>
-                <w:szCs w:val="24"/>
-                <w:lang w:val="en-US" w:eastAsia="zh-CN"/>
-              </w:rPr>
-              <w:t>在实践中，</w:t>
-            </w:r>
-            <w:r>
-              <w:rPr>
-                <w:rFonts w:hint="eastAsia" w:ascii="宋体" w:hAnsi="宋体" w:eastAsia="宋体" w:cs="宋体"/>
-                <w:b w:val="0"/>
-                <w:bCs w:val="0"/>
-                <w:sz w:val="24"/>
-                <w:szCs w:val="24"/>
-              </w:rPr>
-              <w:t>我能够从完整调用链出发分析问题。例如，面对候选人评分固定、智能评估无法获取、面试日历加载异常和Agent节点状态不同步等问题，我没有只修改页面显示，而是按照前端请求、后端接口、业务服务、数据库查询和算法调用的顺序逐层排查，最终解决了数据来源不统一、接口结构不一致和环境配置错误等问题。这一过程提高了我分析复杂工程问题和定位问题根源的能力。</w:t>
+                <w:rFonts w:hint="default" w:ascii="宋体" w:hAnsi="宋体" w:eastAsia="宋体" w:cs="宋体"/>
+                <w:b w:val="0"/>
+                <w:bCs w:val="0"/>
+                <w:sz w:val="24"/>
+                <w:szCs w:val="24"/>
+                <w:lang w:val="en-US" w:eastAsia="zh-CN"/>
+              </w:rPr>
+            </w:pPr>
+            <w:r>
+              <w:rPr>
+                <w:rFonts w:hint="eastAsia" w:ascii="宋体" w:hAnsi="宋体" w:eastAsia="宋体" w:cs="宋体"/>
+                <w:b w:val="0"/>
+                <w:bCs w:val="0"/>
+                <w:sz w:val="24"/>
+                <w:szCs w:val="24"/>
+                <w:lang w:val="en-US" w:eastAsia="zh-CN"/>
+              </w:rPr>
+              <w:t>此外</w:t>
+            </w:r>
+            <w:r>
+              <w:rPr>
+                <w:rFonts w:hint="eastAsia" w:ascii="宋体" w:hAnsi="宋体" w:eastAsia="宋体" w:cs="宋体"/>
+                <w:b w:val="0"/>
+                <w:bCs w:val="0"/>
+                <w:sz w:val="24"/>
+                <w:szCs w:val="24"/>
+              </w:rPr>
+              <w:t>，我作为组长完成了项目范围确定、成员任务分配、Sprint计划制定、进度检查、模块协调和版本管理等工作</w:t>
+            </w:r>
+            <w:r>
+              <w:rPr>
+                <w:rFonts w:hint="eastAsia" w:ascii="宋体" w:hAnsi="宋体" w:eastAsia="宋体" w:cs="宋体"/>
+                <w:b w:val="0"/>
+                <w:bCs w:val="0"/>
+                <w:sz w:val="24"/>
+                <w:szCs w:val="24"/>
+                <w:lang w:eastAsia="zh-CN"/>
+              </w:rPr>
+              <w:t>，</w:t>
+            </w:r>
+            <w:r>
+              <w:rPr>
+                <w:rFonts w:hint="eastAsia" w:ascii="宋体" w:hAnsi="宋体" w:eastAsia="宋体" w:cs="宋体"/>
+                <w:b w:val="0"/>
+                <w:bCs w:val="0"/>
+                <w:sz w:val="24"/>
+                <w:szCs w:val="24"/>
+                <w:lang w:val="en-US" w:eastAsia="zh-CN"/>
+              </w:rPr>
+              <w:t>保证了项目进度正常推进。</w:t>
             </w:r>
           </w:p>
           <w:p>
@@ -3483,343 +3652,223 @@
                 <w:bCs w:val="0"/>
                 <w:sz w:val="24"/>
                 <w:szCs w:val="24"/>
+              </w:rPr>
+              <w:t>总体而言，我</w:t>
+            </w:r>
+            <w:r>
+              <w:rPr>
+                <w:rFonts w:hint="eastAsia" w:ascii="宋体" w:hAnsi="宋体" w:eastAsia="宋体" w:cs="宋体"/>
+                <w:b w:val="0"/>
+                <w:bCs w:val="0"/>
+                <w:sz w:val="24"/>
+                <w:szCs w:val="24"/>
+                <w:lang w:val="en-US" w:eastAsia="zh-CN"/>
+              </w:rPr>
+              <w:t>觉得自己</w:t>
+            </w:r>
+            <w:r>
+              <w:rPr>
+                <w:rFonts w:hint="eastAsia" w:ascii="宋体" w:hAnsi="宋体" w:eastAsia="宋体" w:cs="宋体"/>
+                <w:b w:val="0"/>
+                <w:bCs w:val="0"/>
+                <w:sz w:val="24"/>
+                <w:szCs w:val="24"/>
+              </w:rPr>
+              <w:t>较好地完成了个人核心任务和团队管理任务，在技术开发、问题解决和团队协调等方面均取得了进步。</w:t>
+            </w:r>
+          </w:p>
+          <w:p>
+            <w:pPr>
+              <w:pStyle w:val="2"/>
+              <w:keepNext w:val="0"/>
+              <w:keepLines w:val="0"/>
+              <w:widowControl/>
+              <w:suppressLineNumbers w:val="0"/>
+              <w:rPr>
+                <w:rFonts w:hint="eastAsia" w:ascii="宋体" w:hAnsi="宋体" w:eastAsia="宋体" w:cs="宋体"/>
+                <w:b w:val="0"/>
+                <w:bCs w:val="0"/>
+                <w:sz w:val="24"/>
+                <w:szCs w:val="24"/>
+              </w:rPr>
+            </w:pPr>
+            <w:r>
+              <w:rPr>
+                <w:rFonts w:hint="eastAsia" w:ascii="宋体" w:hAnsi="宋体" w:eastAsia="宋体" w:cs="宋体"/>
+                <w:b w:val="0"/>
+                <w:bCs w:val="0"/>
+                <w:sz w:val="24"/>
+                <w:szCs w:val="24"/>
+              </w:rPr>
+              <w:t>2. 未来学习规划</w:t>
+            </w:r>
+          </w:p>
+          <w:p>
+            <w:pPr>
+              <w:pStyle w:val="13"/>
+              <w:ind w:left="0" w:leftChars="0" w:firstLine="0" w:firstLineChars="0"/>
+              <w:rPr>
+                <w:rFonts w:hint="eastAsia" w:ascii="宋体" w:hAnsi="宋体" w:eastAsia="宋体"/>
+              </w:rPr>
+            </w:pPr>
+            <w:r>
+              <w:rPr>
+                <w:rFonts w:hint="eastAsia" w:ascii="宋体" w:hAnsi="宋体" w:eastAsia="宋体"/>
+                <w:lang w:val="en-US" w:eastAsia="zh-CN"/>
+              </w:rPr>
+              <w:t>未来</w:t>
+            </w:r>
+            <w:r>
+              <w:rPr>
+                <w:rFonts w:hint="eastAsia" w:ascii="宋体" w:hAnsi="宋体" w:eastAsia="宋体"/>
+              </w:rPr>
+              <w:t>我计划从系统架构、人工智能应用、工程质量和团队协作等方面继续提升。</w:t>
+            </w:r>
+          </w:p>
+          <w:p>
+            <w:pPr>
+              <w:pStyle w:val="13"/>
+              <w:ind w:left="0" w:leftChars="0" w:firstLine="0" w:firstLineChars="0"/>
+              <w:rPr>
+                <w:rFonts w:hint="eastAsia" w:ascii="宋体" w:hAnsi="宋体" w:eastAsia="宋体"/>
+              </w:rPr>
+            </w:pPr>
+          </w:p>
+          <w:p>
+            <w:pPr>
+              <w:pStyle w:val="13"/>
+              <w:ind w:left="0" w:leftChars="0" w:firstLine="0" w:firstLineChars="0"/>
+              <w:rPr>
+                <w:rFonts w:hint="eastAsia" w:ascii="宋体" w:hAnsi="宋体" w:eastAsia="宋体"/>
+              </w:rPr>
+            </w:pPr>
+            <w:r>
+              <w:rPr>
+                <w:rFonts w:hint="eastAsia" w:ascii="宋体" w:hAnsi="宋体" w:eastAsia="宋体"/>
+                <w:lang w:val="en-US" w:eastAsia="zh-CN"/>
+              </w:rPr>
+              <w:t>之后，</w:t>
+            </w:r>
+            <w:r>
+              <w:rPr>
+                <w:rFonts w:hint="eastAsia" w:ascii="宋体" w:hAnsi="宋体" w:eastAsia="宋体"/>
+              </w:rPr>
+              <w:t>我将</w:t>
+            </w:r>
+            <w:r>
+              <w:rPr>
+                <w:rFonts w:hint="eastAsia" w:ascii="宋体" w:hAnsi="宋体" w:eastAsia="宋体"/>
+                <w:lang w:val="en-US" w:eastAsia="zh-CN"/>
+              </w:rPr>
+              <w:t>继续</w:t>
+            </w:r>
+            <w:r>
+              <w:rPr>
+                <w:rFonts w:hint="eastAsia" w:ascii="宋体" w:hAnsi="宋体" w:eastAsia="宋体"/>
+              </w:rPr>
+              <w:t>学习后端架构与数据库优化，研究多 Agent、RAG 和大模型应用开发，重点学习流程编排、工具调用、上下文管理、结构化输出、知识检索评估和异常处理，并进一步明确确定性算法与大模型的职责边界，增强系统的稳定性和可验证性。</w:t>
+            </w:r>
+            <w:r>
+              <w:rPr>
+                <w:rFonts w:hint="eastAsia" w:ascii="宋体" w:hAnsi="宋体" w:eastAsia="宋体"/>
                 <w:lang w:val="en-US" w:eastAsia="zh-CN"/>
               </w:rPr>
               <w:t>此外</w:t>
             </w:r>
             <w:r>
               <w:rPr>
-                <w:rFonts w:hint="eastAsia" w:ascii="宋体" w:hAnsi="宋体" w:eastAsia="宋体" w:cs="宋体"/>
-                <w:b w:val="0"/>
-                <w:bCs w:val="0"/>
-                <w:sz w:val="24"/>
-                <w:szCs w:val="24"/>
-              </w:rPr>
-              <w:t>，我作为组长完成了项目范围确定、成员任务分配、Sprint计划制定、进度检查、模块协调和版本管理等工作。我根据项目进展及时调整任务安排，并推动不同成员负责的模块完成集成，保证项目能够形成统一、完整的系统。</w:t>
-            </w:r>
-          </w:p>
-          <w:p>
-            <w:pPr>
-              <w:pStyle w:val="6"/>
-              <w:keepNext w:val="0"/>
-              <w:keepLines w:val="0"/>
-              <w:widowControl/>
-              <w:suppressLineNumbers w:val="0"/>
-              <w:spacing w:before="0" w:beforeAutospacing="1" w:after="0" w:afterAutospacing="1"/>
-              <w:ind w:left="0" w:right="0"/>
-              <w:rPr>
-                <w:rFonts w:hint="eastAsia" w:ascii="宋体" w:hAnsi="宋体" w:eastAsia="宋体" w:cs="宋体"/>
-                <w:b w:val="0"/>
-                <w:bCs w:val="0"/>
-                <w:sz w:val="24"/>
-                <w:szCs w:val="24"/>
-              </w:rPr>
-            </w:pPr>
-            <w:r>
-              <w:rPr>
-                <w:rFonts w:hint="eastAsia" w:ascii="宋体" w:hAnsi="宋体" w:eastAsia="宋体" w:cs="宋体"/>
-                <w:b w:val="0"/>
-                <w:bCs w:val="0"/>
-                <w:sz w:val="24"/>
-                <w:szCs w:val="24"/>
-              </w:rPr>
-              <w:t>总体而言，我较好地完成了个人核心任务和团队管理任务，在技术开发、问题解决和团队协调等方面均取得了进步。</w:t>
-            </w:r>
-          </w:p>
-          <w:p>
-            <w:pPr>
-              <w:pStyle w:val="2"/>
-              <w:keepNext w:val="0"/>
-              <w:keepLines w:val="0"/>
-              <w:widowControl/>
-              <w:suppressLineNumbers w:val="0"/>
-              <w:rPr>
-                <w:rFonts w:hint="eastAsia" w:ascii="宋体" w:hAnsi="宋体" w:eastAsia="宋体" w:cs="宋体"/>
-                <w:b w:val="0"/>
-                <w:bCs w:val="0"/>
-                <w:sz w:val="24"/>
-                <w:szCs w:val="24"/>
-              </w:rPr>
-            </w:pPr>
-            <w:r>
-              <w:rPr>
-                <w:rFonts w:hint="eastAsia" w:ascii="宋体" w:hAnsi="宋体" w:eastAsia="宋体" w:cs="宋体"/>
-                <w:b w:val="0"/>
-                <w:bCs w:val="0"/>
-                <w:sz w:val="24"/>
-                <w:szCs w:val="24"/>
-              </w:rPr>
-              <w:t>2. 未来学习规划</w:t>
-            </w:r>
-          </w:p>
-          <w:p>
-            <w:pPr>
-              <w:pStyle w:val="6"/>
-              <w:keepNext w:val="0"/>
-              <w:keepLines w:val="0"/>
-              <w:widowControl/>
-              <w:suppressLineNumbers w:val="0"/>
-              <w:spacing w:before="0" w:beforeAutospacing="1" w:after="0" w:afterAutospacing="1"/>
-              <w:ind w:left="0" w:right="0"/>
-              <w:rPr>
-                <w:rFonts w:hint="eastAsia" w:ascii="宋体" w:hAnsi="宋体" w:eastAsia="宋体" w:cs="宋体"/>
-                <w:b w:val="0"/>
-                <w:bCs w:val="0"/>
-                <w:sz w:val="24"/>
-                <w:szCs w:val="24"/>
-              </w:rPr>
-            </w:pPr>
-            <w:r>
-              <w:rPr>
-                <w:rFonts w:hint="eastAsia" w:ascii="宋体" w:hAnsi="宋体" w:eastAsia="宋体" w:cs="宋体"/>
-                <w:b w:val="0"/>
-                <w:bCs w:val="0"/>
-                <w:sz w:val="24"/>
-                <w:szCs w:val="24"/>
-              </w:rPr>
-              <w:t>结合本次实训中积累的经验和发现的不足，我计划从系统架构、人工智能应用、工程质量和团队协作四个方面继续学习和提升。</w:t>
-            </w:r>
-          </w:p>
-          <w:p>
-            <w:pPr>
-              <w:pStyle w:val="6"/>
-              <w:keepNext w:val="0"/>
-              <w:keepLines w:val="0"/>
-              <w:widowControl/>
-              <w:suppressLineNumbers w:val="0"/>
-              <w:spacing w:before="0" w:beforeAutospacing="1" w:after="0" w:afterAutospacing="1"/>
-              <w:ind w:left="0" w:right="0"/>
-              <w:rPr>
-                <w:rFonts w:hint="eastAsia" w:ascii="宋体" w:hAnsi="宋体" w:eastAsia="宋体" w:cs="宋体"/>
-                <w:b w:val="0"/>
-                <w:bCs w:val="0"/>
-                <w:sz w:val="24"/>
-                <w:szCs w:val="24"/>
-              </w:rPr>
-            </w:pPr>
-            <w:r>
-              <w:rPr>
-                <w:rFonts w:hint="eastAsia" w:ascii="宋体" w:hAnsi="宋体" w:eastAsia="宋体" w:cs="宋体"/>
-                <w:b w:val="0"/>
-                <w:bCs w:val="0"/>
-                <w:sz w:val="24"/>
-                <w:szCs w:val="24"/>
-              </w:rPr>
-              <w:t>首先，我将进一步学习后端系统架构和数据库优化知识。在本次项目中，我已经掌握了FastAPI分层开发、PostgreSQL数据访问和接口联调的基本方法，后续计划深入学习缓存机制、SQL查询优化和高并发场景下的系统设计，提高后端服务的性能和稳定性。</w:t>
-            </w:r>
-          </w:p>
-          <w:p>
-            <w:pPr>
-              <w:pStyle w:val="6"/>
-              <w:keepNext w:val="0"/>
-              <w:keepLines w:val="0"/>
-              <w:widowControl/>
-              <w:suppressLineNumbers w:val="0"/>
-              <w:spacing w:before="0" w:beforeAutospacing="1" w:after="0" w:afterAutospacing="1"/>
-              <w:ind w:left="0" w:right="0"/>
-              <w:rPr>
-                <w:rFonts w:hint="eastAsia" w:ascii="宋体" w:hAnsi="宋体" w:eastAsia="宋体" w:cs="宋体"/>
-                <w:b w:val="0"/>
-                <w:bCs w:val="0"/>
-                <w:sz w:val="24"/>
-                <w:szCs w:val="24"/>
-              </w:rPr>
-            </w:pPr>
-            <w:r>
-              <w:rPr>
-                <w:rFonts w:hint="eastAsia" w:ascii="宋体" w:hAnsi="宋体" w:eastAsia="宋体" w:cs="宋体"/>
-                <w:b w:val="0"/>
-                <w:bCs w:val="0"/>
-                <w:sz w:val="24"/>
-                <w:szCs w:val="24"/>
-              </w:rPr>
-              <w:t>其次，我将继续学习多Agent、RAG和大模型应用开发技术。重点研究Agent流程编排、工具调用、上下文管理、结构化输出、知识检索质量评估和模型异常处理等内容。同时，我会继续探索如何划分确定性算法与大模型的职责</w:t>
-            </w:r>
-            <w:r>
-              <w:rPr>
-                <w:rFonts w:hint="eastAsia" w:ascii="宋体" w:hAnsi="宋体" w:eastAsia="宋体" w:cs="宋体"/>
-                <w:b w:val="0"/>
-                <w:bCs w:val="0"/>
-                <w:sz w:val="24"/>
-                <w:szCs w:val="24"/>
-                <w:lang w:eastAsia="zh-CN"/>
-              </w:rPr>
-              <w:t>，</w:t>
-            </w:r>
-            <w:r>
-              <w:rPr>
-                <w:rFonts w:hint="eastAsia" w:ascii="宋体" w:hAnsi="宋体" w:eastAsia="宋体" w:cs="宋体"/>
-                <w:b w:val="0"/>
-                <w:bCs w:val="0"/>
-                <w:sz w:val="24"/>
-                <w:szCs w:val="24"/>
-                <w:lang w:val="en-US" w:eastAsia="zh-CN"/>
-              </w:rPr>
-              <w:t>让系统更加</w:t>
-            </w:r>
-            <w:r>
-              <w:rPr>
-                <w:rFonts w:hint="eastAsia" w:ascii="宋体" w:hAnsi="宋体" w:eastAsia="宋体" w:cs="宋体"/>
-                <w:b w:val="0"/>
-                <w:bCs w:val="0"/>
-                <w:sz w:val="24"/>
-                <w:szCs w:val="24"/>
-              </w:rPr>
-              <w:t>稳定、可验证。</w:t>
-            </w:r>
-          </w:p>
-          <w:p>
-            <w:pPr>
-              <w:pStyle w:val="6"/>
-              <w:keepNext w:val="0"/>
-              <w:keepLines w:val="0"/>
-              <w:widowControl/>
-              <w:suppressLineNumbers w:val="0"/>
-              <w:spacing w:before="0" w:beforeAutospacing="1" w:after="0" w:afterAutospacing="1"/>
-              <w:ind w:left="0" w:right="0"/>
-              <w:rPr>
-                <w:rFonts w:hint="eastAsia" w:ascii="宋体" w:hAnsi="宋体" w:eastAsia="宋体" w:cs="宋体"/>
-                <w:b w:val="0"/>
-                <w:bCs w:val="0"/>
-                <w:sz w:val="24"/>
-                <w:szCs w:val="24"/>
-              </w:rPr>
-            </w:pPr>
-            <w:r>
-              <w:rPr>
-                <w:rFonts w:hint="eastAsia" w:ascii="宋体" w:hAnsi="宋体" w:eastAsia="宋体" w:cs="宋体"/>
-                <w:b w:val="0"/>
-                <w:bCs w:val="0"/>
-                <w:sz w:val="24"/>
-                <w:szCs w:val="24"/>
-              </w:rPr>
-              <w:t>再次，我将加强软件测试和工程质量方面的学习。本次实训主要通过功能联调和手动验收检查系统，后续计划系统学习单元测试、接口测试、集成测试和异常场景测试方法，提高项目的可测试性、可维护性和交付质量。</w:t>
-            </w:r>
-          </w:p>
-          <w:p>
-            <w:pPr>
-              <w:pStyle w:val="6"/>
-              <w:keepNext w:val="0"/>
-              <w:keepLines w:val="0"/>
-              <w:widowControl/>
-              <w:suppressLineNumbers w:val="0"/>
-              <w:spacing w:before="0" w:beforeAutospacing="1" w:after="0" w:afterAutospacing="1"/>
-              <w:ind w:left="0" w:right="0"/>
-              <w:rPr>
-                <w:rFonts w:hint="eastAsia" w:ascii="宋体" w:hAnsi="宋体" w:eastAsia="宋体" w:cs="宋体"/>
-                <w:b w:val="0"/>
-                <w:bCs w:val="0"/>
-                <w:sz w:val="24"/>
-                <w:szCs w:val="24"/>
-              </w:rPr>
-            </w:pPr>
-            <w:r>
-              <w:rPr>
-                <w:rFonts w:hint="eastAsia" w:ascii="宋体" w:hAnsi="宋体" w:eastAsia="宋体" w:cs="宋体"/>
-                <w:b w:val="0"/>
-                <w:bCs w:val="0"/>
-                <w:sz w:val="24"/>
-                <w:szCs w:val="24"/>
-              </w:rPr>
-              <w:t>此外，我还计划提高前端工程化和交互设计能力。通过本次多Agent工作流看板开发，我认识到系统不仅要实现功能，还需要清晰地展示执行状态、处理过程和决策依据。后续我将进一步学习前端组件化、状态管理、实时数据展示和交互设计，使功能能够以更加直观、协调的方式呈现给用户。</w:t>
-            </w:r>
-          </w:p>
-          <w:p>
-            <w:pPr>
-              <w:pStyle w:val="6"/>
-              <w:keepNext w:val="0"/>
-              <w:keepLines w:val="0"/>
-              <w:widowControl/>
-              <w:suppressLineNumbers w:val="0"/>
-              <w:spacing w:before="0" w:beforeAutospacing="1" w:after="0" w:afterAutospacing="1"/>
-              <w:ind w:left="0" w:right="0"/>
-              <w:rPr>
-                <w:rFonts w:hint="eastAsia" w:ascii="宋体" w:hAnsi="宋体" w:eastAsia="宋体" w:cs="宋体"/>
-                <w:b w:val="0"/>
-                <w:bCs w:val="0"/>
-                <w:sz w:val="24"/>
-                <w:szCs w:val="24"/>
-              </w:rPr>
-            </w:pPr>
-            <w:r>
-              <w:rPr>
-                <w:rFonts w:hint="eastAsia" w:ascii="宋体" w:hAnsi="宋体" w:eastAsia="宋体" w:cs="宋体"/>
-                <w:b w:val="0"/>
-                <w:bCs w:val="0"/>
-                <w:sz w:val="24"/>
-                <w:szCs w:val="24"/>
-              </w:rPr>
-              <w:t>在团队协作方面，我将继续提升任务拆分、进度管理和沟通协调能力。未来参与团队项目时，我会在开发前进一步明确需求范围、模块边界、接口契约和验收标准，并鼓励成员独立分析和解决自己负责模块的问题。同时，通过更加及时的进度同步和问题反馈，减少集中联调阶段的冲突和返工。</w:t>
-            </w:r>
-          </w:p>
-          <w:p>
-            <w:pPr>
-              <w:pStyle w:val="6"/>
-              <w:keepNext w:val="0"/>
-              <w:keepLines w:val="0"/>
-              <w:widowControl/>
-              <w:suppressLineNumbers w:val="0"/>
-              <w:rPr>
-                <w:rFonts w:hint="eastAsia" w:ascii="宋体" w:hAnsi="宋体" w:eastAsia="宋体" w:cs="宋体"/>
-                <w:b w:val="0"/>
-                <w:bCs w:val="0"/>
-                <w:sz w:val="24"/>
-                <w:szCs w:val="24"/>
-              </w:rPr>
-            </w:pPr>
-            <w:r>
-              <w:rPr>
-                <w:rFonts w:hint="eastAsia" w:ascii="宋体" w:hAnsi="宋体" w:eastAsia="宋体" w:cs="宋体"/>
-                <w:b w:val="0"/>
-                <w:bCs w:val="0"/>
-                <w:sz w:val="24"/>
-                <w:szCs w:val="24"/>
-              </w:rPr>
-              <w:t>通过以上学习规划，我希望在现有开发能力的基础上，逐步提高自己在</w:t>
-            </w:r>
-            <w:r>
-              <w:rPr>
-                <w:rFonts w:hint="eastAsia" w:ascii="宋体" w:hAnsi="宋体" w:eastAsia="宋体" w:cs="宋体"/>
-                <w:b w:val="0"/>
-                <w:bCs w:val="0"/>
-                <w:sz w:val="24"/>
-                <w:szCs w:val="24"/>
-                <w:lang w:val="en-US" w:eastAsia="zh-CN"/>
-              </w:rPr>
-              <w:t>ai辅助编码</w:t>
-            </w:r>
-            <w:r>
-              <w:rPr>
-                <w:rFonts w:hint="eastAsia" w:ascii="宋体" w:hAnsi="宋体" w:eastAsia="宋体" w:cs="宋体"/>
-                <w:b w:val="0"/>
-                <w:bCs w:val="0"/>
-                <w:sz w:val="24"/>
-                <w:szCs w:val="24"/>
-              </w:rPr>
-              <w:t>、软件质量</w:t>
-            </w:r>
-            <w:r>
-              <w:rPr>
-                <w:rFonts w:hint="eastAsia" w:ascii="宋体" w:hAnsi="宋体" w:eastAsia="宋体" w:cs="宋体"/>
-                <w:b w:val="0"/>
-                <w:bCs w:val="0"/>
-                <w:sz w:val="24"/>
-                <w:szCs w:val="24"/>
-                <w:lang w:val="en-US" w:eastAsia="zh-CN"/>
-              </w:rPr>
-              <w:t>提高</w:t>
-            </w:r>
-            <w:bookmarkStart w:id="0" w:name="_GoBack"/>
-            <w:bookmarkEnd w:id="0"/>
-            <w:r>
-              <w:rPr>
-                <w:rFonts w:hint="eastAsia" w:ascii="宋体" w:hAnsi="宋体" w:eastAsia="宋体" w:cs="宋体"/>
-                <w:b w:val="0"/>
-                <w:bCs w:val="0"/>
-                <w:sz w:val="24"/>
-                <w:szCs w:val="24"/>
-              </w:rPr>
-              <w:t>和项目管理方面的综合能力，为后续课程项目和实际软件开发工作打下更加扎实的基础。</w:t>
+                <w:rFonts w:hint="eastAsia" w:ascii="宋体" w:hAnsi="宋体" w:eastAsia="宋体"/>
+              </w:rPr>
+              <w:t>，我</w:t>
+            </w:r>
+            <w:r>
+              <w:rPr>
+                <w:rFonts w:hint="eastAsia" w:ascii="宋体" w:hAnsi="宋体" w:eastAsia="宋体"/>
+                <w:lang w:val="en-US" w:eastAsia="zh-CN"/>
+              </w:rPr>
+              <w:t>还会</w:t>
+            </w:r>
+            <w:r>
+              <w:rPr>
+                <w:rFonts w:hint="eastAsia" w:ascii="宋体" w:hAnsi="宋体" w:eastAsia="宋体"/>
+              </w:rPr>
+              <w:t>系统学习单元测试、接口测试、集成测试和异常场景测试，加强前端组件化、状态管理、实时数据展示和交互设计能力，使系统功能与执行过程更加直观清晰。</w:t>
+            </w:r>
+            <w:r>
+              <w:rPr>
+                <w:rFonts w:hint="eastAsia" w:ascii="宋体" w:hAnsi="宋体" w:eastAsia="宋体"/>
+                <w:lang w:val="en-US" w:eastAsia="zh-CN"/>
+              </w:rPr>
+              <w:t>还有，在之后的团队协作中</w:t>
+            </w:r>
+            <w:r>
+              <w:rPr>
+                <w:rFonts w:hint="eastAsia" w:ascii="宋体" w:hAnsi="宋体" w:eastAsia="宋体"/>
+              </w:rPr>
+              <w:t>，我将</w:t>
+            </w:r>
+            <w:r>
+              <w:rPr>
+                <w:rFonts w:hint="eastAsia" w:ascii="宋体" w:hAnsi="宋体" w:eastAsia="宋体"/>
+                <w:lang w:val="en-US" w:eastAsia="zh-CN"/>
+              </w:rPr>
+              <w:t>注意</w:t>
+            </w:r>
+            <w:r>
+              <w:rPr>
+                <w:rFonts w:hint="eastAsia" w:ascii="宋体" w:hAnsi="宋体" w:eastAsia="宋体"/>
+              </w:rPr>
+              <w:t>提升任务拆分、进度管理和沟通协调能力，</w:t>
+            </w:r>
+            <w:r>
+              <w:rPr>
+                <w:rFonts w:hint="eastAsia" w:ascii="宋体" w:hAnsi="宋体" w:eastAsia="宋体"/>
+                <w:lang w:val="en-US" w:eastAsia="zh-CN"/>
+              </w:rPr>
+              <w:t>以求</w:t>
+            </w:r>
+            <w:r>
+              <w:rPr>
+                <w:rFonts w:hint="eastAsia" w:ascii="宋体" w:hAnsi="宋体" w:eastAsia="宋体"/>
+              </w:rPr>
+              <w:t>减少集中联调阶段的冲突与返工。</w:t>
+            </w:r>
+          </w:p>
+          <w:p>
+            <w:pPr>
+              <w:pStyle w:val="13"/>
+              <w:ind w:left="0" w:leftChars="0" w:firstLine="0" w:firstLineChars="0"/>
+              <w:rPr>
+                <w:rFonts w:hint="eastAsia" w:ascii="宋体" w:hAnsi="宋体" w:eastAsia="宋体"/>
+              </w:rPr>
+            </w:pPr>
+          </w:p>
+          <w:p>
+            <w:pPr>
+              <w:pStyle w:val="13"/>
+              <w:ind w:left="0" w:leftChars="0" w:firstLine="0" w:firstLineChars="0"/>
+              <w:rPr>
+                <w:rFonts w:hint="eastAsia" w:ascii="宋体" w:hAnsi="宋体" w:eastAsia="宋体"/>
+              </w:rPr>
+            </w:pPr>
+            <w:r>
+              <w:rPr>
+                <w:rFonts w:hint="eastAsia" w:ascii="宋体" w:hAnsi="宋体" w:eastAsia="宋体"/>
+              </w:rPr>
+              <w:t>我希望</w:t>
+            </w:r>
+            <w:r>
+              <w:rPr>
+                <w:rFonts w:hint="eastAsia" w:ascii="宋体" w:hAnsi="宋体" w:eastAsia="宋体"/>
+                <w:lang w:val="en-US" w:eastAsia="zh-CN"/>
+              </w:rPr>
+              <w:t>在之后的学习中</w:t>
+            </w:r>
+            <w:r>
+              <w:rPr>
+                <w:rFonts w:hint="eastAsia" w:ascii="宋体" w:hAnsi="宋体" w:eastAsia="宋体"/>
+              </w:rPr>
+              <w:t>进一步提高 AI 辅助编码、软件工程质量和项目管理方面的综合能力，为后续课程项目和实际开发打下更扎实的基础。</w:t>
             </w:r>
           </w:p>
           <w:p>
